--- a/ADG/01장/1장_실습문제.docx
+++ b/ADG/01장/1장_실습문제.docx
@@ -60,25 +60,25 @@
           <w:rFonts w:ascii="맑은 고딕" w:hAnsi="맑은 고딕" w:eastAsia="맑은 고딕"/>
           <w:sz w:val="21"/>
         </w:rPr>
-        <w:t>② Master database</w:t>
-      </w:r>
-    </w:p>
-    <w:p>
-      <w:r>
-        <w:rPr>
-          <w:rFonts w:ascii="맑은 고딕" w:hAnsi="맑은 고딕" w:eastAsia="맑은 고딕"/>
-          <w:sz w:val="21"/>
-        </w:rPr>
-        <w:t>③ Source database</w:t>
-      </w:r>
-    </w:p>
-    <w:p>
-      <w:r>
-        <w:rPr>
-          <w:rFonts w:ascii="맑은 고딕" w:hAnsi="맑은 고딕" w:eastAsia="맑은 고딕"/>
-          <w:sz w:val="21"/>
-        </w:rPr>
-        <w:t>④ Origin database</w:t>
+        <w:t>② Source database</w:t>
+      </w:r>
+    </w:p>
+    <w:p>
+      <w:r>
+        <w:rPr>
+          <w:rFonts w:ascii="맑은 고딕" w:hAnsi="맑은 고딕" w:eastAsia="맑은 고딕"/>
+          <w:sz w:val="21"/>
+        </w:rPr>
+        <w:t>③ Origin database</w:t>
+      </w:r>
+    </w:p>
+    <w:p>
+      <w:r>
+        <w:rPr>
+          <w:rFonts w:ascii="맑은 고딕" w:hAnsi="맑은 고딕" w:eastAsia="맑은 고딕"/>
+          <w:sz w:val="21"/>
+        </w:rPr>
+        <w:t>④ Master database</w:t>
       </w:r>
     </w:p>
     <w:p>
@@ -105,7 +105,7 @@
           <w:rFonts w:ascii="맑은 고딕" w:hAnsi="맑은 고딕" w:eastAsia="맑은 고딕"/>
           <w:sz w:val="21"/>
         </w:rPr>
-        <w:t>① 30개</w:t>
+        <w:t>① 제한 없음</w:t>
       </w:r>
     </w:p>
     <w:p>
@@ -123,16 +123,16 @@
           <w:rFonts w:ascii="맑은 고딕" w:hAnsi="맑은 고딕" w:eastAsia="맑은 고딕"/>
           <w:sz w:val="21"/>
         </w:rPr>
-        <w:t>③ 16개</w:t>
-      </w:r>
-    </w:p>
-    <w:p>
-      <w:r>
-        <w:rPr>
-          <w:rFonts w:ascii="맑은 고딕" w:hAnsi="맑은 고딕" w:eastAsia="맑은 고딕"/>
-          <w:sz w:val="21"/>
-        </w:rPr>
-        <w:t>④ 제한 없음</w:t>
+        <w:t>③ 30개</w:t>
+      </w:r>
+    </w:p>
+    <w:p>
+      <w:r>
+        <w:rPr>
+          <w:rFonts w:ascii="맑은 고딕" w:hAnsi="맑은 고딕" w:eastAsia="맑은 고딕"/>
+          <w:sz w:val="21"/>
+        </w:rPr>
+        <w:t>④ 16개</w:t>
       </w:r>
     </w:p>
     <w:p>
@@ -159,25 +159,25 @@
           <w:rFonts w:ascii="맑은 고딕" w:hAnsi="맑은 고딕" w:eastAsia="맑은 고딕"/>
           <w:sz w:val="21"/>
         </w:rPr>
-        <w:t>① Cascaded standby</w:t>
-      </w:r>
-    </w:p>
-    <w:p>
-      <w:r>
-        <w:rPr>
-          <w:rFonts w:ascii="맑은 고딕" w:hAnsi="맑은 고딕" w:eastAsia="맑은 고딕"/>
-          <w:sz w:val="21"/>
-        </w:rPr>
-        <w:t>② Physical standby</w:t>
-      </w:r>
-    </w:p>
-    <w:p>
-      <w:r>
-        <w:rPr>
-          <w:rFonts w:ascii="맑은 고딕" w:hAnsi="맑은 고딕" w:eastAsia="맑은 고딕"/>
-          <w:sz w:val="21"/>
-        </w:rPr>
-        <w:t>③ Logical standby</w:t>
+        <w:t>① Physical standby</w:t>
+      </w:r>
+    </w:p>
+    <w:p>
+      <w:r>
+        <w:rPr>
+          <w:rFonts w:ascii="맑은 고딕" w:hAnsi="맑은 고딕" w:eastAsia="맑은 고딕"/>
+          <w:sz w:val="21"/>
+        </w:rPr>
+        <w:t>② Logical standby</w:t>
+      </w:r>
+    </w:p>
+    <w:p>
+      <w:r>
+        <w:rPr>
+          <w:rFonts w:ascii="맑은 고딕" w:hAnsi="맑은 고딕" w:eastAsia="맑은 고딕"/>
+          <w:sz w:val="21"/>
+        </w:rPr>
+        <w:t>③ Cascaded standby</w:t>
       </w:r>
     </w:p>
     <w:p>
@@ -213,34 +213,34 @@
           <w:rFonts w:ascii="맑은 고딕" w:hAnsi="맑은 고딕" w:eastAsia="맑은 고딕"/>
           <w:sz w:val="21"/>
         </w:rPr>
-        <w:t>① 미디어 복구(Redo Apply)</w:t>
-      </w:r>
-    </w:p>
-    <w:p>
-      <w:r>
-        <w:rPr>
-          <w:rFonts w:ascii="맑은 고딕" w:hAnsi="맑은 고딕" w:eastAsia="맑은 고딕"/>
-          <w:sz w:val="21"/>
-        </w:rPr>
-        <w:t>② SQL 문장 변환 후 실행(SQL Apply)</w:t>
-      </w:r>
-    </w:p>
-    <w:p>
-      <w:r>
-        <w:rPr>
-          <w:rFonts w:ascii="맑은 고딕" w:hAnsi="맑은 고딕" w:eastAsia="맑은 고딕"/>
-          <w:sz w:val="21"/>
-        </w:rPr>
-        <w:t>③ 트리거 기반 복제</w:t>
-      </w:r>
-    </w:p>
-    <w:p>
-      <w:r>
-        <w:rPr>
-          <w:rFonts w:ascii="맑은 고딕" w:hAnsi="맑은 고딕" w:eastAsia="맑은 고딕"/>
-          <w:sz w:val="21"/>
-        </w:rPr>
-        <w:t>④ 파일 단위 재복사</w:t>
+        <w:t>① SQL 문장 변환 후 실행(SQL Apply)</w:t>
+      </w:r>
+    </w:p>
+    <w:p>
+      <w:r>
+        <w:rPr>
+          <w:rFonts w:ascii="맑은 고딕" w:hAnsi="맑은 고딕" w:eastAsia="맑은 고딕"/>
+          <w:sz w:val="21"/>
+        </w:rPr>
+        <w:t>② 파일 단위 재복사</w:t>
+      </w:r>
+    </w:p>
+    <w:p>
+      <w:r>
+        <w:rPr>
+          <w:rFonts w:ascii="맑은 고딕" w:hAnsi="맑은 고딕" w:eastAsia="맑은 고딕"/>
+          <w:sz w:val="21"/>
+        </w:rPr>
+        <w:t>③ 미디어 복구(Redo Apply)</w:t>
+      </w:r>
+    </w:p>
+    <w:p>
+      <w:r>
+        <w:rPr>
+          <w:rFonts w:ascii="맑은 고딕" w:hAnsi="맑은 고딕" w:eastAsia="맑은 고딕"/>
+          <w:sz w:val="21"/>
+        </w:rPr>
+        <w:t>④ 트리거 기반 복제</w:t>
       </w:r>
     </w:p>
     <w:p>
@@ -267,34 +267,34 @@
           <w:rFonts w:ascii="맑은 고딕" w:hAnsi="맑은 고딕" w:eastAsia="맑은 고딕"/>
           <w:sz w:val="21"/>
         </w:rPr>
-        <w:t>① LogMiner 기반 SQL Apply</w:t>
-      </w:r>
-    </w:p>
-    <w:p>
-      <w:r>
-        <w:rPr>
-          <w:rFonts w:ascii="맑은 고딕" w:hAnsi="맑은 고딕" w:eastAsia="맑은 고딕"/>
-          <w:sz w:val="21"/>
-        </w:rPr>
-        <w:t>② RMAN 증분 복구</w:t>
-      </w:r>
-    </w:p>
-    <w:p>
-      <w:r>
-        <w:rPr>
-          <w:rFonts w:ascii="맑은 고딕" w:hAnsi="맑은 고딕" w:eastAsia="맑은 고딕"/>
-          <w:sz w:val="21"/>
-        </w:rPr>
-        <w:t>③ Flashback Database</w:t>
-      </w:r>
-    </w:p>
-    <w:p>
-      <w:r>
-        <w:rPr>
-          <w:rFonts w:ascii="맑은 고딕" w:hAnsi="맑은 고딕" w:eastAsia="맑은 고딕"/>
-          <w:sz w:val="21"/>
-        </w:rPr>
-        <w:t>④ Block Change Tracking</w:t>
+        <w:t>① Flashback Database</w:t>
+      </w:r>
+    </w:p>
+    <w:p>
+      <w:r>
+        <w:rPr>
+          <w:rFonts w:ascii="맑은 고딕" w:hAnsi="맑은 고딕" w:eastAsia="맑은 고딕"/>
+          <w:sz w:val="21"/>
+        </w:rPr>
+        <w:t>② LogMiner 기반 SQL Apply</w:t>
+      </w:r>
+    </w:p>
+    <w:p>
+      <w:r>
+        <w:rPr>
+          <w:rFonts w:ascii="맑은 고딕" w:hAnsi="맑은 고딕" w:eastAsia="맑은 고딕"/>
+          <w:sz w:val="21"/>
+        </w:rPr>
+        <w:t>③ Block Change Tracking</w:t>
+      </w:r>
+    </w:p>
+    <w:p>
+      <w:r>
+        <w:rPr>
+          <w:rFonts w:ascii="맑은 고딕" w:hAnsi="맑은 고딕" w:eastAsia="맑은 고딕"/>
+          <w:sz w:val="21"/>
+        </w:rPr>
+        <w:t>④ RMAN 증분 복구</w:t>
       </w:r>
     </w:p>
     <w:p>
@@ -321,34 +321,34 @@
           <w:rFonts w:ascii="맑은 고딕" w:hAnsi="맑은 고딕" w:eastAsia="맑은 고딕"/>
           <w:sz w:val="21"/>
         </w:rPr>
-        <w:t>① 백업 서비스</w:t>
-      </w:r>
-    </w:p>
-    <w:p>
-      <w:r>
-        <w:rPr>
-          <w:rFonts w:ascii="맑은 고딕" w:hAnsi="맑은 고딕" w:eastAsia="맑은 고딕"/>
-          <w:sz w:val="21"/>
-        </w:rPr>
-        <w:t>② 리두 전송 서비스</w:t>
-      </w:r>
-    </w:p>
-    <w:p>
-      <w:r>
-        <w:rPr>
-          <w:rFonts w:ascii="맑은 고딕" w:hAnsi="맑은 고딕" w:eastAsia="맑은 고딕"/>
-          <w:sz w:val="21"/>
-        </w:rPr>
-        <w:t>③ 적용 서비스</w:t>
-      </w:r>
-    </w:p>
-    <w:p>
-      <w:r>
-        <w:rPr>
-          <w:rFonts w:ascii="맑은 고딕" w:hAnsi="맑은 고딕" w:eastAsia="맑은 고딕"/>
-          <w:sz w:val="21"/>
-        </w:rPr>
-        <w:t>④ 역할 관리 서비스</w:t>
+        <w:t>① 역할 관리 서비스</w:t>
+      </w:r>
+    </w:p>
+    <w:p>
+      <w:r>
+        <w:rPr>
+          <w:rFonts w:ascii="맑은 고딕" w:hAnsi="맑은 고딕" w:eastAsia="맑은 고딕"/>
+          <w:sz w:val="21"/>
+        </w:rPr>
+        <w:t>② 백업 서비스</w:t>
+      </w:r>
+    </w:p>
+    <w:p>
+      <w:r>
+        <w:rPr>
+          <w:rFonts w:ascii="맑은 고딕" w:hAnsi="맑은 고딕" w:eastAsia="맑은 고딕"/>
+          <w:sz w:val="21"/>
+        </w:rPr>
+        <w:t>③ 리두 전송 서비스</w:t>
+      </w:r>
+    </w:p>
+    <w:p>
+      <w:r>
+        <w:rPr>
+          <w:rFonts w:ascii="맑은 고딕" w:hAnsi="맑은 고딕" w:eastAsia="맑은 고딕"/>
+          <w:sz w:val="21"/>
+        </w:rPr>
+        <w:t>④ 적용 서비스</w:t>
       </w:r>
     </w:p>
     <w:p>
@@ -393,16 +393,16 @@
           <w:rFonts w:ascii="맑은 고딕" w:hAnsi="맑은 고딕" w:eastAsia="맑은 고딕"/>
           <w:sz w:val="21"/>
         </w:rPr>
-        <w:t>③ Reinstate</w:t>
-      </w:r>
-    </w:p>
-    <w:p>
-      <w:r>
-        <w:rPr>
-          <w:rFonts w:ascii="맑은 고딕" w:hAnsi="맑은 고딕" w:eastAsia="맑은 고딕"/>
-          <w:sz w:val="21"/>
-        </w:rPr>
-        <w:t>④ Rollback</w:t>
+        <w:t>③ Rollback</w:t>
+      </w:r>
+    </w:p>
+    <w:p>
+      <w:r>
+        <w:rPr>
+          <w:rFonts w:ascii="맑은 고딕" w:hAnsi="맑은 고딕" w:eastAsia="맑은 고딕"/>
+          <w:sz w:val="21"/>
+        </w:rPr>
+        <w:t>④ Reinstate</w:t>
       </w:r>
     </w:p>
     <w:p>
@@ -429,6 +429,60 @@
           <w:rFonts w:ascii="맑은 고딕" w:hAnsi="맑은 고딕" w:eastAsia="맑은 고딕"/>
           <w:sz w:val="21"/>
         </w:rPr>
+        <w:t>① RFS</w:t>
+      </w:r>
+    </w:p>
+    <w:p>
+      <w:r>
+        <w:rPr>
+          <w:rFonts w:ascii="맑은 고딕" w:hAnsi="맑은 고딕" w:eastAsia="맑은 고딕"/>
+          <w:sz w:val="21"/>
+        </w:rPr>
+        <w:t>② MRP</w:t>
+      </w:r>
+    </w:p>
+    <w:p>
+      <w:r>
+        <w:rPr>
+          <w:rFonts w:ascii="맑은 고딕" w:hAnsi="맑은 고딕" w:eastAsia="맑은 고딕"/>
+          <w:sz w:val="21"/>
+        </w:rPr>
+        <w:t>③ LGWR</w:t>
+      </w:r>
+    </w:p>
+    <w:p>
+      <w:r>
+        <w:rPr>
+          <w:rFonts w:ascii="맑은 고딕" w:hAnsi="맑은 고딕" w:eastAsia="맑은 고딕"/>
+          <w:sz w:val="21"/>
+        </w:rPr>
+        <w:t>④ LSP</w:t>
+      </w:r>
+    </w:p>
+    <w:p>
+      <w:r>
+        <w:rPr>
+          <w:rFonts w:ascii="맑은 고딕" w:hAnsi="맑은 고딕" w:eastAsia="맑은 고딕"/>
+          <w:sz w:val="21"/>
+        </w:rPr>
+        <w:t>하-09 · 객관식</w:t>
+      </w:r>
+    </w:p>
+    <w:p>
+      <w:r>
+        <w:rPr>
+          <w:rFonts w:ascii="맑은 고딕" w:hAnsi="맑은 고딕" w:eastAsia="맑은 고딕"/>
+          <w:sz w:val="21"/>
+        </w:rPr>
+        <w:t>[하-09] Standby에서 Primary가 보낸 리두를 받아들이는 프로세스는?</w:t>
+      </w:r>
+    </w:p>
+    <w:p>
+      <w:r>
+        <w:rPr>
+          <w:rFonts w:ascii="맑은 고딕" w:hAnsi="맑은 고딕" w:eastAsia="맑은 고딕"/>
+          <w:sz w:val="21"/>
+        </w:rPr>
         <w:t>① MRP</w:t>
       </w:r>
     </w:p>
@@ -438,79 +492,25 @@
           <w:rFonts w:ascii="맑은 고딕" w:hAnsi="맑은 고딕" w:eastAsia="맑은 고딕"/>
           <w:sz w:val="21"/>
         </w:rPr>
-        <w:t>② LSP</w:t>
-      </w:r>
-    </w:p>
-    <w:p>
-      <w:r>
-        <w:rPr>
-          <w:rFonts w:ascii="맑은 고딕" w:hAnsi="맑은 고딕" w:eastAsia="맑은 고딕"/>
-          <w:sz w:val="21"/>
-        </w:rPr>
-        <w:t>③ RFS</w:t>
-      </w:r>
-    </w:p>
-    <w:p>
-      <w:r>
-        <w:rPr>
-          <w:rFonts w:ascii="맑은 고딕" w:hAnsi="맑은 고딕" w:eastAsia="맑은 고딕"/>
-          <w:sz w:val="21"/>
-        </w:rPr>
-        <w:t>④ LGWR</w:t>
-      </w:r>
-    </w:p>
-    <w:p>
-      <w:r>
-        <w:rPr>
-          <w:rFonts w:ascii="맑은 고딕" w:hAnsi="맑은 고딕" w:eastAsia="맑은 고딕"/>
-          <w:sz w:val="21"/>
-        </w:rPr>
-        <w:t>하-09 · 객관식</w:t>
-      </w:r>
-    </w:p>
-    <w:p>
-      <w:r>
-        <w:rPr>
-          <w:rFonts w:ascii="맑은 고딕" w:hAnsi="맑은 고딕" w:eastAsia="맑은 고딕"/>
-          <w:sz w:val="21"/>
-        </w:rPr>
-        <w:t>[하-09] Standby에서 Primary가 보낸 리두를 받아들이는 프로세스는?</w:t>
-      </w:r>
-    </w:p>
-    <w:p>
-      <w:r>
-        <w:rPr>
-          <w:rFonts w:ascii="맑은 고딕" w:hAnsi="맑은 고딕" w:eastAsia="맑은 고딕"/>
-          <w:sz w:val="21"/>
-        </w:rPr>
-        <w:t>① RFS</w:t>
-      </w:r>
-    </w:p>
-    <w:p>
-      <w:r>
-        <w:rPr>
-          <w:rFonts w:ascii="맑은 고딕" w:hAnsi="맑은 고딕" w:eastAsia="맑은 고딕"/>
-          <w:sz w:val="21"/>
-        </w:rPr>
-        <w:t>② MRP</w:t>
-      </w:r>
-    </w:p>
-    <w:p>
-      <w:r>
-        <w:rPr>
-          <w:rFonts w:ascii="맑은 고딕" w:hAnsi="맑은 고딕" w:eastAsia="맑은 고딕"/>
-          <w:sz w:val="21"/>
-        </w:rPr>
-        <w:t>③ ARCn</w:t>
-      </w:r>
-    </w:p>
-    <w:p>
-      <w:r>
-        <w:rPr>
-          <w:rFonts w:ascii="맑은 고딕" w:hAnsi="맑은 고딕" w:eastAsia="맑은 고딕"/>
-          <w:sz w:val="21"/>
-        </w:rPr>
-        <w:t>④ TMON</w:t>
+        <w:t>② RFS</w:t>
+      </w:r>
+    </w:p>
+    <w:p>
+      <w:r>
+        <w:rPr>
+          <w:rFonts w:ascii="맑은 고딕" w:hAnsi="맑은 고딕" w:eastAsia="맑은 고딕"/>
+          <w:sz w:val="21"/>
+        </w:rPr>
+        <w:t>③ TMON</w:t>
+      </w:r>
+    </w:p>
+    <w:p>
+      <w:r>
+        <w:rPr>
+          <w:rFonts w:ascii="맑은 고딕" w:hAnsi="맑은 고딕" w:eastAsia="맑은 고딕"/>
+          <w:sz w:val="21"/>
+        </w:rPr>
+        <w:t>④ ARCn</w:t>
       </w:r>
     </w:p>
     <w:p>
@@ -537,16 +537,16 @@
           <w:rFonts w:ascii="맑은 고딕" w:hAnsi="맑은 고딕" w:eastAsia="맑은 고딕"/>
           <w:sz w:val="21"/>
         </w:rPr>
-        <w:t>① Maximum Performance</w:t>
-      </w:r>
-    </w:p>
-    <w:p>
-      <w:r>
-        <w:rPr>
-          <w:rFonts w:ascii="맑은 고딕" w:hAnsi="맑은 고딕" w:eastAsia="맑은 고딕"/>
-          <w:sz w:val="21"/>
-        </w:rPr>
-        <w:t>② Maximum Protection</w:t>
+        <w:t>① Maximum Security</w:t>
+      </w:r>
+    </w:p>
+    <w:p>
+      <w:r>
+        <w:rPr>
+          <w:rFonts w:ascii="맑은 고딕" w:hAnsi="맑은 고딕" w:eastAsia="맑은 고딕"/>
+          <w:sz w:val="21"/>
+        </w:rPr>
+        <w:t>② Maximum Performance</w:t>
       </w:r>
     </w:p>
     <w:p>
@@ -564,7 +564,7 @@
           <w:rFonts w:ascii="맑은 고딕" w:hAnsi="맑은 고딕" w:eastAsia="맑은 고딕"/>
           <w:sz w:val="21"/>
         </w:rPr>
-        <w:t>④ Maximum Security</w:t>
+        <w:t>④ Maximum Protection</w:t>
       </w:r>
     </w:p>
     <w:p>
@@ -600,25 +600,25 @@
           <w:rFonts w:ascii="맑은 고딕" w:hAnsi="맑은 고딕" w:eastAsia="맑은 고딕"/>
           <w:sz w:val="21"/>
         </w:rPr>
-        <w:t>② PHYSICAL STANDBY</w:t>
-      </w:r>
-    </w:p>
-    <w:p>
-      <w:r>
-        <w:rPr>
-          <w:rFonts w:ascii="맑은 고딕" w:hAnsi="맑은 고딕" w:eastAsia="맑은 고딕"/>
-          <w:sz w:val="21"/>
-        </w:rPr>
-        <w:t>③ SNAPSHOT STANDBY</w:t>
-      </w:r>
-    </w:p>
-    <w:p>
-      <w:r>
-        <w:rPr>
-          <w:rFonts w:ascii="맑은 고딕" w:hAnsi="맑은 고딕" w:eastAsia="맑은 고딕"/>
-          <w:sz w:val="21"/>
-        </w:rPr>
-        <w:t>④ LOGICAL STANDBY</w:t>
+        <w:t>② SNAPSHOT STANDBY</w:t>
+      </w:r>
+    </w:p>
+    <w:p>
+      <w:r>
+        <w:rPr>
+          <w:rFonts w:ascii="맑은 고딕" w:hAnsi="맑은 고딕" w:eastAsia="맑은 고딕"/>
+          <w:sz w:val="21"/>
+        </w:rPr>
+        <w:t>③ LOGICAL STANDBY</w:t>
+      </w:r>
+    </w:p>
+    <w:p>
+      <w:r>
+        <w:rPr>
+          <w:rFonts w:ascii="맑은 고딕" w:hAnsi="맑은 고딕" w:eastAsia="맑은 고딕"/>
+          <w:sz w:val="21"/>
+        </w:rPr>
+        <w:t>④ PHYSICAL STANDBY</w:t>
       </w:r>
     </w:p>
     <w:p>
@@ -645,16 +645,16 @@
           <w:rFonts w:ascii="맑은 고딕" w:hAnsi="맑은 고딕" w:eastAsia="맑은 고딕"/>
           <w:sz w:val="21"/>
         </w:rPr>
-        <w:t>① READ ONLY WITH APPLY</w:t>
-      </w:r>
-    </w:p>
-    <w:p>
-      <w:r>
-        <w:rPr>
-          <w:rFonts w:ascii="맑은 고딕" w:hAnsi="맑은 고딕" w:eastAsia="맑은 고딕"/>
-          <w:sz w:val="21"/>
-        </w:rPr>
-        <w:t>② READ ONLY</w:t>
+        <w:t>① READ ONLY</w:t>
+      </w:r>
+    </w:p>
+    <w:p>
+      <w:r>
+        <w:rPr>
+          <w:rFonts w:ascii="맑은 고딕" w:hAnsi="맑은 고딕" w:eastAsia="맑은 고딕"/>
+          <w:sz w:val="21"/>
+        </w:rPr>
+        <w:t>② READ WRITE</w:t>
       </w:r>
     </w:p>
     <w:p>
@@ -672,7 +672,7 @@
           <w:rFonts w:ascii="맑은 고딕" w:hAnsi="맑은 고딕" w:eastAsia="맑은 고딕"/>
           <w:sz w:val="21"/>
         </w:rPr>
-        <w:t>④ READ WRITE</w:t>
+        <w:t>④ READ ONLY WITH APPLY</w:t>
       </w:r>
     </w:p>
     <w:p>
@@ -699,7 +699,7 @@
           <w:rFonts w:ascii="맑은 고딕" w:hAnsi="맑은 고딕" w:eastAsia="맑은 고딕"/>
           <w:sz w:val="21"/>
         </w:rPr>
-        <w:t>① Enterprise Edition</w:t>
+        <w:t>① Express Edition</w:t>
       </w:r>
     </w:p>
     <w:p>
@@ -726,7 +726,7 @@
           <w:rFonts w:ascii="맑은 고딕" w:hAnsi="맑은 고딕" w:eastAsia="맑은 고딕"/>
           <w:sz w:val="21"/>
         </w:rPr>
-        <w:t>④ Express Edition</w:t>
+        <w:t>④ Enterprise Edition</w:t>
       </w:r>
     </w:p>
     <w:p>
@@ -753,34 +753,34 @@
           <w:rFonts w:ascii="맑은 고딕" w:hAnsi="맑은 고딕" w:eastAsia="맑은 고딕"/>
           <w:sz w:val="21"/>
         </w:rPr>
-        <w:t>① DGMGRL</w:t>
-      </w:r>
-    </w:p>
-    <w:p>
-      <w:r>
-        <w:rPr>
-          <w:rFonts w:ascii="맑은 고딕" w:hAnsi="맑은 고딕" w:eastAsia="맑은 고딕"/>
-          <w:sz w:val="21"/>
-        </w:rPr>
-        <w:t>② RMAN</w:t>
-      </w:r>
-    </w:p>
-    <w:p>
-      <w:r>
-        <w:rPr>
-          <w:rFonts w:ascii="맑은 고딕" w:hAnsi="맑은 고딕" w:eastAsia="맑은 고딕"/>
-          <w:sz w:val="21"/>
-        </w:rPr>
-        <w:t>③ SRVCTL</w:t>
-      </w:r>
-    </w:p>
-    <w:p>
-      <w:r>
-        <w:rPr>
-          <w:rFonts w:ascii="맑은 고딕" w:hAnsi="맑은 고딕" w:eastAsia="맑은 고딕"/>
-          <w:sz w:val="21"/>
-        </w:rPr>
-        <w:t>④ ADRCI</w:t>
+        <w:t>① RMAN</w:t>
+      </w:r>
+    </w:p>
+    <w:p>
+      <w:r>
+        <w:rPr>
+          <w:rFonts w:ascii="맑은 고딕" w:hAnsi="맑은 고딕" w:eastAsia="맑은 고딕"/>
+          <w:sz w:val="21"/>
+        </w:rPr>
+        <w:t>② DGMGRL</w:t>
+      </w:r>
+    </w:p>
+    <w:p>
+      <w:r>
+        <w:rPr>
+          <w:rFonts w:ascii="맑은 고딕" w:hAnsi="맑은 고딕" w:eastAsia="맑은 고딕"/>
+          <w:sz w:val="21"/>
+        </w:rPr>
+        <w:t>③ ADRCI</w:t>
+      </w:r>
+    </w:p>
+    <w:p>
+      <w:r>
+        <w:rPr>
+          <w:rFonts w:ascii="맑은 고딕" w:hAnsi="맑은 고딕" w:eastAsia="맑은 고딕"/>
+          <w:sz w:val="21"/>
+        </w:rPr>
+        <w:t>④ SRVCTL</w:t>
       </w:r>
     </w:p>
     <w:p>
@@ -816,25 +816,25 @@
           <w:rFonts w:ascii="맑은 고딕" w:hAnsi="맑은 고딕" w:eastAsia="맑은 고딕"/>
           <w:sz w:val="21"/>
         </w:rPr>
-        <w:t>② DB_NAME</w:t>
-      </w:r>
-    </w:p>
-    <w:p>
-      <w:r>
-        <w:rPr>
-          <w:rFonts w:ascii="맑은 고딕" w:hAnsi="맑은 고딕" w:eastAsia="맑은 고딕"/>
-          <w:sz w:val="21"/>
-        </w:rPr>
-        <w:t>③ INSTANCE_NAME</w:t>
-      </w:r>
-    </w:p>
-    <w:p>
-      <w:r>
-        <w:rPr>
-          <w:rFonts w:ascii="맑은 고딕" w:hAnsi="맑은 고딕" w:eastAsia="맑은 고딕"/>
-          <w:sz w:val="21"/>
-        </w:rPr>
-        <w:t>④ SERVICE_NAMES</w:t>
+        <w:t>② INSTANCE_NAME</w:t>
+      </w:r>
+    </w:p>
+    <w:p>
+      <w:r>
+        <w:rPr>
+          <w:rFonts w:ascii="맑은 고딕" w:hAnsi="맑은 고딕" w:eastAsia="맑은 고딕"/>
+          <w:sz w:val="21"/>
+        </w:rPr>
+        <w:t>③ SERVICE_NAMES</w:t>
+      </w:r>
+    </w:p>
+    <w:p>
+      <w:r>
+        <w:rPr>
+          <w:rFonts w:ascii="맑은 고딕" w:hAnsi="맑은 고딕" w:eastAsia="맑은 고딕"/>
+          <w:sz w:val="21"/>
+        </w:rPr>
+        <w:t>④ DB_NAME</w:t>
       </w:r>
     </w:p>
     <w:p>
@@ -861,7 +861,7 @@
           <w:rFonts w:ascii="맑은 고딕" w:hAnsi="맑은 고딕" w:eastAsia="맑은 고딕"/>
           <w:sz w:val="21"/>
         </w:rPr>
-        <w:t>① ARCHIVELOG</w:t>
+        <w:t>① FORCE LOGGING만 있으면 무관</w:t>
       </w:r>
     </w:p>
     <w:p>
@@ -879,7 +879,7 @@
           <w:rFonts w:ascii="맑은 고딕" w:hAnsi="맑은 고딕" w:eastAsia="맑은 고딕"/>
           <w:sz w:val="21"/>
         </w:rPr>
-        <w:t>③ FORCE LOGGING만 있으면 무관</w:t>
+        <w:t>③ ARCHIVELOG</w:t>
       </w:r>
     </w:p>
     <w:p>
@@ -915,16 +915,16 @@
           <w:rFonts w:ascii="맑은 고딕" w:hAnsi="맑은 고딕" w:eastAsia="맑은 고딕"/>
           <w:sz w:val="21"/>
         </w:rPr>
-        <w:t>① ORA-16000</w:t>
-      </w:r>
-    </w:p>
-    <w:p>
-      <w:r>
-        <w:rPr>
-          <w:rFonts w:ascii="맑은 고딕" w:hAnsi="맑은 고딕" w:eastAsia="맑은 고딕"/>
-          <w:sz w:val="21"/>
-        </w:rPr>
-        <w:t>② ORA-00942</w:t>
+        <w:t>① ORA-01665</w:t>
+      </w:r>
+    </w:p>
+    <w:p>
+      <w:r>
+        <w:rPr>
+          <w:rFonts w:ascii="맑은 고딕" w:hAnsi="맑은 고딕" w:eastAsia="맑은 고딕"/>
+          <w:sz w:val="21"/>
+        </w:rPr>
+        <w:t>② ORA-16000</w:t>
       </w:r>
     </w:p>
     <w:p>
@@ -942,7 +942,7 @@
           <w:rFonts w:ascii="맑은 고딕" w:hAnsi="맑은 고딕" w:eastAsia="맑은 고딕"/>
           <w:sz w:val="21"/>
         </w:rPr>
-        <w:t>④ ORA-01665</w:t>
+        <w:t>④ ORA-00942</w:t>
       </w:r>
     </w:p>
     <w:p>
@@ -969,34 +969,34 @@
           <w:rFonts w:ascii="맑은 고딕" w:hAnsi="맑은 고딕" w:eastAsia="맑은 고딕"/>
           <w:sz w:val="21"/>
         </w:rPr>
-        <w:t>① 전부 폐기된다</w:t>
-      </w:r>
-    </w:p>
-    <w:p>
-      <w:r>
-        <w:rPr>
-          <w:rFonts w:ascii="맑은 고딕" w:hAnsi="맑은 고딕" w:eastAsia="맑은 고딕"/>
-          <w:sz w:val="21"/>
-        </w:rPr>
-        <w:t>② Primary로 전송된다</w:t>
-      </w:r>
-    </w:p>
-    <w:p>
-      <w:r>
-        <w:rPr>
-          <w:rFonts w:ascii="맑은 고딕" w:hAnsi="맑은 고딕" w:eastAsia="맑은 고딕"/>
-          <w:sz w:val="21"/>
-        </w:rPr>
-        <w:t>③ 그대로 남는다</w:t>
-      </w:r>
-    </w:p>
-    <w:p>
-      <w:r>
-        <w:rPr>
-          <w:rFonts w:ascii="맑은 고딕" w:hAnsi="맑은 고딕" w:eastAsia="맑은 고딕"/>
-          <w:sz w:val="21"/>
-        </w:rPr>
-        <w:t>④ 아카이브 로그에 보관된다</w:t>
+        <w:t>① 아카이브 로그에 보관된다</w:t>
+      </w:r>
+    </w:p>
+    <w:p>
+      <w:r>
+        <w:rPr>
+          <w:rFonts w:ascii="맑은 고딕" w:hAnsi="맑은 고딕" w:eastAsia="맑은 고딕"/>
+          <w:sz w:val="21"/>
+        </w:rPr>
+        <w:t>② 전부 폐기된다</w:t>
+      </w:r>
+    </w:p>
+    <w:p>
+      <w:r>
+        <w:rPr>
+          <w:rFonts w:ascii="맑은 고딕" w:hAnsi="맑은 고딕" w:eastAsia="맑은 고딕"/>
+          <w:sz w:val="21"/>
+        </w:rPr>
+        <w:t>③ Primary로 전송된다</w:t>
+      </w:r>
+    </w:p>
+    <w:p>
+      <w:r>
+        <w:rPr>
+          <w:rFonts w:ascii="맑은 고딕" w:hAnsi="맑은 고딕" w:eastAsia="맑은 고딕"/>
+          <w:sz w:val="21"/>
+        </w:rPr>
+        <w:t>④ 그대로 남는다</w:t>
       </w:r>
     </w:p>
     <w:p>
@@ -1041,16 +1041,16 @@
           <w:rFonts w:ascii="맑은 고딕" w:hAnsi="맑은 고딕" w:eastAsia="맑은 고딕"/>
           <w:sz w:val="21"/>
         </w:rPr>
-        <w:t>③ BACKUP</w:t>
-      </w:r>
-    </w:p>
-    <w:p>
-      <w:r>
-        <w:rPr>
-          <w:rFonts w:ascii="맑은 고딕" w:hAnsi="맑은 고딕" w:eastAsia="맑은 고딕"/>
-          <w:sz w:val="21"/>
-        </w:rPr>
-        <w:t>④ CLONE</w:t>
+        <w:t>③ CLONE</w:t>
+      </w:r>
+    </w:p>
+    <w:p>
+      <w:r>
+        <w:rPr>
+          <w:rFonts w:ascii="맑은 고딕" w:hAnsi="맑은 고딕" w:eastAsia="맑은 고딕"/>
+          <w:sz w:val="21"/>
+        </w:rPr>
+        <w:t>④ BACKUP</w:t>
       </w:r>
     </w:p>
     <w:p>
@@ -1077,7 +1077,7 @@
           <w:rFonts w:ascii="맑은 고딕" w:hAnsi="맑은 고딕" w:eastAsia="맑은 고딕"/>
           <w:sz w:val="21"/>
         </w:rPr>
-        <w:t>① Failover</w:t>
+        <w:t>① Handover</w:t>
       </w:r>
     </w:p>
     <w:p>
@@ -1104,7 +1104,7 @@
           <w:rFonts w:ascii="맑은 고딕" w:hAnsi="맑은 고딕" w:eastAsia="맑은 고딕"/>
           <w:sz w:val="21"/>
         </w:rPr>
-        <w:t>④ Handover</w:t>
+        <w:t>④ Failover</w:t>
       </w:r>
     </w:p>
     <w:p>
@@ -1148,25 +1148,25 @@
           <w:rFonts w:ascii="맑은 고딕" w:hAnsi="맑은 고딕" w:eastAsia="맑은 고딕"/>
           <w:sz w:val="21"/>
         </w:rPr>
-        <w:t>② DB_UNIQUE_NAME</w:t>
-      </w:r>
-    </w:p>
-    <w:p>
-      <w:r>
-        <w:rPr>
-          <w:rFonts w:ascii="맑은 고딕" w:hAnsi="맑은 고딕" w:eastAsia="맑은 고딕"/>
-          <w:sz w:val="21"/>
-        </w:rPr>
-        <w:t>③ DATABASE_ROLE</w:t>
-      </w:r>
-    </w:p>
-    <w:p>
-      <w:r>
-        <w:rPr>
-          <w:rFonts w:ascii="맑은 고딕" w:hAnsi="맑은 고딕" w:eastAsia="맑은 고딕"/>
-          <w:sz w:val="21"/>
-        </w:rPr>
-        <w:t>④ CONTROLFILE_TYPE</w:t>
+        <w:t>② DATABASE_ROLE</w:t>
+      </w:r>
+    </w:p>
+    <w:p>
+      <w:r>
+        <w:rPr>
+          <w:rFonts w:ascii="맑은 고딕" w:hAnsi="맑은 고딕" w:eastAsia="맑은 고딕"/>
+          <w:sz w:val="21"/>
+        </w:rPr>
+        <w:t>③ CONTROLFILE_TYPE</w:t>
+      </w:r>
+    </w:p>
+    <w:p>
+      <w:r>
+        <w:rPr>
+          <w:rFonts w:ascii="맑은 고딕" w:hAnsi="맑은 고딕" w:eastAsia="맑은 고딕"/>
+          <w:sz w:val="21"/>
+        </w:rPr>
+        <w:t>④ DB_UNIQUE_NAME</w:t>
       </w:r>
     </w:p>
     <w:p>
@@ -1193,25 +1193,25 @@
           <w:rFonts w:ascii="맑은 고딕" w:hAnsi="맑은 고딕" w:eastAsia="맑은 고딕"/>
           <w:sz w:val="21"/>
         </w:rPr>
-        <w:t>① 전자는 새 DBID를 부여하고 후자는 원본의 DBID를 유지한다</w:t>
-      </w:r>
-    </w:p>
-    <w:p>
-      <w:r>
-        <w:rPr>
-          <w:rFonts w:ascii="맑은 고딕" w:hAnsi="맑은 고딕" w:eastAsia="맑은 고딕"/>
-          <w:sz w:val="21"/>
-        </w:rPr>
-        <w:t>② 전자는 RMAN을, 후자는 Data Pump를 쓴다</w:t>
-      </w:r>
-    </w:p>
-    <w:p>
-      <w:r>
-        <w:rPr>
-          <w:rFonts w:ascii="맑은 고딕" w:hAnsi="맑은 고딕" w:eastAsia="맑은 고딕"/>
-          <w:sz w:val="21"/>
-        </w:rPr>
-        <w:t>③ 전자만 ARCHIVELOG 모드를 요구한다</w:t>
+        <w:t>① 전자는 RMAN을, 후자는 Data Pump를 쓴다</w:t>
+      </w:r>
+    </w:p>
+    <w:p>
+      <w:r>
+        <w:rPr>
+          <w:rFonts w:ascii="맑은 고딕" w:hAnsi="맑은 고딕" w:eastAsia="맑은 고딕"/>
+          <w:sz w:val="21"/>
+        </w:rPr>
+        <w:t>② 전자만 ARCHIVELOG 모드를 요구한다</w:t>
+      </w:r>
+    </w:p>
+    <w:p>
+      <w:r>
+        <w:rPr>
+          <w:rFonts w:ascii="맑은 고딕" w:hAnsi="맑은 고딕" w:eastAsia="맑은 고딕"/>
+          <w:sz w:val="21"/>
+        </w:rPr>
+        <w:t>③ 전자는 새 DBID를 부여하고 후자는 원본의 DBID를 유지한다</w:t>
       </w:r>
     </w:p>
     <w:p>
@@ -1247,25 +1247,25 @@
           <w:rFonts w:ascii="맑은 고딕" w:hAnsi="맑은 고딕" w:eastAsia="맑은 고딕"/>
           <w:sz w:val="21"/>
         </w:rPr>
-        <w:t>① `LOG_ARCHIVE_DEST_n` 목적지 31개 중 하나를 로컬이 쓰기 때문</w:t>
-      </w:r>
-    </w:p>
-    <w:p>
-      <w:r>
-        <w:rPr>
-          <w:rFonts w:ascii="맑은 고딕" w:hAnsi="맑은 고딕" w:eastAsia="맑은 고딕"/>
-          <w:sz w:val="21"/>
-        </w:rPr>
-        <w:t>② RFS 프로세스가 최대 30개이기 때문</w:t>
-      </w:r>
-    </w:p>
-    <w:p>
-      <w:r>
-        <w:rPr>
-          <w:rFonts w:ascii="맑은 고딕" w:hAnsi="맑은 고딕" w:eastAsia="맑은 고딕"/>
-          <w:sz w:val="21"/>
-        </w:rPr>
-        <w:t>③ ARCn 프로세스가 최대 30개이기 때문</w:t>
+        <w:t>① RFS 프로세스가 최대 30개이기 때문</w:t>
+      </w:r>
+    </w:p>
+    <w:p>
+      <w:r>
+        <w:rPr>
+          <w:rFonts w:ascii="맑은 고딕" w:hAnsi="맑은 고딕" w:eastAsia="맑은 고딕"/>
+          <w:sz w:val="21"/>
+        </w:rPr>
+        <w:t>② ARCn 프로세스가 최대 30개이기 때문</w:t>
+      </w:r>
+    </w:p>
+    <w:p>
+      <w:r>
+        <w:rPr>
+          <w:rFonts w:ascii="맑은 고딕" w:hAnsi="맑은 고딕" w:eastAsia="맑은 고딕"/>
+          <w:sz w:val="21"/>
+        </w:rPr>
+        <w:t>③ `LOG_ARCHIVE_DEST_n` 목적지 31개 중 하나를 로컬이 쓰기 때문</w:t>
       </w:r>
     </w:p>
     <w:p>
@@ -1301,7 +1301,7 @@
           <w:rFonts w:ascii="맑은 고딕" w:hAnsi="맑은 고딕" w:eastAsia="맑은 고딕"/>
           <w:sz w:val="21"/>
         </w:rPr>
-        <w:t>① 온라인 리두 로그에서 읽어 비동기로 Standby에 전송한다</w:t>
+        <w:t>① 리두를 적용한다</w:t>
       </w:r>
     </w:p>
     <w:p>
@@ -1328,7 +1328,7 @@
           <w:rFonts w:ascii="맑은 고딕" w:hAnsi="맑은 고딕" w:eastAsia="맑은 고딕"/>
           <w:sz w:val="21"/>
         </w:rPr>
-        <w:t>④ 리두를 적용한다</w:t>
+        <w:t>④ 온라인 리두 로그에서 읽어 비동기로 Standby에 전송한다</w:t>
       </w:r>
     </w:p>
     <w:p>
@@ -1364,7 +1364,7 @@
           <w:rFonts w:ascii="맑은 고딕" w:hAnsi="맑은 고딕" w:eastAsia="맑은 고딕"/>
           <w:sz w:val="21"/>
         </w:rPr>
-        <w:t>② 접속한 클라이언트의 IP 주소</w:t>
+        <w:t>② 보호 모드</w:t>
       </w:r>
     </w:p>
     <w:p>
@@ -1382,7 +1382,7 @@
           <w:rFonts w:ascii="맑은 고딕" w:hAnsi="맑은 고딕" w:eastAsia="맑은 고딕"/>
           <w:sz w:val="21"/>
         </w:rPr>
-        <w:t>④ 보호 모드</w:t>
+        <w:t>④ 접속한 클라이언트의 IP 주소</w:t>
       </w:r>
     </w:p>
     <w:p>
@@ -1418,16 +1418,16 @@
           <w:rFonts w:ascii="맑은 고딕" w:hAnsi="맑은 고딕" w:eastAsia="맑은 고딕"/>
           <w:sz w:val="21"/>
         </w:rPr>
-        <w:t>② 적용이 중단된 상태다</w:t>
-      </w:r>
-    </w:p>
-    <w:p>
-      <w:r>
-        <w:rPr>
-          <w:rFonts w:ascii="맑은 고딕" w:hAnsi="맑은 고딕" w:eastAsia="맑은 고딕"/>
-          <w:sz w:val="21"/>
-        </w:rPr>
-        <w:t>③ MRP0이 비정상 종료됐다</w:t>
+        <w:t>② MRP0이 비정상 종료됐다</w:t>
+      </w:r>
+    </w:p>
+    <w:p>
+      <w:r>
+        <w:rPr>
+          <w:rFonts w:ascii="맑은 고딕" w:hAnsi="맑은 고딕" w:eastAsia="맑은 고딕"/>
+          <w:sz w:val="21"/>
+        </w:rPr>
+        <w:t>③ 적용이 중단된 상태다</w:t>
       </w:r>
     </w:p>
     <w:p>
@@ -1463,25 +1463,25 @@
           <w:rFonts w:ascii="맑은 고딕" w:hAnsi="맑은 고딕" w:eastAsia="맑은 고딕"/>
           <w:sz w:val="21"/>
         </w:rPr>
-        <w:t>① 정상이다. MRP는 Standby에만 존재한다</w:t>
-      </w:r>
-    </w:p>
-    <w:p>
-      <w:r>
-        <w:rPr>
-          <w:rFonts w:ascii="맑은 고딕" w:hAnsi="맑은 고딕" w:eastAsia="맑은 고딕"/>
-          <w:sz w:val="21"/>
-        </w:rPr>
-        <w:t>② Standby가 죽었다</w:t>
-      </w:r>
-    </w:p>
-    <w:p>
-      <w:r>
-        <w:rPr>
-          <w:rFonts w:ascii="맑은 고딕" w:hAnsi="맑은 고딕" w:eastAsia="맑은 고딕"/>
-          <w:sz w:val="21"/>
-        </w:rPr>
-        <w:t>③ 리두 전송이 끊겼다</w:t>
+        <w:t>① Standby가 죽었다</w:t>
+      </w:r>
+    </w:p>
+    <w:p>
+      <w:r>
+        <w:rPr>
+          <w:rFonts w:ascii="맑은 고딕" w:hAnsi="맑은 고딕" w:eastAsia="맑은 고딕"/>
+          <w:sz w:val="21"/>
+        </w:rPr>
+        <w:t>② 리두 전송이 끊겼다</w:t>
+      </w:r>
+    </w:p>
+    <w:p>
+      <w:r>
+        <w:rPr>
+          <w:rFonts w:ascii="맑은 고딕" w:hAnsi="맑은 고딕" w:eastAsia="맑은 고딕"/>
+          <w:sz w:val="21"/>
+        </w:rPr>
+        <w:t>③ 정상이다. MRP는 Standby에만 존재한다</w:t>
       </w:r>
     </w:p>
     <w:p>
@@ -1517,7 +1517,7 @@
           <w:rFonts w:ascii="맑은 고딕" w:hAnsi="맑은 고딕" w:eastAsia="맑은 고딕"/>
           <w:sz w:val="21"/>
         </w:rPr>
-        <w:t>① ORA-01665: control file is not a standby control file</w:t>
+        <w:t>① ORA-00942</w:t>
       </w:r>
     </w:p>
     <w:p>
@@ -1544,7 +1544,7 @@
           <w:rFonts w:ascii="맑은 고딕" w:hAnsi="맑은 고딕" w:eastAsia="맑은 고딕"/>
           <w:sz w:val="21"/>
         </w:rPr>
-        <w:t>④ ORA-00942</w:t>
+        <w:t>④ ORA-01665: control file is not a standby control file</w:t>
       </w:r>
     </w:p>
     <w:p>
@@ -1589,16 +1589,16 @@
           <w:rFonts w:ascii="맑은 고딕" w:hAnsi="맑은 고딕" w:eastAsia="맑은 고딕"/>
           <w:sz w:val="21"/>
         </w:rPr>
-        <w:t>③ 하나는 CDB용, 하나는 PDB용이기 때문</w:t>
-      </w:r>
-    </w:p>
-    <w:p>
-      <w:r>
-        <w:rPr>
-          <w:rFonts w:ascii="맑은 고딕" w:hAnsi="맑은 고딕" w:eastAsia="맑은 고딕"/>
-          <w:sz w:val="21"/>
-        </w:rPr>
-        <w:t>④ 하나는 Broker용, 하나는 SQL용이기 때문</w:t>
+        <w:t>③ 하나는 Broker용, 하나는 SQL용이기 때문</w:t>
+      </w:r>
+    </w:p>
+    <w:p>
+      <w:r>
+        <w:rPr>
+          <w:rFonts w:ascii="맑은 고딕" w:hAnsi="맑은 고딕" w:eastAsia="맑은 고딕"/>
+          <w:sz w:val="21"/>
+        </w:rPr>
+        <w:t>④ 하나는 CDB용, 하나는 PDB용이기 때문</w:t>
       </w:r>
     </w:p>
     <w:p>
@@ -1625,34 +1625,34 @@
           <w:rFonts w:ascii="맑은 고딕" w:hAnsi="맑은 고딕" w:eastAsia="맑은 고딕"/>
           <w:sz w:val="21"/>
         </w:rPr>
-        <w:t>① Primary가 종료된다</w:t>
-      </w:r>
-    </w:p>
-    <w:p>
-      <w:r>
-        <w:rPr>
-          <w:rFonts w:ascii="맑은 고딕" w:hAnsi="맑은 고딕" w:eastAsia="맑은 고딕"/>
-          <w:sz w:val="21"/>
-        </w:rPr>
-        <w:t>② 비동기화 모드로 계속 운영된다</w:t>
-      </w:r>
-    </w:p>
-    <w:p>
-      <w:r>
-        <w:rPr>
-          <w:rFonts w:ascii="맑은 고딕" w:hAnsi="맑은 고딕" w:eastAsia="맑은 고딕"/>
-          <w:sz w:val="21"/>
-        </w:rPr>
-        <w:t>③ 자동으로 Maximum Performance로 내려간다</w:t>
-      </w:r>
-    </w:p>
-    <w:p>
-      <w:r>
-        <w:rPr>
-          <w:rFonts w:ascii="맑은 고딕" w:hAnsi="맑은 고딕" w:eastAsia="맑은 고딕"/>
-          <w:sz w:val="21"/>
-        </w:rPr>
-        <w:t>④ 커밋이 로컬 기록만으로 완료된다</w:t>
+        <w:t>① 커밋이 로컬 기록만으로 완료된다</w:t>
+      </w:r>
+    </w:p>
+    <w:p>
+      <w:r>
+        <w:rPr>
+          <w:rFonts w:ascii="맑은 고딕" w:hAnsi="맑은 고딕" w:eastAsia="맑은 고딕"/>
+          <w:sz w:val="21"/>
+        </w:rPr>
+        <w:t>② 자동으로 Maximum Performance로 내려간다</w:t>
+      </w:r>
+    </w:p>
+    <w:p>
+      <w:r>
+        <w:rPr>
+          <w:rFonts w:ascii="맑은 고딕" w:hAnsi="맑은 고딕" w:eastAsia="맑은 고딕"/>
+          <w:sz w:val="21"/>
+        </w:rPr>
+        <w:t>③ 비동기화 모드로 계속 운영된다</w:t>
+      </w:r>
+    </w:p>
+    <w:p>
+      <w:r>
+        <w:rPr>
+          <w:rFonts w:ascii="맑은 고딕" w:hAnsi="맑은 고딕" w:eastAsia="맑은 고딕"/>
+          <w:sz w:val="21"/>
+        </w:rPr>
+        <w:t>④ Primary가 종료된다</w:t>
       </w:r>
     </w:p>
     <w:p>
@@ -1688,16 +1688,16 @@
           <w:rFonts w:ascii="맑은 고딕" w:hAnsi="맑은 고딕" w:eastAsia="맑은 고딕"/>
           <w:sz w:val="21"/>
         </w:rPr>
-        <w:t>② 커밋 조건이 다르다</w:t>
-      </w:r>
-    </w:p>
-    <w:p>
-      <w:r>
-        <w:rPr>
-          <w:rFonts w:ascii="맑은 고딕" w:hAnsi="맑은 고딕" w:eastAsia="맑은 고딕"/>
-          <w:sz w:val="21"/>
-        </w:rPr>
-        <w:t>③ SRL 요구 여부가 다르다</w:t>
+        <w:t>② SRL 요구 여부가 다르다</w:t>
+      </w:r>
+    </w:p>
+    <w:p>
+      <w:r>
+        <w:rPr>
+          <w:rFonts w:ascii="맑은 고딕" w:hAnsi="맑은 고딕" w:eastAsia="맑은 고딕"/>
+          <w:sz w:val="21"/>
+        </w:rPr>
+        <w:t>③ 커밋 조건이 다르다</w:t>
       </w:r>
     </w:p>
     <w:p>
@@ -1733,7 +1733,7 @@
           <w:rFonts w:ascii="맑은 고딕" w:hAnsi="맑은 고딕" w:eastAsia="맑은 고딕"/>
           <w:sz w:val="21"/>
         </w:rPr>
-        <w:t>① 필요한 아카이브 리두 로그가 Primary에서 이미 삭제된 경우</w:t>
+        <w:t>① ARCn 프로세스가 4개인 경우</w:t>
       </w:r>
     </w:p>
     <w:p>
@@ -1751,16 +1751,16 @@
           <w:rFonts w:ascii="맑은 고딕" w:hAnsi="맑은 고딕" w:eastAsia="맑은 고딕"/>
           <w:sz w:val="21"/>
         </w:rPr>
-        <w:t>③ 보호 모드가 Maximum Performance인 경우</w:t>
-      </w:r>
-    </w:p>
-    <w:p>
-      <w:r>
-        <w:rPr>
-          <w:rFonts w:ascii="맑은 고딕" w:hAnsi="맑은 고딕" w:eastAsia="맑은 고딕"/>
-          <w:sz w:val="21"/>
-        </w:rPr>
-        <w:t>④ ARCn 프로세스가 4개인 경우</w:t>
+        <w:t>③ 필요한 아카이브 리두 로그가 Primary에서 이미 삭제된 경우</w:t>
+      </w:r>
+    </w:p>
+    <w:p>
+      <w:r>
+        <w:rPr>
+          <w:rFonts w:ascii="맑은 고딕" w:hAnsi="맑은 고딕" w:eastAsia="맑은 고딕"/>
+          <w:sz w:val="21"/>
+        </w:rPr>
+        <w:t>④ 보호 모드가 Maximum Performance인 경우</w:t>
       </w:r>
     </w:p>
     <w:p>
@@ -1787,34 +1787,34 @@
           <w:rFonts w:ascii="맑은 고딕" w:hAnsi="맑은 고딕" w:eastAsia="맑은 고딕"/>
           <w:sz w:val="21"/>
         </w:rPr>
-        <w:t>① 보장 복원 지점(guaranteed restore point)</w:t>
-      </w:r>
-    </w:p>
-    <w:p>
-      <w:r>
-        <w:rPr>
-          <w:rFonts w:ascii="맑은 고딕" w:hAnsi="맑은 고딕" w:eastAsia="맑은 고딕"/>
-          <w:sz w:val="21"/>
-        </w:rPr>
-        <w:t>② 전체 RMAN 백업</w:t>
-      </w:r>
-    </w:p>
-    <w:p>
-      <w:r>
-        <w:rPr>
-          <w:rFonts w:ascii="맑은 고딕" w:hAnsi="맑은 고딕" w:eastAsia="맑은 고딕"/>
-          <w:sz w:val="21"/>
-        </w:rPr>
-        <w:t>③ 새 컨트롤 파일 사본</w:t>
-      </w:r>
-    </w:p>
-    <w:p>
-      <w:r>
-        <w:rPr>
-          <w:rFonts w:ascii="맑은 고딕" w:hAnsi="맑은 고딕" w:eastAsia="맑은 고딕"/>
-          <w:sz w:val="21"/>
-        </w:rPr>
-        <w:t>④ Data Pump 덤프</w:t>
+        <w:t>① Data Pump 덤프</w:t>
+      </w:r>
+    </w:p>
+    <w:p>
+      <w:r>
+        <w:rPr>
+          <w:rFonts w:ascii="맑은 고딕" w:hAnsi="맑은 고딕" w:eastAsia="맑은 고딕"/>
+          <w:sz w:val="21"/>
+        </w:rPr>
+        <w:t>② 보장 복원 지점(guaranteed restore point)</w:t>
+      </w:r>
+    </w:p>
+    <w:p>
+      <w:r>
+        <w:rPr>
+          <w:rFonts w:ascii="맑은 고딕" w:hAnsi="맑은 고딕" w:eastAsia="맑은 고딕"/>
+          <w:sz w:val="21"/>
+        </w:rPr>
+        <w:t>③ 전체 RMAN 백업</w:t>
+      </w:r>
+    </w:p>
+    <w:p>
+      <w:r>
+        <w:rPr>
+          <w:rFonts w:ascii="맑은 고딕" w:hAnsi="맑은 고딕" w:eastAsia="맑은 고딕"/>
+          <w:sz w:val="21"/>
+        </w:rPr>
+        <w:t>④ 새 컨트롤 파일 사본</w:t>
       </w:r>
     </w:p>
     <w:p>
@@ -1841,7 +1841,7 @@
           <w:rFonts w:ascii="맑은 고딕" w:hAnsi="맑은 고딕" w:eastAsia="맑은 고딕"/>
           <w:sz w:val="21"/>
         </w:rPr>
-        <w:t>① 갱신 가능한 상태가 되려면 일반 컨트롤 파일이 필요하기 때문</w:t>
+        <w:t>① 역할이 Primary로 바뀌기 때문</w:t>
       </w:r>
     </w:p>
     <w:p>
@@ -1868,7 +1868,7 @@
           <w:rFonts w:ascii="맑은 고딕" w:hAnsi="맑은 고딕" w:eastAsia="맑은 고딕"/>
           <w:sz w:val="21"/>
         </w:rPr>
-        <w:t>④ 역할이 Primary로 바뀌기 때문</w:t>
+        <w:t>④ 갱신 가능한 상태가 되려면 일반 컨트롤 파일이 필요하기 때문</w:t>
       </w:r>
     </w:p>
     <w:p>
@@ -1895,25 +1895,25 @@
           <w:rFonts w:ascii="맑은 고딕" w:hAnsi="맑은 고딕" w:eastAsia="맑은 고딕"/>
           <w:sz w:val="21"/>
         </w:rPr>
-        <w:t>① Snapshot standby</w:t>
-      </w:r>
-    </w:p>
-    <w:p>
-      <w:r>
-        <w:rPr>
-          <w:rFonts w:ascii="맑은 고딕" w:hAnsi="맑은 고딕" w:eastAsia="맑은 고딕"/>
-          <w:sz w:val="21"/>
-        </w:rPr>
-        <w:t>② Real-Time Query</w:t>
-      </w:r>
-    </w:p>
-    <w:p>
-      <w:r>
-        <w:rPr>
-          <w:rFonts w:ascii="맑은 고딕" w:hAnsi="맑은 고딕" w:eastAsia="맑은 고딕"/>
-          <w:sz w:val="21"/>
-        </w:rPr>
-        <w:t>③ Far Sync 인스턴스</w:t>
+        <w:t>① Far Sync 인스턴스</w:t>
+      </w:r>
+    </w:p>
+    <w:p>
+      <w:r>
+        <w:rPr>
+          <w:rFonts w:ascii="맑은 고딕" w:hAnsi="맑은 고딕" w:eastAsia="맑은 고딕"/>
+          <w:sz w:val="21"/>
+        </w:rPr>
+        <w:t>② Snapshot standby</w:t>
+      </w:r>
+    </w:p>
+    <w:p>
+      <w:r>
+        <w:rPr>
+          <w:rFonts w:ascii="맑은 고딕" w:hAnsi="맑은 고딕" w:eastAsia="맑은 고딕"/>
+          <w:sz w:val="21"/>
+        </w:rPr>
+        <w:t>③ Real-Time Query</w:t>
       </w:r>
     </w:p>
     <w:p>
@@ -1949,34 +1949,34 @@
           <w:rFonts w:ascii="맑은 고딕" w:hAnsi="맑은 고딕" w:eastAsia="맑은 고딕"/>
           <w:sz w:val="21"/>
         </w:rPr>
-        <w:t>① CDB 환경에서 수집 결과가 PDB 컨테이너에 있었기 때문</w:t>
-      </w:r>
-    </w:p>
-    <w:p>
-      <w:r>
-        <w:rPr>
-          <w:rFonts w:ascii="맑은 고딕" w:hAnsi="맑은 고딕" w:eastAsia="맑은 고딕"/>
-          <w:sz w:val="21"/>
-        </w:rPr>
-        <w:t>② 뷰 이름이 틀렸기 때문</w:t>
-      </w:r>
-    </w:p>
-    <w:p>
-      <w:r>
-        <w:rPr>
-          <w:rFonts w:ascii="맑은 고딕" w:hAnsi="맑은 고딕" w:eastAsia="맑은 고딕"/>
-          <w:sz w:val="21"/>
-        </w:rPr>
-        <w:t>③ 라이선스가 없기 때문</w:t>
-      </w:r>
-    </w:p>
-    <w:p>
-      <w:r>
-        <w:rPr>
-          <w:rFonts w:ascii="맑은 고딕" w:hAnsi="맑은 고딕" w:eastAsia="맑은 고딕"/>
-          <w:sz w:val="21"/>
-        </w:rPr>
-        <w:t>④ Standby가 읽기 전용이기 때문</w:t>
+        <w:t>① 뷰 이름이 틀렸기 때문</w:t>
+      </w:r>
+    </w:p>
+    <w:p>
+      <w:r>
+        <w:rPr>
+          <w:rFonts w:ascii="맑은 고딕" w:hAnsi="맑은 고딕" w:eastAsia="맑은 고딕"/>
+          <w:sz w:val="21"/>
+        </w:rPr>
+        <w:t>② CDB 환경에서 수집 결과가 PDB 컨테이너에 있었기 때문</w:t>
+      </w:r>
+    </w:p>
+    <w:p>
+      <w:r>
+        <w:rPr>
+          <w:rFonts w:ascii="맑은 고딕" w:hAnsi="맑은 고딕" w:eastAsia="맑은 고딕"/>
+          <w:sz w:val="21"/>
+        </w:rPr>
+        <w:t>③ Standby가 읽기 전용이기 때문</w:t>
+      </w:r>
+    </w:p>
+    <w:p>
+      <w:r>
+        <w:rPr>
+          <w:rFonts w:ascii="맑은 고딕" w:hAnsi="맑은 고딕" w:eastAsia="맑은 고딕"/>
+          <w:sz w:val="21"/>
+        </w:rPr>
+        <w:t>④ 라이선스가 없기 때문</w:t>
       </w:r>
     </w:p>
     <w:p>
@@ -2021,16 +2021,16 @@
           <w:rFonts w:ascii="맑은 고딕" w:hAnsi="맑은 고딕" w:eastAsia="맑은 고딕"/>
           <w:sz w:val="21"/>
         </w:rPr>
-        <w:t>③ `DBA_FEATURE_USAGE_STATISTICS.DETECTED_USAGES`</w:t>
-      </w:r>
-    </w:p>
-    <w:p>
-      <w:r>
-        <w:rPr>
-          <w:rFonts w:ascii="맑은 고딕" w:hAnsi="맑은 고딕" w:eastAsia="맑은 고딕"/>
-          <w:sz w:val="21"/>
-        </w:rPr>
-        <w:t>④ `V$VERSION`의 배너</w:t>
+        <w:t>③ `V$VERSION`의 배너</w:t>
+      </w:r>
+    </w:p>
+    <w:p>
+      <w:r>
+        <w:rPr>
+          <w:rFonts w:ascii="맑은 고딕" w:hAnsi="맑은 고딕" w:eastAsia="맑은 고딕"/>
+          <w:sz w:val="21"/>
+        </w:rPr>
+        <w:t>④ `DBA_FEATURE_USAGE_STATISTICS.DETECTED_USAGES`</w:t>
       </w:r>
     </w:p>
     <w:p>
@@ -2111,7 +2111,7 @@
           <w:rFonts w:ascii="맑은 고딕" w:hAnsi="맑은 고딕" w:eastAsia="맑은 고딕"/>
           <w:sz w:val="21"/>
         </w:rPr>
-        <w:t>① ORA-01034: ORACLE not available</w:t>
+        <w:t>① ORA-16000</w:t>
       </w:r>
     </w:p>
     <w:p>
@@ -2129,7 +2129,7 @@
           <w:rFonts w:ascii="맑은 고딕" w:hAnsi="맑은 고딕" w:eastAsia="맑은 고딕"/>
           <w:sz w:val="21"/>
         </w:rPr>
-        <w:t>③ ORA-16000</w:t>
+        <w:t>③ ORA-01034: ORACLE not available</w:t>
       </w:r>
     </w:p>
     <w:p>
@@ -2165,34 +2165,34 @@
           <w:rFonts w:ascii="맑은 고딕" w:hAnsi="맑은 고딕" w:eastAsia="맑은 고딕"/>
           <w:sz w:val="21"/>
         </w:rPr>
-        <w:t>① SESSIONTIMEZONE</w:t>
-      </w:r>
-    </w:p>
-    <w:p>
-      <w:r>
-        <w:rPr>
-          <w:rFonts w:ascii="맑은 고딕" w:hAnsi="맑은 고딕" w:eastAsia="맑은 고딕"/>
-          <w:sz w:val="21"/>
-        </w:rPr>
-        <w:t>② DBTIMEZONE</w:t>
-      </w:r>
-    </w:p>
-    <w:p>
-      <w:r>
-        <w:rPr>
-          <w:rFonts w:ascii="맑은 고딕" w:hAnsi="맑은 고딕" w:eastAsia="맑은 고딕"/>
-          <w:sz w:val="21"/>
-        </w:rPr>
-        <w:t>③ DB_BLOCK_SIZE</w:t>
-      </w:r>
-    </w:p>
-    <w:p>
-      <w:r>
-        <w:rPr>
-          <w:rFonts w:ascii="맑은 고딕" w:hAnsi="맑은 고딕" w:eastAsia="맑은 고딕"/>
-          <w:sz w:val="21"/>
-        </w:rPr>
-        <w:t>④ NLS_CHARACTERSET</w:t>
+        <w:t>① NLS_CHARACTERSET</w:t>
+      </w:r>
+    </w:p>
+    <w:p>
+      <w:r>
+        <w:rPr>
+          <w:rFonts w:ascii="맑은 고딕" w:hAnsi="맑은 고딕" w:eastAsia="맑은 고딕"/>
+          <w:sz w:val="21"/>
+        </w:rPr>
+        <w:t>② DB_BLOCK_SIZE</w:t>
+      </w:r>
+    </w:p>
+    <w:p>
+      <w:r>
+        <w:rPr>
+          <w:rFonts w:ascii="맑은 고딕" w:hAnsi="맑은 고딕" w:eastAsia="맑은 고딕"/>
+          <w:sz w:val="21"/>
+        </w:rPr>
+        <w:t>③ SESSIONTIMEZONE</w:t>
+      </w:r>
+    </w:p>
+    <w:p>
+      <w:r>
+        <w:rPr>
+          <w:rFonts w:ascii="맑은 고딕" w:hAnsi="맑은 고딕" w:eastAsia="맑은 고딕"/>
+          <w:sz w:val="21"/>
+        </w:rPr>
+        <w:t>④ DBTIMEZONE</w:t>
       </w:r>
     </w:p>
     <w:p>
@@ -2227,7 +2227,7 @@
           <w:rFonts w:ascii="맑은 고딕" w:hAnsi="맑은 고딕" w:eastAsia="맑은 고딕"/>
           <w:sz w:val="21"/>
         </w:rPr>
-        <w:t>① 실시간 적용이 동작 중이며 적용이 수신을 바짝 따라가고 있다</w:t>
+        <w:t>① 갭이 발생했다</w:t>
       </w:r>
     </w:p>
     <w:p>
@@ -2245,16 +2245,16 @@
           <w:rFonts w:ascii="맑은 고딕" w:hAnsi="맑은 고딕" w:eastAsia="맑은 고딕"/>
           <w:sz w:val="21"/>
         </w:rPr>
-        <w:t>③ 갭이 발생했다</w:t>
-      </w:r>
-    </w:p>
-    <w:p>
-      <w:r>
-        <w:rPr>
-          <w:rFonts w:ascii="맑은 고딕" w:hAnsi="맑은 고딕" w:eastAsia="맑은 고딕"/>
-          <w:sz w:val="21"/>
-        </w:rPr>
-        <w:t>④ MRP가 미래의 리두를 적용하고 있어 오류 상태다</w:t>
+        <w:t>③ MRP가 미래의 리두를 적용하고 있어 오류 상태다</w:t>
+      </w:r>
+    </w:p>
+    <w:p>
+      <w:r>
+        <w:rPr>
+          <w:rFonts w:ascii="맑은 고딕" w:hAnsi="맑은 고딕" w:eastAsia="맑은 고딕"/>
+          <w:sz w:val="21"/>
+        </w:rPr>
+        <w:t>④ 실시간 적용이 동작 중이며 적용이 수신을 바짝 따라가고 있다</w:t>
       </w:r>
     </w:p>
     <w:p>
@@ -2281,34 +2281,34 @@
           <w:rFonts w:ascii="맑은 고딕" w:hAnsi="맑은 고딕" w:eastAsia="맑은 고딕"/>
           <w:sz w:val="21"/>
         </w:rPr>
-        <w:t>① NSSn은 SYNC 전송 전용이며 ASYNC에서는 TTnn이 담당한다</w:t>
-      </w:r>
-    </w:p>
-    <w:p>
-      <w:r>
-        <w:rPr>
-          <w:rFonts w:ascii="맑은 고딕" w:hAnsi="맑은 고딕" w:eastAsia="맑은 고딕"/>
-          <w:sz w:val="21"/>
-        </w:rPr>
-        <w:t>② NSSn이 비정상 종료됐다</w:t>
-      </w:r>
-    </w:p>
-    <w:p>
-      <w:r>
-        <w:rPr>
-          <w:rFonts w:ascii="맑은 고딕" w:hAnsi="맑은 고딕" w:eastAsia="맑은 고딕"/>
-          <w:sz w:val="21"/>
-        </w:rPr>
-        <w:t>③ 보호 모드가 Maximum Performance이면 NSSn이 없다는 뜻은 아니다</w:t>
-      </w:r>
-    </w:p>
-    <w:p>
-      <w:r>
-        <w:rPr>
-          <w:rFonts w:ascii="맑은 고딕" w:hAnsi="맑은 고딕" w:eastAsia="맑은 고딕"/>
-          <w:sz w:val="21"/>
-        </w:rPr>
-        <w:t>④ NSSn은 Standby에만 존재한다</w:t>
+        <w:t>① NSSn이 비정상 종료됐다</w:t>
+      </w:r>
+    </w:p>
+    <w:p>
+      <w:r>
+        <w:rPr>
+          <w:rFonts w:ascii="맑은 고딕" w:hAnsi="맑은 고딕" w:eastAsia="맑은 고딕"/>
+          <w:sz w:val="21"/>
+        </w:rPr>
+        <w:t>② NSSn은 Standby에만 존재한다</w:t>
+      </w:r>
+    </w:p>
+    <w:p>
+      <w:r>
+        <w:rPr>
+          <w:rFonts w:ascii="맑은 고딕" w:hAnsi="맑은 고딕" w:eastAsia="맑은 고딕"/>
+          <w:sz w:val="21"/>
+        </w:rPr>
+        <w:t>③ NSSn은 SYNC 전송 전용이며 ASYNC에서는 TTnn이 담당한다</w:t>
+      </w:r>
+    </w:p>
+    <w:p>
+      <w:r>
+        <w:rPr>
+          <w:rFonts w:ascii="맑은 고딕" w:hAnsi="맑은 고딕" w:eastAsia="맑은 고딕"/>
+          <w:sz w:val="21"/>
+        </w:rPr>
+        <w:t>④ 보호 모드가 Maximum Performance이면 NSSn이 없다는 뜻은 아니다</w:t>
       </w:r>
     </w:p>
     <w:p>
@@ -2335,34 +2335,34 @@
           <w:rFonts w:ascii="맑은 고딕" w:hAnsi="맑은 고딕" w:eastAsia="맑은 고딕"/>
           <w:sz w:val="21"/>
         </w:rPr>
-        <w:t>① 정상이다. MOUNT 상태라 닫을 데이터베이스가 없어 나오는 안내 메시지다</w:t>
-      </w:r>
-    </w:p>
-    <w:p>
-      <w:r>
-        <w:rPr>
-          <w:rFonts w:ascii="맑은 고딕" w:hAnsi="맑은 고딕" w:eastAsia="맑은 고딕"/>
-          <w:sz w:val="21"/>
-        </w:rPr>
-        <w:t>② 변환이 실패했으므로 처음부터 다시 해야 한다</w:t>
-      </w:r>
-    </w:p>
-    <w:p>
-      <w:r>
-        <w:rPr>
-          <w:rFonts w:ascii="맑은 고딕" w:hAnsi="맑은 고딕" w:eastAsia="맑은 고딕"/>
-          <w:sz w:val="21"/>
-        </w:rPr>
-        <w:t>③ 컨트롤 파일이 손상됐다</w:t>
-      </w:r>
-    </w:p>
-    <w:p>
-      <w:r>
-        <w:rPr>
-          <w:rFonts w:ascii="맑은 고딕" w:hAnsi="맑은 고딕" w:eastAsia="맑은 고딕"/>
-          <w:sz w:val="21"/>
-        </w:rPr>
-        <w:t>④ 복원 지점이 삭제되지 않았다는 뜻이다</w:t>
+        <w:t>① 복원 지점이 삭제되지 않았다는 뜻이다</w:t>
+      </w:r>
+    </w:p>
+    <w:p>
+      <w:r>
+        <w:rPr>
+          <w:rFonts w:ascii="맑은 고딕" w:hAnsi="맑은 고딕" w:eastAsia="맑은 고딕"/>
+          <w:sz w:val="21"/>
+        </w:rPr>
+        <w:t>② 컨트롤 파일이 손상됐다</w:t>
+      </w:r>
+    </w:p>
+    <w:p>
+      <w:r>
+        <w:rPr>
+          <w:rFonts w:ascii="맑은 고딕" w:hAnsi="맑은 고딕" w:eastAsia="맑은 고딕"/>
+          <w:sz w:val="21"/>
+        </w:rPr>
+        <w:t>③ 변환이 실패했으므로 처음부터 다시 해야 한다</w:t>
+      </w:r>
+    </w:p>
+    <w:p>
+      <w:r>
+        <w:rPr>
+          <w:rFonts w:ascii="맑은 고딕" w:hAnsi="맑은 고딕" w:eastAsia="맑은 고딕"/>
+          <w:sz w:val="21"/>
+        </w:rPr>
+        <w:t>④ 정상이다. MOUNT 상태라 닫을 데이터베이스가 없어 나오는 안내 메시지다</w:t>
       </w:r>
     </w:p>
     <w:p>
@@ -2389,7 +2389,7 @@
           <w:rFonts w:ascii="맑은 고딕" w:hAnsi="맑은 고딕" w:eastAsia="맑은 고딕"/>
           <w:sz w:val="21"/>
         </w:rPr>
-        <w:t>① 읽기 전용이라 복제받은 딕셔너리 값이 그대로 남아 갱신되지 않기 때문</w:t>
+        <w:t>① MMON이 그 뷰를 갱신하지 않기 때문</w:t>
       </w:r>
     </w:p>
     <w:p>
@@ -2407,7 +2407,7 @@
           <w:rFonts w:ascii="맑은 고딕" w:hAnsi="맑은 고딕" w:eastAsia="맑은 고딕"/>
           <w:sz w:val="21"/>
         </w:rPr>
-        <w:t>③ MMON이 그 뷰를 갱신하지 않기 때문</w:t>
+        <w:t>③ 읽기 전용이라 복제받은 딕셔너리 값이 그대로 남아 갱신되지 않기 때문</w:t>
       </w:r>
     </w:p>
     <w:p>
@@ -2497,7 +2497,7 @@
           <w:rFonts w:ascii="맑은 고딕" w:hAnsi="맑은 고딕" w:eastAsia="맑은 고딕"/>
           <w:sz w:val="21"/>
         </w:rPr>
-        <w:t>① 해당 데이터베이스가 리두를 받아 오는 상위 데이터베이스</w:t>
+        <w:t>① Far Sync 인스턴스의 이름</w:t>
       </w:r>
     </w:p>
     <w:p>
@@ -2524,7 +2524,7 @@
           <w:rFonts w:ascii="맑은 고딕" w:hAnsi="맑은 고딕" w:eastAsia="맑은 고딕"/>
           <w:sz w:val="21"/>
         </w:rPr>
-        <w:t>④ Far Sync 인스턴스의 이름</w:t>
+        <w:t>④ 해당 데이터베이스가 리두를 받아 오는 상위 데이터베이스</w:t>
       </w:r>
     </w:p>
     <w:p>
@@ -2551,16 +2551,16 @@
           <w:rFonts w:ascii="맑은 고딕" w:hAnsi="맑은 고딕" w:eastAsia="맑은 고딕"/>
           <w:sz w:val="21"/>
         </w:rPr>
-        <w:t>① 전자는 내 플랫폼명을, 후자는 그 플랫폼의 엔디안을 알려 주기 때문</w:t>
-      </w:r>
-    </w:p>
-    <w:p>
-      <w:r>
-        <w:rPr>
-          <w:rFonts w:ascii="맑은 고딕" w:hAnsi="맑은 고딕" w:eastAsia="맑은 고딕"/>
-          <w:sz w:val="21"/>
-        </w:rPr>
-        <w:t>② 두 뷰가 같은 정보를 중복 저장하기 때문</w:t>
+        <w:t>① V$DATABASE에는 엔디안 열이 있으나 신뢰할 수 없기 때문</w:t>
+      </w:r>
+    </w:p>
+    <w:p>
+      <w:r>
+        <w:rPr>
+          <w:rFonts w:ascii="맑은 고딕" w:hAnsi="맑은 고딕" w:eastAsia="맑은 고딕"/>
+          <w:sz w:val="21"/>
+        </w:rPr>
+        <w:t>② 전자는 내 플랫폼명을, 후자는 그 플랫폼의 엔디안을 알려 주기 때문</w:t>
       </w:r>
     </w:p>
     <w:p>
@@ -2578,7 +2578,7 @@
           <w:rFonts w:ascii="맑은 고딕" w:hAnsi="맑은 고딕" w:eastAsia="맑은 고딕"/>
           <w:sz w:val="21"/>
         </w:rPr>
-        <w:t>④ V$DATABASE에는 엔디안 열이 있으나 신뢰할 수 없기 때문</w:t>
+        <w:t>④ 두 뷰가 같은 정보를 중복 저장하기 때문</w:t>
       </w:r>
     </w:p>
     <w:p>
@@ -2605,34 +2605,34 @@
           <w:rFonts w:ascii="맑은 고딕" w:hAnsi="맑은 고딕" w:eastAsia="맑은 고딕"/>
           <w:sz w:val="21"/>
         </w:rPr>
-        <w:t>① 리두가 적용되지 않아 Standby로 동작할 수 없다</w:t>
-      </w:r>
-    </w:p>
-    <w:p>
-      <w:r>
-        <w:rPr>
-          <w:rFonts w:ascii="맑은 고딕" w:hAnsi="맑은 고딕" w:eastAsia="맑은 고딕"/>
-          <w:sz w:val="21"/>
-        </w:rPr>
-        <w:t>② 성능만 떨어지고 동작은 한다</w:t>
-      </w:r>
-    </w:p>
-    <w:p>
-      <w:r>
-        <w:rPr>
-          <w:rFonts w:ascii="맑은 고딕" w:hAnsi="맑은 고딕" w:eastAsia="맑은 고딕"/>
-          <w:sz w:val="21"/>
-        </w:rPr>
-        <w:t>③ Broker 등록만 실패한다</w:t>
-      </w:r>
-    </w:p>
-    <w:p>
-      <w:r>
-        <w:rPr>
-          <w:rFonts w:ascii="맑은 고딕" w:hAnsi="맑은 고딕" w:eastAsia="맑은 고딕"/>
-          <w:sz w:val="21"/>
-        </w:rPr>
-        <w:t>④ 역할 전환만 불가능하다</w:t>
+        <w:t>① Broker 등록만 실패한다</w:t>
+      </w:r>
+    </w:p>
+    <w:p>
+      <w:r>
+        <w:rPr>
+          <w:rFonts w:ascii="맑은 고딕" w:hAnsi="맑은 고딕" w:eastAsia="맑은 고딕"/>
+          <w:sz w:val="21"/>
+        </w:rPr>
+        <w:t>② 역할 전환만 불가능하다</w:t>
+      </w:r>
+    </w:p>
+    <w:p>
+      <w:r>
+        <w:rPr>
+          <w:rFonts w:ascii="맑은 고딕" w:hAnsi="맑은 고딕" w:eastAsia="맑은 고딕"/>
+          <w:sz w:val="21"/>
+        </w:rPr>
+        <w:t>③ 성능만 떨어지고 동작은 한다</w:t>
+      </w:r>
+    </w:p>
+    <w:p>
+      <w:r>
+        <w:rPr>
+          <w:rFonts w:ascii="맑은 고딕" w:hAnsi="맑은 고딕" w:eastAsia="맑은 고딕"/>
+          <w:sz w:val="21"/>
+        </w:rPr>
+        <w:t>④ 리두가 적용되지 않아 Standby로 동작할 수 없다</w:t>
       </w:r>
     </w:p>
     <w:p>
@@ -2659,7 +2659,7 @@
           <w:rFonts w:ascii="맑은 고딕" w:hAnsi="맑은 고딕" w:eastAsia="맑은 고딕"/>
           <w:sz w:val="21"/>
         </w:rPr>
-        <w:t>① Active Data Guard 옵션 라이선스 보유 여부</w:t>
+        <w:t>① 두 노드의 SESSIONTIMEZONE 일치 여부</w:t>
       </w:r>
     </w:p>
     <w:p>
@@ -2677,7 +2677,7 @@
           <w:rFonts w:ascii="맑은 고딕" w:hAnsi="맑은 고딕" w:eastAsia="맑은 고딕"/>
           <w:sz w:val="21"/>
         </w:rPr>
-        <w:t>③ 두 노드의 SESSIONTIMEZONE 일치 여부</w:t>
+        <w:t>③ Active Data Guard 옵션 라이선스 보유 여부</w:t>
       </w:r>
     </w:p>
     <w:p>
@@ -2713,7 +2713,7 @@
           <w:rFonts w:ascii="맑은 고딕" w:hAnsi="맑은 고딕" w:eastAsia="맑은 고딕"/>
           <w:sz w:val="21"/>
         </w:rPr>
-        <w:t>① Primary는 역할을 넘겨줄 준비가 되었고, Standby 쪽 값은 이 상태에서 정상이다</w:t>
+        <w:t>① 두 값이 모두 TO STANDBY여야 정상이다</w:t>
       </w:r>
     </w:p>
     <w:p>
@@ -2731,16 +2731,16 @@
           <w:rFonts w:ascii="맑은 고딕" w:hAnsi="맑은 고딕" w:eastAsia="맑은 고딕"/>
           <w:sz w:val="21"/>
         </w:rPr>
-        <w:t>③ 두 값이 모두 TO STANDBY여야 정상이다</w:t>
-      </w:r>
-    </w:p>
-    <w:p>
-      <w:r>
-        <w:rPr>
-          <w:rFonts w:ascii="맑은 고딕" w:hAnsi="맑은 고딕" w:eastAsia="맑은 고딕"/>
-          <w:sz w:val="21"/>
-        </w:rPr>
-        <w:t>④ 보호 모드가 낮아 전환이 막힌 상태다</w:t>
+        <w:t>③ 보호 모드가 낮아 전환이 막힌 상태다</w:t>
+      </w:r>
+    </w:p>
+    <w:p>
+      <w:r>
+        <w:rPr>
+          <w:rFonts w:ascii="맑은 고딕" w:hAnsi="맑은 고딕" w:eastAsia="맑은 고딕"/>
+          <w:sz w:val="21"/>
+        </w:rPr>
+        <w:t>④ Primary는 역할을 넘겨줄 준비가 되었고, Standby 쪽 값은 이 상태에서 정상이다</w:t>
       </w:r>
     </w:p>
     <w:sectPr>

--- a/ADG/01장/1장_실습문제.docx
+++ b/ADG/01장/1장_실습문제.docx
@@ -582,7 +582,21 @@
           <w:rFonts w:ascii="맑은 고딕" w:hAnsi="맑은 고딕" w:eastAsia="맑은 고딕"/>
           <w:sz w:val="21"/>
         </w:rPr>
-        <w:t>[하-11] 실습 환경의 Primary에서 `V$DATABASE.DATABASE_ROLE`을 조회하면 나오는 값은?</w:t>
+        <w:t xml:space="preserve">[하-11] 실습 환경의 Primary에서 </w:t>
+      </w:r>
+      <w:r>
+        <w:rPr>
+          <w:rFonts w:ascii="Consolas" w:hAnsi="Consolas" w:eastAsia="맑은 고딕"/>
+          <w:sz w:val="21"/>
+        </w:rPr>
+        <w:t xml:space="preserve">V$DATABASE.DATABASE_ROLE</w:t>
+      </w:r>
+      <w:r>
+        <w:rPr>
+          <w:rFonts w:ascii="맑은 고딕" w:hAnsi="맑은 고딕" w:eastAsia="맑은 고딕"/>
+          <w:sz w:val="21"/>
+        </w:rPr>
+        <w:t xml:space="preserve">을 조회하면 나오는 값은?</w:t>
       </w:r>
     </w:p>
     <w:p>
@@ -636,7 +650,21 @@
           <w:rFonts w:ascii="맑은 고딕" w:hAnsi="맑은 고딕" w:eastAsia="맑은 고딕"/>
           <w:sz w:val="21"/>
         </w:rPr>
-        <w:t>[하-12] Standby가 열려 있으면서 동시에 리두를 적용받는 상태의 `OPEN_MODE` 값은?</w:t>
+        <w:t xml:space="preserve">[하-12] Standby가 열려 있으면서 동시에 리두를 적용받는 상태의 </w:t>
+      </w:r>
+      <w:r>
+        <w:rPr>
+          <w:rFonts w:ascii="Consolas" w:hAnsi="Consolas" w:eastAsia="맑은 고딕"/>
+          <w:sz w:val="21"/>
+        </w:rPr>
+        <w:t xml:space="preserve">OPEN_MODE</w:t>
+      </w:r>
+      <w:r>
+        <w:rPr>
+          <w:rFonts w:ascii="맑은 고딕" w:hAnsi="맑은 고딕" w:eastAsia="맑은 고딕"/>
+          <w:sz w:val="21"/>
+        </w:rPr>
+        <w:t xml:space="preserve"> 값은?</w:t>
       </w:r>
     </w:p>
     <w:p>
@@ -906,7 +934,21 @@
           <w:rFonts w:ascii="맑은 고딕" w:hAnsi="맑은 고딕" w:eastAsia="맑은 고딕"/>
           <w:sz w:val="21"/>
         </w:rPr>
-        <w:t>[하-17] 실습에서 Standby에 `CREATE TABLE`을 시도했을 때 발생한 오류는?</w:t>
+        <w:t xml:space="preserve">[하-17] 실습에서 Standby에 </w:t>
+      </w:r>
+      <w:r>
+        <w:rPr>
+          <w:rFonts w:ascii="Consolas" w:hAnsi="Consolas" w:eastAsia="맑은 고딕"/>
+          <w:sz w:val="21"/>
+        </w:rPr>
+        <w:t xml:space="preserve">CREATE TABLE</w:t>
+      </w:r>
+      <w:r>
+        <w:rPr>
+          <w:rFonts w:ascii="맑은 고딕" w:hAnsi="맑은 고딕" w:eastAsia="맑은 고딕"/>
+          <w:sz w:val="21"/>
+        </w:rPr>
+        <w:t xml:space="preserve">을 시도했을 때 발생한 오류는?</w:t>
       </w:r>
     </w:p>
     <w:p>
@@ -1014,7 +1056,21 @@
           <w:rFonts w:ascii="맑은 고딕" w:hAnsi="맑은 고딕" w:eastAsia="맑은 고딕"/>
           <w:sz w:val="21"/>
         </w:rPr>
-        <w:t>[하-19] Standby가 쓰는 컨트롤 파일의 유형(`CONTROLFILE_TYPE`)은?</w:t>
+        <w:t xml:space="preserve">[하-19] Standby가 쓰는 컨트롤 파일의 유형(</w:t>
+      </w:r>
+      <w:r>
+        <w:rPr>
+          <w:rFonts w:ascii="Consolas" w:hAnsi="Consolas" w:eastAsia="맑은 고딕"/>
+          <w:sz w:val="21"/>
+        </w:rPr>
+        <w:t xml:space="preserve">CONTROLFILE_TYPE</w:t>
+      </w:r>
+      <w:r>
+        <w:rPr>
+          <w:rFonts w:ascii="맑은 고딕" w:hAnsi="맑은 고딕" w:eastAsia="맑은 고딕"/>
+          <w:sz w:val="21"/>
+        </w:rPr>
+        <w:t xml:space="preserve">)은?</w:t>
       </w:r>
     </w:p>
     <w:p>
@@ -1130,7 +1186,21 @@
           <w:rFonts w:ascii="맑은 고딕" w:hAnsi="맑은 고딕" w:eastAsia="맑은 고딕"/>
           <w:sz w:val="21"/>
         </w:rPr>
-        <w:t>[중-01] Primary와 Standby에서 `V$DATABASE`를 조회했을 때 반드시 같아야 하는 값은?</w:t>
+        <w:t xml:space="preserve">[중-01] Primary와 Standby에서 </w:t>
+      </w:r>
+      <w:r>
+        <w:rPr>
+          <w:rFonts w:ascii="Consolas" w:hAnsi="Consolas" w:eastAsia="맑은 고딕"/>
+          <w:sz w:val="21"/>
+        </w:rPr>
+        <w:t xml:space="preserve">V$DATABASE</w:t>
+      </w:r>
+      <w:r>
+        <w:rPr>
+          <w:rFonts w:ascii="맑은 고딕" w:hAnsi="맑은 고딕" w:eastAsia="맑은 고딕"/>
+          <w:sz w:val="21"/>
+        </w:rPr>
+        <w:t xml:space="preserve">를 조회했을 때 반드시 같아야 하는 값은?</w:t>
       </w:r>
     </w:p>
     <w:p>
@@ -1184,7 +1254,35 @@
           <w:rFonts w:ascii="맑은 고딕" w:hAnsi="맑은 고딕" w:eastAsia="맑은 고딕"/>
           <w:sz w:val="21"/>
         </w:rPr>
-        <w:t>[중-02] BR 17장의 `DUPLICATE TARGET DATABASE TO &lt;새이름&gt;`과 `DUPLICATE ... FOR STANDBY`의 결정적 차이는?</w:t>
+        <w:t xml:space="preserve">[중-02] BR 17장의 </w:t>
+      </w:r>
+      <w:r>
+        <w:rPr>
+          <w:rFonts w:ascii="Consolas" w:hAnsi="Consolas" w:eastAsia="맑은 고딕"/>
+          <w:sz w:val="21"/>
+        </w:rPr>
+        <w:t xml:space="preserve">DUPLICATE TARGET DATABASE TO &lt;새이름&gt;</w:t>
+      </w:r>
+      <w:r>
+        <w:rPr>
+          <w:rFonts w:ascii="맑은 고딕" w:hAnsi="맑은 고딕" w:eastAsia="맑은 고딕"/>
+          <w:sz w:val="21"/>
+        </w:rPr>
+        <w:t xml:space="preserve">과 </w:t>
+      </w:r>
+      <w:r>
+        <w:rPr>
+          <w:rFonts w:ascii="Consolas" w:hAnsi="Consolas" w:eastAsia="맑은 고딕"/>
+          <w:sz w:val="21"/>
+        </w:rPr>
+        <w:t xml:space="preserve">DUPLICATE ... FOR STANDBY</w:t>
+      </w:r>
+      <w:r>
+        <w:rPr>
+          <w:rFonts w:ascii="맑은 고딕" w:hAnsi="맑은 고딕" w:eastAsia="맑은 고딕"/>
+          <w:sz w:val="21"/>
+        </w:rPr>
+        <w:t xml:space="preserve">의 결정적 차이는?</w:t>
       </w:r>
     </w:p>
     <w:p>
@@ -1265,7 +1363,21 @@
           <w:rFonts w:ascii="맑은 고딕" w:hAnsi="맑은 고딕" w:eastAsia="맑은 고딕"/>
           <w:sz w:val="21"/>
         </w:rPr>
-        <w:t>③ `LOG_ARCHIVE_DEST_n` 목적지 31개 중 하나를 로컬이 쓰기 때문</w:t>
+        <w:t xml:space="preserve">③ </w:t>
+      </w:r>
+      <w:r>
+        <w:rPr>
+          <w:rFonts w:ascii="Consolas" w:hAnsi="Consolas" w:eastAsia="맑은 고딕"/>
+          <w:sz w:val="21"/>
+        </w:rPr>
+        <w:t xml:space="preserve">LOG_ARCHIVE_DEST_n</w:t>
+      </w:r>
+      <w:r>
+        <w:rPr>
+          <w:rFonts w:ascii="맑은 고딕" w:hAnsi="맑은 고딕" w:eastAsia="맑은 고딕"/>
+          <w:sz w:val="21"/>
+        </w:rPr>
+        <w:t xml:space="preserve"> 목적지 31개 중 하나를 로컬이 쓰기 때문</w:t>
       </w:r>
     </w:p>
     <w:p>
@@ -1292,7 +1404,49 @@
           <w:rFonts w:ascii="맑은 고딕" w:hAnsi="맑은 고딕" w:eastAsia="맑은 고딕"/>
           <w:sz w:val="21"/>
         </w:rPr>
-        <w:t>[중-04] `V$DATAGUARD_PROCESS`에서 `ROLE`이 `async ORL single`인 프로세스가 하는 일은?</w:t>
+        <w:t xml:space="preserve">[중-04] </w:t>
+      </w:r>
+      <w:r>
+        <w:rPr>
+          <w:rFonts w:ascii="Consolas" w:hAnsi="Consolas" w:eastAsia="맑은 고딕"/>
+          <w:sz w:val="21"/>
+        </w:rPr>
+        <w:t xml:space="preserve">V$DATAGUARD_PROCESS</w:t>
+      </w:r>
+      <w:r>
+        <w:rPr>
+          <w:rFonts w:ascii="맑은 고딕" w:hAnsi="맑은 고딕" w:eastAsia="맑은 고딕"/>
+          <w:sz w:val="21"/>
+        </w:rPr>
+        <w:t xml:space="preserve">에서 </w:t>
+      </w:r>
+      <w:r>
+        <w:rPr>
+          <w:rFonts w:ascii="Consolas" w:hAnsi="Consolas" w:eastAsia="맑은 고딕"/>
+          <w:sz w:val="21"/>
+        </w:rPr>
+        <w:t xml:space="preserve">ROLE</w:t>
+      </w:r>
+      <w:r>
+        <w:rPr>
+          <w:rFonts w:ascii="맑은 고딕" w:hAnsi="맑은 고딕" w:eastAsia="맑은 고딕"/>
+          <w:sz w:val="21"/>
+        </w:rPr>
+        <w:t xml:space="preserve">이 </w:t>
+      </w:r>
+      <w:r>
+        <w:rPr>
+          <w:rFonts w:ascii="Consolas" w:hAnsi="Consolas" w:eastAsia="맑은 고딕"/>
+          <w:sz w:val="21"/>
+        </w:rPr>
+        <w:t xml:space="preserve">async ORL single</w:t>
+      </w:r>
+      <w:r>
+        <w:rPr>
+          <w:rFonts w:ascii="맑은 고딕" w:hAnsi="맑은 고딕" w:eastAsia="맑은 고딕"/>
+          <w:sz w:val="21"/>
+        </w:rPr>
+        <w:t xml:space="preserve">인 프로세스가 하는 일은?</w:t>
       </w:r>
     </w:p>
     <w:p>
@@ -1346,7 +1500,35 @@
           <w:rFonts w:ascii="맑은 고딕" w:hAnsi="맑은 고딕" w:eastAsia="맑은 고딕"/>
           <w:sz w:val="21"/>
         </w:rPr>
-        <w:t>[중-05] Standby의 `V$DATAGUARD_PROCESS`에서 `CLIENT_ROLE` 열이 알려 주는 것은?</w:t>
+        <w:t xml:space="preserve">[중-05] Standby의 </w:t>
+      </w:r>
+      <w:r>
+        <w:rPr>
+          <w:rFonts w:ascii="Consolas" w:hAnsi="Consolas" w:eastAsia="맑은 고딕"/>
+          <w:sz w:val="21"/>
+        </w:rPr>
+        <w:t xml:space="preserve">V$DATAGUARD_PROCESS</w:t>
+      </w:r>
+      <w:r>
+        <w:rPr>
+          <w:rFonts w:ascii="맑은 고딕" w:hAnsi="맑은 고딕" w:eastAsia="맑은 고딕"/>
+          <w:sz w:val="21"/>
+        </w:rPr>
+        <w:t xml:space="preserve">에서 </w:t>
+      </w:r>
+      <w:r>
+        <w:rPr>
+          <w:rFonts w:ascii="Consolas" w:hAnsi="Consolas" w:eastAsia="맑은 고딕"/>
+          <w:sz w:val="21"/>
+        </w:rPr>
+        <w:t xml:space="preserve">CLIENT_ROLE</w:t>
+      </w:r>
+      <w:r>
+        <w:rPr>
+          <w:rFonts w:ascii="맑은 고딕" w:hAnsi="맑은 고딕" w:eastAsia="맑은 고딕"/>
+          <w:sz w:val="21"/>
+        </w:rPr>
+        <w:t xml:space="preserve"> 열이 알려 주는 것은?</w:t>
       </w:r>
     </w:p>
     <w:p>
@@ -1400,7 +1582,49 @@
           <w:rFonts w:ascii="맑은 고딕" w:hAnsi="맑은 고딕" w:eastAsia="맑은 고딕"/>
           <w:sz w:val="21"/>
         </w:rPr>
-        <w:t>[중-06] Standby에서 `MRP0`은 IDLE인데 `PR00`이 `APPLYING_LOG`인 상태의 의미는?</w:t>
+        <w:t xml:space="preserve">[중-06] Standby에서 </w:t>
+      </w:r>
+      <w:r>
+        <w:rPr>
+          <w:rFonts w:ascii="Consolas" w:hAnsi="Consolas" w:eastAsia="맑은 고딕"/>
+          <w:sz w:val="21"/>
+        </w:rPr>
+        <w:t xml:space="preserve">MRP0</w:t>
+      </w:r>
+      <w:r>
+        <w:rPr>
+          <w:rFonts w:ascii="맑은 고딕" w:hAnsi="맑은 고딕" w:eastAsia="맑은 고딕"/>
+          <w:sz w:val="21"/>
+        </w:rPr>
+        <w:t xml:space="preserve">은 IDLE인데 </w:t>
+      </w:r>
+      <w:r>
+        <w:rPr>
+          <w:rFonts w:ascii="Consolas" w:hAnsi="Consolas" w:eastAsia="맑은 고딕"/>
+          <w:sz w:val="21"/>
+        </w:rPr>
+        <w:t xml:space="preserve">PR00</w:t>
+      </w:r>
+      <w:r>
+        <w:rPr>
+          <w:rFonts w:ascii="맑은 고딕" w:hAnsi="맑은 고딕" w:eastAsia="맑은 고딕"/>
+          <w:sz w:val="21"/>
+        </w:rPr>
+        <w:t xml:space="preserve">이 </w:t>
+      </w:r>
+      <w:r>
+        <w:rPr>
+          <w:rFonts w:ascii="Consolas" w:hAnsi="Consolas" w:eastAsia="맑은 고딕"/>
+          <w:sz w:val="21"/>
+        </w:rPr>
+        <w:t xml:space="preserve">APPLYING_LOG</w:t>
+      </w:r>
+      <w:r>
+        <w:rPr>
+          <w:rFonts w:ascii="맑은 고딕" w:hAnsi="맑은 고딕" w:eastAsia="맑은 고딕"/>
+          <w:sz w:val="21"/>
+        </w:rPr>
+        <w:t xml:space="preserve">인 상태의 의미는?</w:t>
       </w:r>
     </w:p>
     <w:p>
@@ -1454,7 +1678,35 @@
           <w:rFonts w:ascii="맑은 고딕" w:hAnsi="맑은 고딕" w:eastAsia="맑은 고딕"/>
           <w:sz w:val="21"/>
         </w:rPr>
-        <w:t>[중-07] Primary에서 `SELECT process FROM v$managed_standby WHERE process='MRP0'`이 `no rows selected`를 반환했다. 올바른 판단은?</w:t>
+        <w:t xml:space="preserve">[중-07] Primary에서 </w:t>
+      </w:r>
+      <w:r>
+        <w:rPr>
+          <w:rFonts w:ascii="Consolas" w:hAnsi="Consolas" w:eastAsia="맑은 고딕"/>
+          <w:sz w:val="21"/>
+        </w:rPr>
+        <w:t xml:space="preserve">SELECT process FROM v$managed_standby WHERE process='MRP0'</w:t>
+      </w:r>
+      <w:r>
+        <w:rPr>
+          <w:rFonts w:ascii="맑은 고딕" w:hAnsi="맑은 고딕" w:eastAsia="맑은 고딕"/>
+          <w:sz w:val="21"/>
+        </w:rPr>
+        <w:t xml:space="preserve">이 </w:t>
+      </w:r>
+      <w:r>
+        <w:rPr>
+          <w:rFonts w:ascii="Consolas" w:hAnsi="Consolas" w:eastAsia="맑은 고딕"/>
+          <w:sz w:val="21"/>
+        </w:rPr>
+        <w:t xml:space="preserve">no rows selected</w:t>
+      </w:r>
+      <w:r>
+        <w:rPr>
+          <w:rFonts w:ascii="맑은 고딕" w:hAnsi="맑은 고딕" w:eastAsia="맑은 고딕"/>
+          <w:sz w:val="21"/>
+        </w:rPr>
+        <w:t xml:space="preserve">를 반환했다. 올바른 판단은?</w:t>
       </w:r>
     </w:p>
     <w:p>
@@ -1508,7 +1760,21 @@
           <w:rFonts w:ascii="맑은 고딕" w:hAnsi="맑은 고딕" w:eastAsia="맑은 고딕"/>
           <w:sz w:val="21"/>
         </w:rPr>
-        <w:t>[중-08] Primary에서 `ALTER DATABASE RECOVER MANAGED STANDBY DATABASE`를 실행하면 발생하는 오류는?</w:t>
+        <w:t xml:space="preserve">[중-08] Primary에서 </w:t>
+      </w:r>
+      <w:r>
+        <w:rPr>
+          <w:rFonts w:ascii="Consolas" w:hAnsi="Consolas" w:eastAsia="맑은 고딕"/>
+          <w:sz w:val="21"/>
+        </w:rPr>
+        <w:t xml:space="preserve">ALTER DATABASE RECOVER MANAGED STANDBY DATABASE</w:t>
+      </w:r>
+      <w:r>
+        <w:rPr>
+          <w:rFonts w:ascii="맑은 고딕" w:hAnsi="맑은 고딕" w:eastAsia="맑은 고딕"/>
+          <w:sz w:val="21"/>
+        </w:rPr>
+        <w:t xml:space="preserve">를 실행하면 발생하는 오류는?</w:t>
       </w:r>
     </w:p>
     <w:p>
@@ -1562,7 +1828,35 @@
           <w:rFonts w:ascii="맑은 고딕" w:hAnsi="맑은 고딕" w:eastAsia="맑은 고딕"/>
           <w:sz w:val="21"/>
         </w:rPr>
-        <w:t>[중-09] `PROTECTION_MODE`와 `PROTECTION_LEVEL` 두 열이 따로 존재하는 이유는?</w:t>
+        <w:t xml:space="preserve">[중-09] </w:t>
+      </w:r>
+      <w:r>
+        <w:rPr>
+          <w:rFonts w:ascii="Consolas" w:hAnsi="Consolas" w:eastAsia="맑은 고딕"/>
+          <w:sz w:val="21"/>
+        </w:rPr>
+        <w:t xml:space="preserve">PROTECTION_MODE</w:t>
+      </w:r>
+      <w:r>
+        <w:rPr>
+          <w:rFonts w:ascii="맑은 고딕" w:hAnsi="맑은 고딕" w:eastAsia="맑은 고딕"/>
+          <w:sz w:val="21"/>
+        </w:rPr>
+        <w:t xml:space="preserve">와 </w:t>
+      </w:r>
+      <w:r>
+        <w:rPr>
+          <w:rFonts w:ascii="Consolas" w:hAnsi="Consolas" w:eastAsia="맑은 고딕"/>
+          <w:sz w:val="21"/>
+        </w:rPr>
+        <w:t xml:space="preserve">PROTECTION_LEVEL</w:t>
+      </w:r>
+      <w:r>
+        <w:rPr>
+          <w:rFonts w:ascii="맑은 고딕" w:hAnsi="맑은 고딕" w:eastAsia="맑은 고딕"/>
+          <w:sz w:val="21"/>
+        </w:rPr>
+        <w:t xml:space="preserve"> 두 열이 따로 존재하는 이유는?</w:t>
       </w:r>
     </w:p>
     <w:p>
@@ -1832,7 +2126,21 @@
           <w:rFonts w:ascii="맑은 고딕" w:hAnsi="맑은 고딕" w:eastAsia="맑은 고딕"/>
           <w:sz w:val="21"/>
         </w:rPr>
-        <w:t>[중-14] Snapshot standby로 변환한 뒤 `CONTROLFILE_TYPE`이 STANDBY에서 CURRENT로 바뀌는 이유는?</w:t>
+        <w:t xml:space="preserve">[중-14] Snapshot standby로 변환한 뒤 </w:t>
+      </w:r>
+      <w:r>
+        <w:rPr>
+          <w:rFonts w:ascii="Consolas" w:hAnsi="Consolas" w:eastAsia="맑은 고딕"/>
+          <w:sz w:val="21"/>
+        </w:rPr>
+        <w:t xml:space="preserve">CONTROLFILE_TYPE</w:t>
+      </w:r>
+      <w:r>
+        <w:rPr>
+          <w:rFonts w:ascii="맑은 고딕" w:hAnsi="맑은 고딕" w:eastAsia="맑은 고딕"/>
+          <w:sz w:val="21"/>
+        </w:rPr>
+        <w:t xml:space="preserve">이 STANDBY에서 CURRENT로 바뀌는 이유는?</w:t>
       </w:r>
     </w:p>
     <w:p>
@@ -1940,7 +2248,21 @@
           <w:rFonts w:ascii="맑은 고딕" w:hAnsi="맑은 고딕" w:eastAsia="맑은 고딕"/>
           <w:sz w:val="21"/>
         </w:rPr>
-        <w:t>[중-16] 실습에서 `DBA_FEATURE_USAGE_STATISTICS`가 0행이었던 원인은?</w:t>
+        <w:t xml:space="preserve">[중-16] 실습에서 </w:t>
+      </w:r>
+      <w:r>
+        <w:rPr>
+          <w:rFonts w:ascii="Consolas" w:hAnsi="Consolas" w:eastAsia="맑은 고딕"/>
+          <w:sz w:val="21"/>
+        </w:rPr>
+        <w:t xml:space="preserve">DBA_FEATURE_USAGE_STATISTICS</w:t>
+      </w:r>
+      <w:r>
+        <w:rPr>
+          <w:rFonts w:ascii="맑은 고딕" w:hAnsi="맑은 고딕" w:eastAsia="맑은 고딕"/>
+          <w:sz w:val="21"/>
+        </w:rPr>
+        <w:t xml:space="preserve">가 0행이었던 원인은?</w:t>
       </w:r>
     </w:p>
     <w:p>
@@ -2003,34 +2325,76 @@
           <w:rFonts w:ascii="맑은 고딕" w:hAnsi="맑은 고딕" w:eastAsia="맑은 고딕"/>
           <w:sz w:val="21"/>
         </w:rPr>
-        <w:t>① Standby의 `V$DATABASE.OPEN_MODE`</w:t>
-      </w:r>
-    </w:p>
-    <w:p>
-      <w:r>
-        <w:rPr>
-          <w:rFonts w:ascii="맑은 고딕" w:hAnsi="맑은 고딕" w:eastAsia="맑은 고딕"/>
-          <w:sz w:val="21"/>
-        </w:rPr>
-        <w:t>② `V$OPTION`의 값이 TRUE인지</w:t>
-      </w:r>
-    </w:p>
-    <w:p>
-      <w:r>
-        <w:rPr>
-          <w:rFonts w:ascii="맑은 고딕" w:hAnsi="맑은 고딕" w:eastAsia="맑은 고딕"/>
-          <w:sz w:val="21"/>
-        </w:rPr>
-        <w:t>③ `V$VERSION`의 배너</w:t>
-      </w:r>
-    </w:p>
-    <w:p>
-      <w:r>
-        <w:rPr>
-          <w:rFonts w:ascii="맑은 고딕" w:hAnsi="맑은 고딕" w:eastAsia="맑은 고딕"/>
-          <w:sz w:val="21"/>
-        </w:rPr>
-        <w:t>④ `DBA_FEATURE_USAGE_STATISTICS.DETECTED_USAGES`</w:t>
+        <w:t xml:space="preserve">① Standby의 </w:t>
+      </w:r>
+      <w:r>
+        <w:rPr>
+          <w:rFonts w:ascii="Consolas" w:hAnsi="Consolas" w:eastAsia="맑은 고딕"/>
+          <w:sz w:val="21"/>
+        </w:rPr>
+        <w:t xml:space="preserve">V$DATABASE.OPEN_MODE</w:t>
+      </w:r>
+    </w:p>
+    <w:p>
+      <w:r>
+        <w:rPr>
+          <w:rFonts w:ascii="맑은 고딕" w:hAnsi="맑은 고딕" w:eastAsia="맑은 고딕"/>
+          <w:sz w:val="21"/>
+        </w:rPr>
+        <w:t xml:space="preserve">② </w:t>
+      </w:r>
+      <w:r>
+        <w:rPr>
+          <w:rFonts w:ascii="Consolas" w:hAnsi="Consolas" w:eastAsia="맑은 고딕"/>
+          <w:sz w:val="21"/>
+        </w:rPr>
+        <w:t xml:space="preserve">V$OPTION</w:t>
+      </w:r>
+      <w:r>
+        <w:rPr>
+          <w:rFonts w:ascii="맑은 고딕" w:hAnsi="맑은 고딕" w:eastAsia="맑은 고딕"/>
+          <w:sz w:val="21"/>
+        </w:rPr>
+        <w:t xml:space="preserve">의 값이 TRUE인지</w:t>
+      </w:r>
+    </w:p>
+    <w:p>
+      <w:r>
+        <w:rPr>
+          <w:rFonts w:ascii="맑은 고딕" w:hAnsi="맑은 고딕" w:eastAsia="맑은 고딕"/>
+          <w:sz w:val="21"/>
+        </w:rPr>
+        <w:t xml:space="preserve">③ </w:t>
+      </w:r>
+      <w:r>
+        <w:rPr>
+          <w:rFonts w:ascii="Consolas" w:hAnsi="Consolas" w:eastAsia="맑은 고딕"/>
+          <w:sz w:val="21"/>
+        </w:rPr>
+        <w:t xml:space="preserve">V$VERSION</w:t>
+      </w:r>
+      <w:r>
+        <w:rPr>
+          <w:rFonts w:ascii="맑은 고딕" w:hAnsi="맑은 고딕" w:eastAsia="맑은 고딕"/>
+          <w:sz w:val="21"/>
+        </w:rPr>
+        <w:t xml:space="preserve">의 배너</w:t>
+      </w:r>
+    </w:p>
+    <w:p>
+      <w:r>
+        <w:rPr>
+          <w:rFonts w:ascii="맑은 고딕" w:hAnsi="맑은 고딕" w:eastAsia="맑은 고딕"/>
+          <w:sz w:val="21"/>
+        </w:rPr>
+        <w:t xml:space="preserve">④ </w:t>
+      </w:r>
+      <w:r>
+        <w:rPr>
+          <w:rFonts w:ascii="Consolas" w:hAnsi="Consolas" w:eastAsia="맑은 고딕"/>
+          <w:sz w:val="21"/>
+        </w:rPr>
+        <w:t xml:space="preserve">DBA_FEATURE_USAGE_STATISTICS.DETECTED_USAGES</w:t>
       </w:r>
     </w:p>
     <w:p>
@@ -2048,7 +2412,35 @@
           <w:rFonts w:ascii="맑은 고딕" w:hAnsi="맑은 고딕" w:eastAsia="맑은 고딕"/>
           <w:sz w:val="21"/>
         </w:rPr>
-        <w:t>[중-18] `V$OPTION`에서 `Oracle Data Guard`가 TRUE라는 것의 의미는?</w:t>
+        <w:t xml:space="preserve">[중-18] </w:t>
+      </w:r>
+      <w:r>
+        <w:rPr>
+          <w:rFonts w:ascii="Consolas" w:hAnsi="Consolas" w:eastAsia="맑은 고딕"/>
+          <w:sz w:val="21"/>
+        </w:rPr>
+        <w:t xml:space="preserve">V$OPTION</w:t>
+      </w:r>
+      <w:r>
+        <w:rPr>
+          <w:rFonts w:ascii="맑은 고딕" w:hAnsi="맑은 고딕" w:eastAsia="맑은 고딕"/>
+          <w:sz w:val="21"/>
+        </w:rPr>
+        <w:t xml:space="preserve">에서 </w:t>
+      </w:r>
+      <w:r>
+        <w:rPr>
+          <w:rFonts w:ascii="Consolas" w:hAnsi="Consolas" w:eastAsia="맑은 고딕"/>
+          <w:sz w:val="21"/>
+        </w:rPr>
+        <w:t xml:space="preserve">Oracle Data Guard</w:t>
+      </w:r>
+      <w:r>
+        <w:rPr>
+          <w:rFonts w:ascii="맑은 고딕" w:hAnsi="맑은 고딕" w:eastAsia="맑은 고딕"/>
+          <w:sz w:val="21"/>
+        </w:rPr>
+        <w:t xml:space="preserve">가 TRUE라는 것의 의미는?</w:t>
       </w:r>
     </w:p>
     <w:p>
@@ -2102,7 +2494,21 @@
           <w:rFonts w:ascii="맑은 고딕" w:hAnsi="맑은 고딕" w:eastAsia="맑은 고딕"/>
           <w:sz w:val="21"/>
         </w:rPr>
-        <w:t>[중-19] boston-srv에서 `ORACLE_SID=chicago`로 접속했을 때 나는 오류는?</w:t>
+        <w:t xml:space="preserve">[중-19] boston-srv에서 </w:t>
+      </w:r>
+      <w:r>
+        <w:rPr>
+          <w:rFonts w:ascii="Consolas" w:hAnsi="Consolas" w:eastAsia="맑은 고딕"/>
+          <w:sz w:val="21"/>
+        </w:rPr>
+        <w:t xml:space="preserve">ORACLE_SID=chicago</w:t>
+      </w:r>
+      <w:r>
+        <w:rPr>
+          <w:rFonts w:ascii="맑은 고딕" w:hAnsi="맑은 고딕" w:eastAsia="맑은 고딕"/>
+          <w:sz w:val="21"/>
+        </w:rPr>
+        <w:t xml:space="preserve">로 접속했을 때 나는 오류는?</w:t>
       </w:r>
     </w:p>
     <w:p>
@@ -2218,7 +2624,21 @@
           <w:rFonts w:ascii="맑은 고딕" w:hAnsi="맑은 고딕" w:eastAsia="맑은 고딕"/>
           <w:sz w:val="21"/>
         </w:rPr>
-        <w:t>[상-01] Standby의 `V$MANAGED_STANDBY`에서 RFS가 시퀀스 19 블록 3866, MRP0이 시퀀스 19 블록 3881을 가리키고 있다. 올바른 해석은?</w:t>
+        <w:t xml:space="preserve">[상-01] Standby의 </w:t>
+      </w:r>
+      <w:r>
+        <w:rPr>
+          <w:rFonts w:ascii="Consolas" w:hAnsi="Consolas" w:eastAsia="맑은 고딕"/>
+          <w:sz w:val="21"/>
+        </w:rPr>
+        <w:t xml:space="preserve">V$MANAGED_STANDBY</w:t>
+      </w:r>
+      <w:r>
+        <w:rPr>
+          <w:rFonts w:ascii="맑은 고딕" w:hAnsi="맑은 고딕" w:eastAsia="맑은 고딕"/>
+          <w:sz w:val="21"/>
+        </w:rPr>
+        <w:t xml:space="preserve">에서 RFS가 시퀀스 19 블록 3866, MRP0이 시퀀스 19 블록 3881을 가리키고 있다. 올바른 해석은?</w:t>
       </w:r>
     </w:p>
     <w:p>
@@ -2272,7 +2692,21 @@
           <w:rFonts w:ascii="맑은 고딕" w:hAnsi="맑은 고딕" w:eastAsia="맑은 고딕"/>
           <w:sz w:val="21"/>
         </w:rPr>
-        <w:t>[상-02] Primary가 ASYNC 전송인데 `V$DATAGUARD_PROCESS`에 NSSn이 보이지 않는다. 그 이유는?</w:t>
+        <w:t xml:space="preserve">[상-02] Primary가 ASYNC 전송인데 </w:t>
+      </w:r>
+      <w:r>
+        <w:rPr>
+          <w:rFonts w:ascii="Consolas" w:hAnsi="Consolas" w:eastAsia="맑은 고딕"/>
+          <w:sz w:val="21"/>
+        </w:rPr>
+        <w:t xml:space="preserve">V$DATAGUARD_PROCESS</w:t>
+      </w:r>
+      <w:r>
+        <w:rPr>
+          <w:rFonts w:ascii="맑은 고딕" w:hAnsi="맑은 고딕" w:eastAsia="맑은 고딕"/>
+          <w:sz w:val="21"/>
+        </w:rPr>
+        <w:t xml:space="preserve">에 NSSn이 보이지 않는다. 그 이유는?</w:t>
       </w:r>
     </w:p>
     <w:p>
@@ -2326,7 +2760,35 @@
           <w:rFonts w:ascii="맑은 고딕" w:hAnsi="맑은 고딕" w:eastAsia="맑은 고딕"/>
           <w:sz w:val="21"/>
         </w:rPr>
-        <w:t>[상-03] `CONVERT TO PHYSICAL STANDBY` 직후 `SHUTDOWN IMMEDIATE`를 실행했더니 ORA-01109가 출력되고 이어서 'Database dismounted'가 나왔다. 올바른 판단은?</w:t>
+        <w:t xml:space="preserve">[상-03] </w:t>
+      </w:r>
+      <w:r>
+        <w:rPr>
+          <w:rFonts w:ascii="Consolas" w:hAnsi="Consolas" w:eastAsia="맑은 고딕"/>
+          <w:sz w:val="21"/>
+        </w:rPr>
+        <w:t xml:space="preserve">CONVERT TO PHYSICAL STANDBY</w:t>
+      </w:r>
+      <w:r>
+        <w:rPr>
+          <w:rFonts w:ascii="맑은 고딕" w:hAnsi="맑은 고딕" w:eastAsia="맑은 고딕"/>
+          <w:sz w:val="21"/>
+        </w:rPr>
+        <w:t xml:space="preserve"> 직후 </w:t>
+      </w:r>
+      <w:r>
+        <w:rPr>
+          <w:rFonts w:ascii="Consolas" w:hAnsi="Consolas" w:eastAsia="맑은 고딕"/>
+          <w:sz w:val="21"/>
+        </w:rPr>
+        <w:t xml:space="preserve">SHUTDOWN IMMEDIATE</w:t>
+      </w:r>
+      <w:r>
+        <w:rPr>
+          <w:rFonts w:ascii="맑은 고딕" w:hAnsi="맑은 고딕" w:eastAsia="맑은 고딕"/>
+          <w:sz w:val="21"/>
+        </w:rPr>
+        <w:t xml:space="preserve">를 실행했더니 ORA-01109가 출력되고 이어서 'Database dismounted'가 나왔다. 올바른 판단은?</w:t>
       </w:r>
     </w:p>
     <w:p>
@@ -2380,7 +2842,35 @@
           <w:rFonts w:ascii="맑은 고딕" w:hAnsi="맑은 고딕" w:eastAsia="맑은 고딕"/>
           <w:sz w:val="21"/>
         </w:rPr>
-        <w:t>[상-04] Standby에서 `CDB_FEATURE_USAGE_STATISTICS`의 Active Data Guard 행이 존재하지만 `DETECTED_USAGES`가 0인 이유로 가장 적절한 것은?</w:t>
+        <w:t xml:space="preserve">[상-04] Standby에서 </w:t>
+      </w:r>
+      <w:r>
+        <w:rPr>
+          <w:rFonts w:ascii="Consolas" w:hAnsi="Consolas" w:eastAsia="맑은 고딕"/>
+          <w:sz w:val="21"/>
+        </w:rPr>
+        <w:t xml:space="preserve">CDB_FEATURE_USAGE_STATISTICS</w:t>
+      </w:r>
+      <w:r>
+        <w:rPr>
+          <w:rFonts w:ascii="맑은 고딕" w:hAnsi="맑은 고딕" w:eastAsia="맑은 고딕"/>
+          <w:sz w:val="21"/>
+        </w:rPr>
+        <w:t xml:space="preserve">의 Active Data Guard 행이 존재하지만 </w:t>
+      </w:r>
+      <w:r>
+        <w:rPr>
+          <w:rFonts w:ascii="Consolas" w:hAnsi="Consolas" w:eastAsia="맑은 고딕"/>
+          <w:sz w:val="21"/>
+        </w:rPr>
+        <w:t xml:space="preserve">DETECTED_USAGES</w:t>
+      </w:r>
+      <w:r>
+        <w:rPr>
+          <w:rFonts w:ascii="맑은 고딕" w:hAnsi="맑은 고딕" w:eastAsia="맑은 고딕"/>
+          <w:sz w:val="21"/>
+        </w:rPr>
+        <w:t xml:space="preserve">가 0인 이유로 가장 적절한 것은?</w:t>
       </w:r>
     </w:p>
     <w:p>
@@ -2488,7 +2978,35 @@
           <w:rFonts w:ascii="맑은 고딕" w:hAnsi="맑은 고딕" w:eastAsia="맑은 고딕"/>
           <w:sz w:val="21"/>
         </w:rPr>
-        <w:t>[상-06] `V$DATAGUARD_CONFIG`의 `PARENT_DBUN` 열이 나타내는 것은?</w:t>
+        <w:t xml:space="preserve">[상-06] </w:t>
+      </w:r>
+      <w:r>
+        <w:rPr>
+          <w:rFonts w:ascii="Consolas" w:hAnsi="Consolas" w:eastAsia="맑은 고딕"/>
+          <w:sz w:val="21"/>
+        </w:rPr>
+        <w:t xml:space="preserve">V$DATAGUARD_CONFIG</w:t>
+      </w:r>
+      <w:r>
+        <w:rPr>
+          <w:rFonts w:ascii="맑은 고딕" w:hAnsi="맑은 고딕" w:eastAsia="맑은 고딕"/>
+          <w:sz w:val="21"/>
+        </w:rPr>
+        <w:t xml:space="preserve">의 </w:t>
+      </w:r>
+      <w:r>
+        <w:rPr>
+          <w:rFonts w:ascii="Consolas" w:hAnsi="Consolas" w:eastAsia="맑은 고딕"/>
+          <w:sz w:val="21"/>
+        </w:rPr>
+        <w:t xml:space="preserve">PARENT_DBUN</w:t>
+      </w:r>
+      <w:r>
+        <w:rPr>
+          <w:rFonts w:ascii="맑은 고딕" w:hAnsi="맑은 고딕" w:eastAsia="맑은 고딕"/>
+          <w:sz w:val="21"/>
+        </w:rPr>
+        <w:t xml:space="preserve"> 열이 나타내는 것은?</w:t>
       </w:r>
     </w:p>
     <w:p>
@@ -2542,7 +3060,35 @@
           <w:rFonts w:ascii="맑은 고딕" w:hAnsi="맑은 고딕" w:eastAsia="맑은 고딕"/>
           <w:sz w:val="21"/>
         </w:rPr>
-        <w:t>[상-07] 엔디안 확인을 위해 `V$DATABASE`와 `V$TRANSPORTABLE_PLATFORM`을 조인하는 이유는?</w:t>
+        <w:t xml:space="preserve">[상-07] 엔디안 확인을 위해 </w:t>
+      </w:r>
+      <w:r>
+        <w:rPr>
+          <w:rFonts w:ascii="Consolas" w:hAnsi="Consolas" w:eastAsia="맑은 고딕"/>
+          <w:sz w:val="21"/>
+        </w:rPr>
+        <w:t xml:space="preserve">V$DATABASE</w:t>
+      </w:r>
+      <w:r>
+        <w:rPr>
+          <w:rFonts w:ascii="맑은 고딕" w:hAnsi="맑은 고딕" w:eastAsia="맑은 고딕"/>
+          <w:sz w:val="21"/>
+        </w:rPr>
+        <w:t xml:space="preserve">와 </w:t>
+      </w:r>
+      <w:r>
+        <w:rPr>
+          <w:rFonts w:ascii="Consolas" w:hAnsi="Consolas" w:eastAsia="맑은 고딕"/>
+          <w:sz w:val="21"/>
+        </w:rPr>
+        <w:t xml:space="preserve">V$TRANSPORTABLE_PLATFORM</w:t>
+      </w:r>
+      <w:r>
+        <w:rPr>
+          <w:rFonts w:ascii="맑은 고딕" w:hAnsi="맑은 고딕" w:eastAsia="맑은 고딕"/>
+          <w:sz w:val="21"/>
+        </w:rPr>
+        <w:t xml:space="preserve">을 조인하는 이유는?</w:t>
       </w:r>
     </w:p>
     <w:p>
@@ -2704,7 +3250,21 @@
           <w:rFonts w:ascii="맑은 고딕" w:hAnsi="맑은 고딕" w:eastAsia="맑은 고딕"/>
           <w:sz w:val="21"/>
         </w:rPr>
-        <w:t>[상-10] 실습 환경에서 Primary는 `SWITCHOVER_STATUS`가 TO STANDBY, Standby는 NOT ALLOWED였다. 올바른 해석은?</w:t>
+        <w:t xml:space="preserve">[상-10] 실습 환경에서 Primary는 </w:t>
+      </w:r>
+      <w:r>
+        <w:rPr>
+          <w:rFonts w:ascii="Consolas" w:hAnsi="Consolas" w:eastAsia="맑은 고딕"/>
+          <w:sz w:val="21"/>
+        </w:rPr>
+        <w:t xml:space="preserve">SWITCHOVER_STATUS</w:t>
+      </w:r>
+      <w:r>
+        <w:rPr>
+          <w:rFonts w:ascii="맑은 고딕" w:hAnsi="맑은 고딕" w:eastAsia="맑은 고딕"/>
+          <w:sz w:val="21"/>
+        </w:rPr>
+        <w:t xml:space="preserve">가 TO STANDBY, Standby는 NOT ALLOWED였다. 올바른 해석은?</w:t>
       </w:r>
     </w:p>
     <w:p>
@@ -2744,6 +3304,8 @@
       </w:r>
     </w:p>
     <w:sectPr>
+      <w:headerReference w:type="default" r:id="rId9"/>
+      <w:footerReference w:type="default" r:id="rId10"/>
       <w:pgSz w:w="12240" w:h="15840"/>
       <w:pgMar w:top="1440" w:right="1800" w:bottom="1440" w:left="1800" w:header="720" w:footer="720" w:gutter="0"/>
       <w:cols w:space="720"/>
@@ -2751,6 +3313,26 @@
     </w:sectPr>
   </w:body>
 </w:document>
+</file>
+
+<file path=word/footer1.xml><?xml version="1.0" encoding="utf-8"?>
+<w:ftr xmlns:m="http://schemas.openxmlformats.org/officeDocument/2006/math" xmlns:mc="http://schemas.openxmlformats.org/markup-compatibility/2006" xmlns:mo="http://schemas.microsoft.com/office/mac/office/2008/main" xmlns:mv="urn:schemas-microsoft-com:mac:vml" xmlns:o="urn:schemas-microsoft-com:office:office" xmlns:r="http://schemas.openxmlformats.org/officeDocument/2006/relationships" xmlns:v="urn:schemas-microsoft-com:vml" xmlns:w10="urn:schemas-microsoft-com:office:word" xmlns:w14="http://schemas.microsoft.com/office/word/2010/wordml" xmlns:w="http://schemas.openxmlformats.org/wordprocessingml/2006/main" xmlns:wne="http://schemas.microsoft.com/office/word/2006/wordml" xmlns:wp14="http://schemas.microsoft.com/office/word/2010/wordprocessingDrawing" xmlns:wp="http://schemas.openxmlformats.org/drawingml/2006/wordprocessingDrawing" xmlns:wpc="http://schemas.microsoft.com/office/word/2010/wordprocessingCanvas" xmlns:wpg="http://schemas.microsoft.com/office/word/2010/wordprocessingGroup" xmlns:wpi="http://schemas.microsoft.com/office/word/2010/wordprocessingInk" xmlns:wps="http://schemas.microsoft.com/office/word/2010/wordprocessingShape" mc:Ignorable="w14 wp14">
+  <w:p>
+    <w:pPr>
+      <w:pStyle w:val="Footer"/>
+    </w:pPr>
+  </w:p>
+</w:ftr>
+</file>
+
+<file path=word/header1.xml><?xml version="1.0" encoding="utf-8"?>
+<w:hdr xmlns:m="http://schemas.openxmlformats.org/officeDocument/2006/math" xmlns:mc="http://schemas.openxmlformats.org/markup-compatibility/2006" xmlns:mo="http://schemas.microsoft.com/office/mac/office/2008/main" xmlns:mv="urn:schemas-microsoft-com:mac:vml" xmlns:o="urn:schemas-microsoft-com:office:office" xmlns:r="http://schemas.openxmlformats.org/officeDocument/2006/relationships" xmlns:v="urn:schemas-microsoft-com:vml" xmlns:w10="urn:schemas-microsoft-com:office:word" xmlns:w14="http://schemas.microsoft.com/office/word/2010/wordml" xmlns:w="http://schemas.openxmlformats.org/wordprocessingml/2006/main" xmlns:wne="http://schemas.microsoft.com/office/word/2006/wordml" xmlns:wp14="http://schemas.microsoft.com/office/word/2010/wordprocessingDrawing" xmlns:wp="http://schemas.openxmlformats.org/drawingml/2006/wordprocessingDrawing" xmlns:wpc="http://schemas.microsoft.com/office/word/2010/wordprocessingCanvas" xmlns:wpg="http://schemas.microsoft.com/office/word/2010/wordprocessingGroup" xmlns:wpi="http://schemas.microsoft.com/office/word/2010/wordprocessingInk" xmlns:wps="http://schemas.microsoft.com/office/word/2010/wordprocessingShape" mc:Ignorable="w14 wp14">
+  <w:p>
+    <w:pPr>
+      <w:pStyle w:val="Header"/>
+    </w:pPr>
+  </w:p>
+</w:hdr>
 </file>
 
 <file path=word/numbering.xml><?xml version="1.0" encoding="utf-8"?>

--- a/ADG/01장/1장_실습문제.docx
+++ b/ADG/01장/1장_실습문제.docx
@@ -60,25 +60,25 @@
           <w:rFonts w:ascii="맑은 고딕" w:hAnsi="맑은 고딕" w:eastAsia="맑은 고딕"/>
           <w:sz w:val="21"/>
         </w:rPr>
-        <w:t>② Master database</w:t>
-      </w:r>
-    </w:p>
-    <w:p>
-      <w:r>
-        <w:rPr>
-          <w:rFonts w:ascii="맑은 고딕" w:hAnsi="맑은 고딕" w:eastAsia="맑은 고딕"/>
-          <w:sz w:val="21"/>
-        </w:rPr>
-        <w:t>③ Source database</w:t>
-      </w:r>
-    </w:p>
-    <w:p>
-      <w:r>
-        <w:rPr>
-          <w:rFonts w:ascii="맑은 고딕" w:hAnsi="맑은 고딕" w:eastAsia="맑은 고딕"/>
-          <w:sz w:val="21"/>
-        </w:rPr>
-        <w:t>④ Origin database</w:t>
+        <w:t>② Source database</w:t>
+      </w:r>
+    </w:p>
+    <w:p>
+      <w:r>
+        <w:rPr>
+          <w:rFonts w:ascii="맑은 고딕" w:hAnsi="맑은 고딕" w:eastAsia="맑은 고딕"/>
+          <w:sz w:val="21"/>
+        </w:rPr>
+        <w:t>③ Origin database</w:t>
+      </w:r>
+    </w:p>
+    <w:p>
+      <w:r>
+        <w:rPr>
+          <w:rFonts w:ascii="맑은 고딕" w:hAnsi="맑은 고딕" w:eastAsia="맑은 고딕"/>
+          <w:sz w:val="21"/>
+        </w:rPr>
+        <w:t>④ Master database</w:t>
       </w:r>
     </w:p>
     <w:p>
@@ -105,7 +105,7 @@
           <w:rFonts w:ascii="맑은 고딕" w:hAnsi="맑은 고딕" w:eastAsia="맑은 고딕"/>
           <w:sz w:val="21"/>
         </w:rPr>
-        <w:t>① 30개</w:t>
+        <w:t>① 제한 없음</w:t>
       </w:r>
     </w:p>
     <w:p>
@@ -123,16 +123,16 @@
           <w:rFonts w:ascii="맑은 고딕" w:hAnsi="맑은 고딕" w:eastAsia="맑은 고딕"/>
           <w:sz w:val="21"/>
         </w:rPr>
-        <w:t>③ 16개</w:t>
-      </w:r>
-    </w:p>
-    <w:p>
-      <w:r>
-        <w:rPr>
-          <w:rFonts w:ascii="맑은 고딕" w:hAnsi="맑은 고딕" w:eastAsia="맑은 고딕"/>
-          <w:sz w:val="21"/>
-        </w:rPr>
-        <w:t>④ 제한 없음</w:t>
+        <w:t>③ 30개</w:t>
+      </w:r>
+    </w:p>
+    <w:p>
+      <w:r>
+        <w:rPr>
+          <w:rFonts w:ascii="맑은 고딕" w:hAnsi="맑은 고딕" w:eastAsia="맑은 고딕"/>
+          <w:sz w:val="21"/>
+        </w:rPr>
+        <w:t>④ 16개</w:t>
       </w:r>
     </w:p>
     <w:p>
@@ -159,25 +159,25 @@
           <w:rFonts w:ascii="맑은 고딕" w:hAnsi="맑은 고딕" w:eastAsia="맑은 고딕"/>
           <w:sz w:val="21"/>
         </w:rPr>
-        <w:t>① Cascaded standby</w:t>
-      </w:r>
-    </w:p>
-    <w:p>
-      <w:r>
-        <w:rPr>
-          <w:rFonts w:ascii="맑은 고딕" w:hAnsi="맑은 고딕" w:eastAsia="맑은 고딕"/>
-          <w:sz w:val="21"/>
-        </w:rPr>
-        <w:t>② Physical standby</w:t>
-      </w:r>
-    </w:p>
-    <w:p>
-      <w:r>
-        <w:rPr>
-          <w:rFonts w:ascii="맑은 고딕" w:hAnsi="맑은 고딕" w:eastAsia="맑은 고딕"/>
-          <w:sz w:val="21"/>
-        </w:rPr>
-        <w:t>③ Logical standby</w:t>
+        <w:t>① Physical standby</w:t>
+      </w:r>
+    </w:p>
+    <w:p>
+      <w:r>
+        <w:rPr>
+          <w:rFonts w:ascii="맑은 고딕" w:hAnsi="맑은 고딕" w:eastAsia="맑은 고딕"/>
+          <w:sz w:val="21"/>
+        </w:rPr>
+        <w:t>② Logical standby</w:t>
+      </w:r>
+    </w:p>
+    <w:p>
+      <w:r>
+        <w:rPr>
+          <w:rFonts w:ascii="맑은 고딕" w:hAnsi="맑은 고딕" w:eastAsia="맑은 고딕"/>
+          <w:sz w:val="21"/>
+        </w:rPr>
+        <w:t>③ Cascaded standby</w:t>
       </w:r>
     </w:p>
     <w:p>
@@ -213,34 +213,34 @@
           <w:rFonts w:ascii="맑은 고딕" w:hAnsi="맑은 고딕" w:eastAsia="맑은 고딕"/>
           <w:sz w:val="21"/>
         </w:rPr>
-        <w:t>① 미디어 복구(Redo Apply)</w:t>
-      </w:r>
-    </w:p>
-    <w:p>
-      <w:r>
-        <w:rPr>
-          <w:rFonts w:ascii="맑은 고딕" w:hAnsi="맑은 고딕" w:eastAsia="맑은 고딕"/>
-          <w:sz w:val="21"/>
-        </w:rPr>
-        <w:t>② SQL 문장 변환 후 실행(SQL Apply)</w:t>
-      </w:r>
-    </w:p>
-    <w:p>
-      <w:r>
-        <w:rPr>
-          <w:rFonts w:ascii="맑은 고딕" w:hAnsi="맑은 고딕" w:eastAsia="맑은 고딕"/>
-          <w:sz w:val="21"/>
-        </w:rPr>
-        <w:t>③ 트리거 기반 복제</w:t>
-      </w:r>
-    </w:p>
-    <w:p>
-      <w:r>
-        <w:rPr>
-          <w:rFonts w:ascii="맑은 고딕" w:hAnsi="맑은 고딕" w:eastAsia="맑은 고딕"/>
-          <w:sz w:val="21"/>
-        </w:rPr>
-        <w:t>④ 파일 단위 재복사</w:t>
+        <w:t>① SQL 문장 변환 후 실행(SQL Apply)</w:t>
+      </w:r>
+    </w:p>
+    <w:p>
+      <w:r>
+        <w:rPr>
+          <w:rFonts w:ascii="맑은 고딕" w:hAnsi="맑은 고딕" w:eastAsia="맑은 고딕"/>
+          <w:sz w:val="21"/>
+        </w:rPr>
+        <w:t>② 파일 단위 재복사</w:t>
+      </w:r>
+    </w:p>
+    <w:p>
+      <w:r>
+        <w:rPr>
+          <w:rFonts w:ascii="맑은 고딕" w:hAnsi="맑은 고딕" w:eastAsia="맑은 고딕"/>
+          <w:sz w:val="21"/>
+        </w:rPr>
+        <w:t>③ 미디어 복구(Redo Apply)</w:t>
+      </w:r>
+    </w:p>
+    <w:p>
+      <w:r>
+        <w:rPr>
+          <w:rFonts w:ascii="맑은 고딕" w:hAnsi="맑은 고딕" w:eastAsia="맑은 고딕"/>
+          <w:sz w:val="21"/>
+        </w:rPr>
+        <w:t>④ 트리거 기반 복제</w:t>
       </w:r>
     </w:p>
     <w:p>
@@ -267,34 +267,34 @@
           <w:rFonts w:ascii="맑은 고딕" w:hAnsi="맑은 고딕" w:eastAsia="맑은 고딕"/>
           <w:sz w:val="21"/>
         </w:rPr>
-        <w:t>① LogMiner 기반 SQL Apply</w:t>
-      </w:r>
-    </w:p>
-    <w:p>
-      <w:r>
-        <w:rPr>
-          <w:rFonts w:ascii="맑은 고딕" w:hAnsi="맑은 고딕" w:eastAsia="맑은 고딕"/>
-          <w:sz w:val="21"/>
-        </w:rPr>
-        <w:t>② RMAN 증분 복구</w:t>
-      </w:r>
-    </w:p>
-    <w:p>
-      <w:r>
-        <w:rPr>
-          <w:rFonts w:ascii="맑은 고딕" w:hAnsi="맑은 고딕" w:eastAsia="맑은 고딕"/>
-          <w:sz w:val="21"/>
-        </w:rPr>
-        <w:t>③ Flashback Database</w:t>
-      </w:r>
-    </w:p>
-    <w:p>
-      <w:r>
-        <w:rPr>
-          <w:rFonts w:ascii="맑은 고딕" w:hAnsi="맑은 고딕" w:eastAsia="맑은 고딕"/>
-          <w:sz w:val="21"/>
-        </w:rPr>
-        <w:t>④ Block Change Tracking</w:t>
+        <w:t>① Flashback Database</w:t>
+      </w:r>
+    </w:p>
+    <w:p>
+      <w:r>
+        <w:rPr>
+          <w:rFonts w:ascii="맑은 고딕" w:hAnsi="맑은 고딕" w:eastAsia="맑은 고딕"/>
+          <w:sz w:val="21"/>
+        </w:rPr>
+        <w:t>② LogMiner 기반 SQL Apply</w:t>
+      </w:r>
+    </w:p>
+    <w:p>
+      <w:r>
+        <w:rPr>
+          <w:rFonts w:ascii="맑은 고딕" w:hAnsi="맑은 고딕" w:eastAsia="맑은 고딕"/>
+          <w:sz w:val="21"/>
+        </w:rPr>
+        <w:t>③ Block Change Tracking</w:t>
+      </w:r>
+    </w:p>
+    <w:p>
+      <w:r>
+        <w:rPr>
+          <w:rFonts w:ascii="맑은 고딕" w:hAnsi="맑은 고딕" w:eastAsia="맑은 고딕"/>
+          <w:sz w:val="21"/>
+        </w:rPr>
+        <w:t>④ RMAN 증분 복구</w:t>
       </w:r>
     </w:p>
     <w:p>
@@ -321,34 +321,34 @@
           <w:rFonts w:ascii="맑은 고딕" w:hAnsi="맑은 고딕" w:eastAsia="맑은 고딕"/>
           <w:sz w:val="21"/>
         </w:rPr>
-        <w:t>① 백업 서비스</w:t>
-      </w:r>
-    </w:p>
-    <w:p>
-      <w:r>
-        <w:rPr>
-          <w:rFonts w:ascii="맑은 고딕" w:hAnsi="맑은 고딕" w:eastAsia="맑은 고딕"/>
-          <w:sz w:val="21"/>
-        </w:rPr>
-        <w:t>② 리두 전송 서비스</w:t>
-      </w:r>
-    </w:p>
-    <w:p>
-      <w:r>
-        <w:rPr>
-          <w:rFonts w:ascii="맑은 고딕" w:hAnsi="맑은 고딕" w:eastAsia="맑은 고딕"/>
-          <w:sz w:val="21"/>
-        </w:rPr>
-        <w:t>③ 적용 서비스</w:t>
-      </w:r>
-    </w:p>
-    <w:p>
-      <w:r>
-        <w:rPr>
-          <w:rFonts w:ascii="맑은 고딕" w:hAnsi="맑은 고딕" w:eastAsia="맑은 고딕"/>
-          <w:sz w:val="21"/>
-        </w:rPr>
-        <w:t>④ 역할 관리 서비스</w:t>
+        <w:t>① 역할 관리 서비스</w:t>
+      </w:r>
+    </w:p>
+    <w:p>
+      <w:r>
+        <w:rPr>
+          <w:rFonts w:ascii="맑은 고딕" w:hAnsi="맑은 고딕" w:eastAsia="맑은 고딕"/>
+          <w:sz w:val="21"/>
+        </w:rPr>
+        <w:t>② 백업 서비스</w:t>
+      </w:r>
+    </w:p>
+    <w:p>
+      <w:r>
+        <w:rPr>
+          <w:rFonts w:ascii="맑은 고딕" w:hAnsi="맑은 고딕" w:eastAsia="맑은 고딕"/>
+          <w:sz w:val="21"/>
+        </w:rPr>
+        <w:t>③ 리두 전송 서비스</w:t>
+      </w:r>
+    </w:p>
+    <w:p>
+      <w:r>
+        <w:rPr>
+          <w:rFonts w:ascii="맑은 고딕" w:hAnsi="맑은 고딕" w:eastAsia="맑은 고딕"/>
+          <w:sz w:val="21"/>
+        </w:rPr>
+        <w:t>④ 적용 서비스</w:t>
       </w:r>
     </w:p>
     <w:p>
@@ -393,16 +393,16 @@
           <w:rFonts w:ascii="맑은 고딕" w:hAnsi="맑은 고딕" w:eastAsia="맑은 고딕"/>
           <w:sz w:val="21"/>
         </w:rPr>
-        <w:t>③ Reinstate</w:t>
-      </w:r>
-    </w:p>
-    <w:p>
-      <w:r>
-        <w:rPr>
-          <w:rFonts w:ascii="맑은 고딕" w:hAnsi="맑은 고딕" w:eastAsia="맑은 고딕"/>
-          <w:sz w:val="21"/>
-        </w:rPr>
-        <w:t>④ Rollback</w:t>
+        <w:t>③ Rollback</w:t>
+      </w:r>
+    </w:p>
+    <w:p>
+      <w:r>
+        <w:rPr>
+          <w:rFonts w:ascii="맑은 고딕" w:hAnsi="맑은 고딕" w:eastAsia="맑은 고딕"/>
+          <w:sz w:val="21"/>
+        </w:rPr>
+        <w:t>④ Reinstate</w:t>
       </w:r>
     </w:p>
     <w:p>
@@ -429,6 +429,60 @@
           <w:rFonts w:ascii="맑은 고딕" w:hAnsi="맑은 고딕" w:eastAsia="맑은 고딕"/>
           <w:sz w:val="21"/>
         </w:rPr>
+        <w:t>① RFS</w:t>
+      </w:r>
+    </w:p>
+    <w:p>
+      <w:r>
+        <w:rPr>
+          <w:rFonts w:ascii="맑은 고딕" w:hAnsi="맑은 고딕" w:eastAsia="맑은 고딕"/>
+          <w:sz w:val="21"/>
+        </w:rPr>
+        <w:t>② MRP</w:t>
+      </w:r>
+    </w:p>
+    <w:p>
+      <w:r>
+        <w:rPr>
+          <w:rFonts w:ascii="맑은 고딕" w:hAnsi="맑은 고딕" w:eastAsia="맑은 고딕"/>
+          <w:sz w:val="21"/>
+        </w:rPr>
+        <w:t>③ LGWR</w:t>
+      </w:r>
+    </w:p>
+    <w:p>
+      <w:r>
+        <w:rPr>
+          <w:rFonts w:ascii="맑은 고딕" w:hAnsi="맑은 고딕" w:eastAsia="맑은 고딕"/>
+          <w:sz w:val="21"/>
+        </w:rPr>
+        <w:t>④ LSP</w:t>
+      </w:r>
+    </w:p>
+    <w:p>
+      <w:r>
+        <w:rPr>
+          <w:rFonts w:ascii="맑은 고딕" w:hAnsi="맑은 고딕" w:eastAsia="맑은 고딕"/>
+          <w:sz w:val="21"/>
+        </w:rPr>
+        <w:t>하-09 · 객관식</w:t>
+      </w:r>
+    </w:p>
+    <w:p>
+      <w:r>
+        <w:rPr>
+          <w:rFonts w:ascii="맑은 고딕" w:hAnsi="맑은 고딕" w:eastAsia="맑은 고딕"/>
+          <w:sz w:val="21"/>
+        </w:rPr>
+        <w:t>[하-09] Standby에서 Primary가 보낸 리두를 받아들이는 프로세스는?</w:t>
+      </w:r>
+    </w:p>
+    <w:p>
+      <w:r>
+        <w:rPr>
+          <w:rFonts w:ascii="맑은 고딕" w:hAnsi="맑은 고딕" w:eastAsia="맑은 고딕"/>
+          <w:sz w:val="21"/>
+        </w:rPr>
         <w:t>① MRP</w:t>
       </w:r>
     </w:p>
@@ -438,79 +492,25 @@
           <w:rFonts w:ascii="맑은 고딕" w:hAnsi="맑은 고딕" w:eastAsia="맑은 고딕"/>
           <w:sz w:val="21"/>
         </w:rPr>
-        <w:t>② LSP</w:t>
-      </w:r>
-    </w:p>
-    <w:p>
-      <w:r>
-        <w:rPr>
-          <w:rFonts w:ascii="맑은 고딕" w:hAnsi="맑은 고딕" w:eastAsia="맑은 고딕"/>
-          <w:sz w:val="21"/>
-        </w:rPr>
-        <w:t>③ RFS</w:t>
-      </w:r>
-    </w:p>
-    <w:p>
-      <w:r>
-        <w:rPr>
-          <w:rFonts w:ascii="맑은 고딕" w:hAnsi="맑은 고딕" w:eastAsia="맑은 고딕"/>
-          <w:sz w:val="21"/>
-        </w:rPr>
-        <w:t>④ LGWR</w:t>
-      </w:r>
-    </w:p>
-    <w:p>
-      <w:r>
-        <w:rPr>
-          <w:rFonts w:ascii="맑은 고딕" w:hAnsi="맑은 고딕" w:eastAsia="맑은 고딕"/>
-          <w:sz w:val="21"/>
-        </w:rPr>
-        <w:t>하-09 · 객관식</w:t>
-      </w:r>
-    </w:p>
-    <w:p>
-      <w:r>
-        <w:rPr>
-          <w:rFonts w:ascii="맑은 고딕" w:hAnsi="맑은 고딕" w:eastAsia="맑은 고딕"/>
-          <w:sz w:val="21"/>
-        </w:rPr>
-        <w:t>[하-09] Standby에서 Primary가 보낸 리두를 받아들이는 프로세스는?</w:t>
-      </w:r>
-    </w:p>
-    <w:p>
-      <w:r>
-        <w:rPr>
-          <w:rFonts w:ascii="맑은 고딕" w:hAnsi="맑은 고딕" w:eastAsia="맑은 고딕"/>
-          <w:sz w:val="21"/>
-        </w:rPr>
-        <w:t>① RFS</w:t>
-      </w:r>
-    </w:p>
-    <w:p>
-      <w:r>
-        <w:rPr>
-          <w:rFonts w:ascii="맑은 고딕" w:hAnsi="맑은 고딕" w:eastAsia="맑은 고딕"/>
-          <w:sz w:val="21"/>
-        </w:rPr>
-        <w:t>② MRP</w:t>
-      </w:r>
-    </w:p>
-    <w:p>
-      <w:r>
-        <w:rPr>
-          <w:rFonts w:ascii="맑은 고딕" w:hAnsi="맑은 고딕" w:eastAsia="맑은 고딕"/>
-          <w:sz w:val="21"/>
-        </w:rPr>
-        <w:t>③ ARCn</w:t>
-      </w:r>
-    </w:p>
-    <w:p>
-      <w:r>
-        <w:rPr>
-          <w:rFonts w:ascii="맑은 고딕" w:hAnsi="맑은 고딕" w:eastAsia="맑은 고딕"/>
-          <w:sz w:val="21"/>
-        </w:rPr>
-        <w:t>④ TMON</w:t>
+        <w:t>② RFS</w:t>
+      </w:r>
+    </w:p>
+    <w:p>
+      <w:r>
+        <w:rPr>
+          <w:rFonts w:ascii="맑은 고딕" w:hAnsi="맑은 고딕" w:eastAsia="맑은 고딕"/>
+          <w:sz w:val="21"/>
+        </w:rPr>
+        <w:t>③ TMON</w:t>
+      </w:r>
+    </w:p>
+    <w:p>
+      <w:r>
+        <w:rPr>
+          <w:rFonts w:ascii="맑은 고딕" w:hAnsi="맑은 고딕" w:eastAsia="맑은 고딕"/>
+          <w:sz w:val="21"/>
+        </w:rPr>
+        <w:t>④ ARCn</w:t>
       </w:r>
     </w:p>
     <w:p>
@@ -537,16 +537,16 @@
           <w:rFonts w:ascii="맑은 고딕" w:hAnsi="맑은 고딕" w:eastAsia="맑은 고딕"/>
           <w:sz w:val="21"/>
         </w:rPr>
-        <w:t>① Maximum Performance</w:t>
-      </w:r>
-    </w:p>
-    <w:p>
-      <w:r>
-        <w:rPr>
-          <w:rFonts w:ascii="맑은 고딕" w:hAnsi="맑은 고딕" w:eastAsia="맑은 고딕"/>
-          <w:sz w:val="21"/>
-        </w:rPr>
-        <w:t>② Maximum Protection</w:t>
+        <w:t>① Maximum Security</w:t>
+      </w:r>
+    </w:p>
+    <w:p>
+      <w:r>
+        <w:rPr>
+          <w:rFonts w:ascii="맑은 고딕" w:hAnsi="맑은 고딕" w:eastAsia="맑은 고딕"/>
+          <w:sz w:val="21"/>
+        </w:rPr>
+        <w:t>② Maximum Performance</w:t>
       </w:r>
     </w:p>
     <w:p>
@@ -564,7 +564,7 @@
           <w:rFonts w:ascii="맑은 고딕" w:hAnsi="맑은 고딕" w:eastAsia="맑은 고딕"/>
           <w:sz w:val="21"/>
         </w:rPr>
-        <w:t>④ Maximum Security</w:t>
+        <w:t>④ Maximum Protection</w:t>
       </w:r>
     </w:p>
     <w:p>
@@ -582,7 +582,21 @@
           <w:rFonts w:ascii="맑은 고딕" w:hAnsi="맑은 고딕" w:eastAsia="맑은 고딕"/>
           <w:sz w:val="21"/>
         </w:rPr>
-        <w:t>[하-11] 실습 환경의 Primary에서 `V$DATABASE.DATABASE_ROLE`을 조회하면 나오는 값은?</w:t>
+        <w:t xml:space="preserve">[하-11] 실습 환경의 Primary에서 </w:t>
+      </w:r>
+      <w:r>
+        <w:rPr>
+          <w:rFonts w:ascii="Consolas" w:hAnsi="Consolas" w:eastAsia="맑은 고딕"/>
+          <w:sz w:val="21"/>
+        </w:rPr>
+        <w:t xml:space="preserve">V$DATABASE.DATABASE_ROLE</w:t>
+      </w:r>
+      <w:r>
+        <w:rPr>
+          <w:rFonts w:ascii="맑은 고딕" w:hAnsi="맑은 고딕" w:eastAsia="맑은 고딕"/>
+          <w:sz w:val="21"/>
+        </w:rPr>
+        <w:t xml:space="preserve">을 조회하면 나오는 값은?</w:t>
       </w:r>
     </w:p>
     <w:p>
@@ -600,25 +614,25 @@
           <w:rFonts w:ascii="맑은 고딕" w:hAnsi="맑은 고딕" w:eastAsia="맑은 고딕"/>
           <w:sz w:val="21"/>
         </w:rPr>
-        <w:t>② PHYSICAL STANDBY</w:t>
-      </w:r>
-    </w:p>
-    <w:p>
-      <w:r>
-        <w:rPr>
-          <w:rFonts w:ascii="맑은 고딕" w:hAnsi="맑은 고딕" w:eastAsia="맑은 고딕"/>
-          <w:sz w:val="21"/>
-        </w:rPr>
-        <w:t>③ SNAPSHOT STANDBY</w:t>
-      </w:r>
-    </w:p>
-    <w:p>
-      <w:r>
-        <w:rPr>
-          <w:rFonts w:ascii="맑은 고딕" w:hAnsi="맑은 고딕" w:eastAsia="맑은 고딕"/>
-          <w:sz w:val="21"/>
-        </w:rPr>
-        <w:t>④ LOGICAL STANDBY</w:t>
+        <w:t>② SNAPSHOT STANDBY</w:t>
+      </w:r>
+    </w:p>
+    <w:p>
+      <w:r>
+        <w:rPr>
+          <w:rFonts w:ascii="맑은 고딕" w:hAnsi="맑은 고딕" w:eastAsia="맑은 고딕"/>
+          <w:sz w:val="21"/>
+        </w:rPr>
+        <w:t>③ LOGICAL STANDBY</w:t>
+      </w:r>
+    </w:p>
+    <w:p>
+      <w:r>
+        <w:rPr>
+          <w:rFonts w:ascii="맑은 고딕" w:hAnsi="맑은 고딕" w:eastAsia="맑은 고딕"/>
+          <w:sz w:val="21"/>
+        </w:rPr>
+        <w:t>④ PHYSICAL STANDBY</w:t>
       </w:r>
     </w:p>
     <w:p>
@@ -636,25 +650,39 @@
           <w:rFonts w:ascii="맑은 고딕" w:hAnsi="맑은 고딕" w:eastAsia="맑은 고딕"/>
           <w:sz w:val="21"/>
         </w:rPr>
-        <w:t>[하-12] Standby가 열려 있으면서 동시에 리두를 적용받는 상태의 `OPEN_MODE` 값은?</w:t>
-      </w:r>
-    </w:p>
-    <w:p>
-      <w:r>
-        <w:rPr>
-          <w:rFonts w:ascii="맑은 고딕" w:hAnsi="맑은 고딕" w:eastAsia="맑은 고딕"/>
-          <w:sz w:val="21"/>
-        </w:rPr>
-        <w:t>① READ ONLY WITH APPLY</w:t>
-      </w:r>
-    </w:p>
-    <w:p>
-      <w:r>
-        <w:rPr>
-          <w:rFonts w:ascii="맑은 고딕" w:hAnsi="맑은 고딕" w:eastAsia="맑은 고딕"/>
-          <w:sz w:val="21"/>
-        </w:rPr>
-        <w:t>② READ ONLY</w:t>
+        <w:t xml:space="preserve">[하-12] Standby가 열려 있으면서 동시에 리두를 적용받는 상태의 </w:t>
+      </w:r>
+      <w:r>
+        <w:rPr>
+          <w:rFonts w:ascii="Consolas" w:hAnsi="Consolas" w:eastAsia="맑은 고딕"/>
+          <w:sz w:val="21"/>
+        </w:rPr>
+        <w:t xml:space="preserve">OPEN_MODE</w:t>
+      </w:r>
+      <w:r>
+        <w:rPr>
+          <w:rFonts w:ascii="맑은 고딕" w:hAnsi="맑은 고딕" w:eastAsia="맑은 고딕"/>
+          <w:sz w:val="21"/>
+        </w:rPr>
+        <w:t xml:space="preserve"> 값은?</w:t>
+      </w:r>
+    </w:p>
+    <w:p>
+      <w:r>
+        <w:rPr>
+          <w:rFonts w:ascii="맑은 고딕" w:hAnsi="맑은 고딕" w:eastAsia="맑은 고딕"/>
+          <w:sz w:val="21"/>
+        </w:rPr>
+        <w:t>① READ ONLY</w:t>
+      </w:r>
+    </w:p>
+    <w:p>
+      <w:r>
+        <w:rPr>
+          <w:rFonts w:ascii="맑은 고딕" w:hAnsi="맑은 고딕" w:eastAsia="맑은 고딕"/>
+          <w:sz w:val="21"/>
+        </w:rPr>
+        <w:t>② READ WRITE</w:t>
       </w:r>
     </w:p>
     <w:p>
@@ -672,7 +700,7 @@
           <w:rFonts w:ascii="맑은 고딕" w:hAnsi="맑은 고딕" w:eastAsia="맑은 고딕"/>
           <w:sz w:val="21"/>
         </w:rPr>
-        <w:t>④ READ WRITE</w:t>
+        <w:t>④ READ ONLY WITH APPLY</w:t>
       </w:r>
     </w:p>
     <w:p>
@@ -699,7 +727,7 @@
           <w:rFonts w:ascii="맑은 고딕" w:hAnsi="맑은 고딕" w:eastAsia="맑은 고딕"/>
           <w:sz w:val="21"/>
         </w:rPr>
-        <w:t>① Enterprise Edition</w:t>
+        <w:t>① Express Edition</w:t>
       </w:r>
     </w:p>
     <w:p>
@@ -726,7 +754,7 @@
           <w:rFonts w:ascii="맑은 고딕" w:hAnsi="맑은 고딕" w:eastAsia="맑은 고딕"/>
           <w:sz w:val="21"/>
         </w:rPr>
-        <w:t>④ Express Edition</w:t>
+        <w:t>④ Enterprise Edition</w:t>
       </w:r>
     </w:p>
     <w:p>
@@ -753,34 +781,34 @@
           <w:rFonts w:ascii="맑은 고딕" w:hAnsi="맑은 고딕" w:eastAsia="맑은 고딕"/>
           <w:sz w:val="21"/>
         </w:rPr>
-        <w:t>① DGMGRL</w:t>
-      </w:r>
-    </w:p>
-    <w:p>
-      <w:r>
-        <w:rPr>
-          <w:rFonts w:ascii="맑은 고딕" w:hAnsi="맑은 고딕" w:eastAsia="맑은 고딕"/>
-          <w:sz w:val="21"/>
-        </w:rPr>
-        <w:t>② RMAN</w:t>
-      </w:r>
-    </w:p>
-    <w:p>
-      <w:r>
-        <w:rPr>
-          <w:rFonts w:ascii="맑은 고딕" w:hAnsi="맑은 고딕" w:eastAsia="맑은 고딕"/>
-          <w:sz w:val="21"/>
-        </w:rPr>
-        <w:t>③ SRVCTL</w:t>
-      </w:r>
-    </w:p>
-    <w:p>
-      <w:r>
-        <w:rPr>
-          <w:rFonts w:ascii="맑은 고딕" w:hAnsi="맑은 고딕" w:eastAsia="맑은 고딕"/>
-          <w:sz w:val="21"/>
-        </w:rPr>
-        <w:t>④ ADRCI</w:t>
+        <w:t>① RMAN</w:t>
+      </w:r>
+    </w:p>
+    <w:p>
+      <w:r>
+        <w:rPr>
+          <w:rFonts w:ascii="맑은 고딕" w:hAnsi="맑은 고딕" w:eastAsia="맑은 고딕"/>
+          <w:sz w:val="21"/>
+        </w:rPr>
+        <w:t>② DGMGRL</w:t>
+      </w:r>
+    </w:p>
+    <w:p>
+      <w:r>
+        <w:rPr>
+          <w:rFonts w:ascii="맑은 고딕" w:hAnsi="맑은 고딕" w:eastAsia="맑은 고딕"/>
+          <w:sz w:val="21"/>
+        </w:rPr>
+        <w:t>③ ADRCI</w:t>
+      </w:r>
+    </w:p>
+    <w:p>
+      <w:r>
+        <w:rPr>
+          <w:rFonts w:ascii="맑은 고딕" w:hAnsi="맑은 고딕" w:eastAsia="맑은 고딕"/>
+          <w:sz w:val="21"/>
+        </w:rPr>
+        <w:t>④ SRVCTL</w:t>
       </w:r>
     </w:p>
     <w:p>
@@ -816,25 +844,25 @@
           <w:rFonts w:ascii="맑은 고딕" w:hAnsi="맑은 고딕" w:eastAsia="맑은 고딕"/>
           <w:sz w:val="21"/>
         </w:rPr>
-        <w:t>② DB_NAME</w:t>
-      </w:r>
-    </w:p>
-    <w:p>
-      <w:r>
-        <w:rPr>
-          <w:rFonts w:ascii="맑은 고딕" w:hAnsi="맑은 고딕" w:eastAsia="맑은 고딕"/>
-          <w:sz w:val="21"/>
-        </w:rPr>
-        <w:t>③ INSTANCE_NAME</w:t>
-      </w:r>
-    </w:p>
-    <w:p>
-      <w:r>
-        <w:rPr>
-          <w:rFonts w:ascii="맑은 고딕" w:hAnsi="맑은 고딕" w:eastAsia="맑은 고딕"/>
-          <w:sz w:val="21"/>
-        </w:rPr>
-        <w:t>④ SERVICE_NAMES</w:t>
+        <w:t>② INSTANCE_NAME</w:t>
+      </w:r>
+    </w:p>
+    <w:p>
+      <w:r>
+        <w:rPr>
+          <w:rFonts w:ascii="맑은 고딕" w:hAnsi="맑은 고딕" w:eastAsia="맑은 고딕"/>
+          <w:sz w:val="21"/>
+        </w:rPr>
+        <w:t>③ SERVICE_NAMES</w:t>
+      </w:r>
+    </w:p>
+    <w:p>
+      <w:r>
+        <w:rPr>
+          <w:rFonts w:ascii="맑은 고딕" w:hAnsi="맑은 고딕" w:eastAsia="맑은 고딕"/>
+          <w:sz w:val="21"/>
+        </w:rPr>
+        <w:t>④ DB_NAME</w:t>
       </w:r>
     </w:p>
     <w:p>
@@ -861,7 +889,7 @@
           <w:rFonts w:ascii="맑은 고딕" w:hAnsi="맑은 고딕" w:eastAsia="맑은 고딕"/>
           <w:sz w:val="21"/>
         </w:rPr>
-        <w:t>① ARCHIVELOG</w:t>
+        <w:t>① FORCE LOGGING만 있으면 무관</w:t>
       </w:r>
     </w:p>
     <w:p>
@@ -879,7 +907,7 @@
           <w:rFonts w:ascii="맑은 고딕" w:hAnsi="맑은 고딕" w:eastAsia="맑은 고딕"/>
           <w:sz w:val="21"/>
         </w:rPr>
-        <w:t>③ FORCE LOGGING만 있으면 무관</w:t>
+        <w:t>③ ARCHIVELOG</w:t>
       </w:r>
     </w:p>
     <w:p>
@@ -906,25 +934,39 @@
           <w:rFonts w:ascii="맑은 고딕" w:hAnsi="맑은 고딕" w:eastAsia="맑은 고딕"/>
           <w:sz w:val="21"/>
         </w:rPr>
-        <w:t>[하-17] 실습에서 Standby에 `CREATE TABLE`을 시도했을 때 발생한 오류는?</w:t>
-      </w:r>
-    </w:p>
-    <w:p>
-      <w:r>
-        <w:rPr>
-          <w:rFonts w:ascii="맑은 고딕" w:hAnsi="맑은 고딕" w:eastAsia="맑은 고딕"/>
-          <w:sz w:val="21"/>
-        </w:rPr>
-        <w:t>① ORA-16000</w:t>
-      </w:r>
-    </w:p>
-    <w:p>
-      <w:r>
-        <w:rPr>
-          <w:rFonts w:ascii="맑은 고딕" w:hAnsi="맑은 고딕" w:eastAsia="맑은 고딕"/>
-          <w:sz w:val="21"/>
-        </w:rPr>
-        <w:t>② ORA-00942</w:t>
+        <w:t xml:space="preserve">[하-17] 실습에서 Standby에 </w:t>
+      </w:r>
+      <w:r>
+        <w:rPr>
+          <w:rFonts w:ascii="Consolas" w:hAnsi="Consolas" w:eastAsia="맑은 고딕"/>
+          <w:sz w:val="21"/>
+        </w:rPr>
+        <w:t xml:space="preserve">CREATE TABLE</w:t>
+      </w:r>
+      <w:r>
+        <w:rPr>
+          <w:rFonts w:ascii="맑은 고딕" w:hAnsi="맑은 고딕" w:eastAsia="맑은 고딕"/>
+          <w:sz w:val="21"/>
+        </w:rPr>
+        <w:t xml:space="preserve">을 시도했을 때 발생한 오류는?</w:t>
+      </w:r>
+    </w:p>
+    <w:p>
+      <w:r>
+        <w:rPr>
+          <w:rFonts w:ascii="맑은 고딕" w:hAnsi="맑은 고딕" w:eastAsia="맑은 고딕"/>
+          <w:sz w:val="21"/>
+        </w:rPr>
+        <w:t>① ORA-01665</w:t>
+      </w:r>
+    </w:p>
+    <w:p>
+      <w:r>
+        <w:rPr>
+          <w:rFonts w:ascii="맑은 고딕" w:hAnsi="맑은 고딕" w:eastAsia="맑은 고딕"/>
+          <w:sz w:val="21"/>
+        </w:rPr>
+        <w:t>② ORA-16000</w:t>
       </w:r>
     </w:p>
     <w:p>
@@ -942,7 +984,7 @@
           <w:rFonts w:ascii="맑은 고딕" w:hAnsi="맑은 고딕" w:eastAsia="맑은 고딕"/>
           <w:sz w:val="21"/>
         </w:rPr>
-        <w:t>④ ORA-01665</w:t>
+        <w:t>④ ORA-00942</w:t>
       </w:r>
     </w:p>
     <w:p>
@@ -969,34 +1011,34 @@
           <w:rFonts w:ascii="맑은 고딕" w:hAnsi="맑은 고딕" w:eastAsia="맑은 고딕"/>
           <w:sz w:val="21"/>
         </w:rPr>
-        <w:t>① 전부 폐기된다</w:t>
-      </w:r>
-    </w:p>
-    <w:p>
-      <w:r>
-        <w:rPr>
-          <w:rFonts w:ascii="맑은 고딕" w:hAnsi="맑은 고딕" w:eastAsia="맑은 고딕"/>
-          <w:sz w:val="21"/>
-        </w:rPr>
-        <w:t>② Primary로 전송된다</w:t>
-      </w:r>
-    </w:p>
-    <w:p>
-      <w:r>
-        <w:rPr>
-          <w:rFonts w:ascii="맑은 고딕" w:hAnsi="맑은 고딕" w:eastAsia="맑은 고딕"/>
-          <w:sz w:val="21"/>
-        </w:rPr>
-        <w:t>③ 그대로 남는다</w:t>
-      </w:r>
-    </w:p>
-    <w:p>
-      <w:r>
-        <w:rPr>
-          <w:rFonts w:ascii="맑은 고딕" w:hAnsi="맑은 고딕" w:eastAsia="맑은 고딕"/>
-          <w:sz w:val="21"/>
-        </w:rPr>
-        <w:t>④ 아카이브 로그에 보관된다</w:t>
+        <w:t>① 아카이브 로그에 보관된다</w:t>
+      </w:r>
+    </w:p>
+    <w:p>
+      <w:r>
+        <w:rPr>
+          <w:rFonts w:ascii="맑은 고딕" w:hAnsi="맑은 고딕" w:eastAsia="맑은 고딕"/>
+          <w:sz w:val="21"/>
+        </w:rPr>
+        <w:t>② 전부 폐기된다</w:t>
+      </w:r>
+    </w:p>
+    <w:p>
+      <w:r>
+        <w:rPr>
+          <w:rFonts w:ascii="맑은 고딕" w:hAnsi="맑은 고딕" w:eastAsia="맑은 고딕"/>
+          <w:sz w:val="21"/>
+        </w:rPr>
+        <w:t>③ Primary로 전송된다</w:t>
+      </w:r>
+    </w:p>
+    <w:p>
+      <w:r>
+        <w:rPr>
+          <w:rFonts w:ascii="맑은 고딕" w:hAnsi="맑은 고딕" w:eastAsia="맑은 고딕"/>
+          <w:sz w:val="21"/>
+        </w:rPr>
+        <w:t>④ 그대로 남는다</w:t>
       </w:r>
     </w:p>
     <w:p>
@@ -1014,7 +1056,21 @@
           <w:rFonts w:ascii="맑은 고딕" w:hAnsi="맑은 고딕" w:eastAsia="맑은 고딕"/>
           <w:sz w:val="21"/>
         </w:rPr>
-        <w:t>[하-19] Standby가 쓰는 컨트롤 파일의 유형(`CONTROLFILE_TYPE`)은?</w:t>
+        <w:t xml:space="preserve">[하-19] Standby가 쓰는 컨트롤 파일의 유형(</w:t>
+      </w:r>
+      <w:r>
+        <w:rPr>
+          <w:rFonts w:ascii="Consolas" w:hAnsi="Consolas" w:eastAsia="맑은 고딕"/>
+          <w:sz w:val="21"/>
+        </w:rPr>
+        <w:t xml:space="preserve">CONTROLFILE_TYPE</w:t>
+      </w:r>
+      <w:r>
+        <w:rPr>
+          <w:rFonts w:ascii="맑은 고딕" w:hAnsi="맑은 고딕" w:eastAsia="맑은 고딕"/>
+          <w:sz w:val="21"/>
+        </w:rPr>
+        <w:t xml:space="preserve">)은?</w:t>
       </w:r>
     </w:p>
     <w:p>
@@ -1041,16 +1097,16 @@
           <w:rFonts w:ascii="맑은 고딕" w:hAnsi="맑은 고딕" w:eastAsia="맑은 고딕"/>
           <w:sz w:val="21"/>
         </w:rPr>
-        <w:t>③ BACKUP</w:t>
-      </w:r>
-    </w:p>
-    <w:p>
-      <w:r>
-        <w:rPr>
-          <w:rFonts w:ascii="맑은 고딕" w:hAnsi="맑은 고딕" w:eastAsia="맑은 고딕"/>
-          <w:sz w:val="21"/>
-        </w:rPr>
-        <w:t>④ CLONE</w:t>
+        <w:t>③ CLONE</w:t>
+      </w:r>
+    </w:p>
+    <w:p>
+      <w:r>
+        <w:rPr>
+          <w:rFonts w:ascii="맑은 고딕" w:hAnsi="맑은 고딕" w:eastAsia="맑은 고딕"/>
+          <w:sz w:val="21"/>
+        </w:rPr>
+        <w:t>④ BACKUP</w:t>
       </w:r>
     </w:p>
     <w:p>
@@ -1077,7 +1133,7 @@
           <w:rFonts w:ascii="맑은 고딕" w:hAnsi="맑은 고딕" w:eastAsia="맑은 고딕"/>
           <w:sz w:val="21"/>
         </w:rPr>
-        <w:t>① Failover</w:t>
+        <w:t>① Handover</w:t>
       </w:r>
     </w:p>
     <w:p>
@@ -1104,7 +1160,7 @@
           <w:rFonts w:ascii="맑은 고딕" w:hAnsi="맑은 고딕" w:eastAsia="맑은 고딕"/>
           <w:sz w:val="21"/>
         </w:rPr>
-        <w:t>④ Handover</w:t>
+        <w:t>④ Failover</w:t>
       </w:r>
     </w:p>
     <w:p>
@@ -1130,7 +1186,21 @@
           <w:rFonts w:ascii="맑은 고딕" w:hAnsi="맑은 고딕" w:eastAsia="맑은 고딕"/>
           <w:sz w:val="21"/>
         </w:rPr>
-        <w:t>[중-01] Primary와 Standby에서 `V$DATABASE`를 조회했을 때 반드시 같아야 하는 값은?</w:t>
+        <w:t xml:space="preserve">[중-01] Primary와 Standby에서 </w:t>
+      </w:r>
+      <w:r>
+        <w:rPr>
+          <w:rFonts w:ascii="Consolas" w:hAnsi="Consolas" w:eastAsia="맑은 고딕"/>
+          <w:sz w:val="21"/>
+        </w:rPr>
+        <w:t xml:space="preserve">V$DATABASE</w:t>
+      </w:r>
+      <w:r>
+        <w:rPr>
+          <w:rFonts w:ascii="맑은 고딕" w:hAnsi="맑은 고딕" w:eastAsia="맑은 고딕"/>
+          <w:sz w:val="21"/>
+        </w:rPr>
+        <w:t xml:space="preserve">를 조회했을 때 반드시 같아야 하는 값은?</w:t>
       </w:r>
     </w:p>
     <w:p>
@@ -1148,25 +1218,25 @@
           <w:rFonts w:ascii="맑은 고딕" w:hAnsi="맑은 고딕" w:eastAsia="맑은 고딕"/>
           <w:sz w:val="21"/>
         </w:rPr>
-        <w:t>② DB_UNIQUE_NAME</w:t>
-      </w:r>
-    </w:p>
-    <w:p>
-      <w:r>
-        <w:rPr>
-          <w:rFonts w:ascii="맑은 고딕" w:hAnsi="맑은 고딕" w:eastAsia="맑은 고딕"/>
-          <w:sz w:val="21"/>
-        </w:rPr>
-        <w:t>③ DATABASE_ROLE</w:t>
-      </w:r>
-    </w:p>
-    <w:p>
-      <w:r>
-        <w:rPr>
-          <w:rFonts w:ascii="맑은 고딕" w:hAnsi="맑은 고딕" w:eastAsia="맑은 고딕"/>
-          <w:sz w:val="21"/>
-        </w:rPr>
-        <w:t>④ CONTROLFILE_TYPE</w:t>
+        <w:t>② DATABASE_ROLE</w:t>
+      </w:r>
+    </w:p>
+    <w:p>
+      <w:r>
+        <w:rPr>
+          <w:rFonts w:ascii="맑은 고딕" w:hAnsi="맑은 고딕" w:eastAsia="맑은 고딕"/>
+          <w:sz w:val="21"/>
+        </w:rPr>
+        <w:t>③ CONTROLFILE_TYPE</w:t>
+      </w:r>
+    </w:p>
+    <w:p>
+      <w:r>
+        <w:rPr>
+          <w:rFonts w:ascii="맑은 고딕" w:hAnsi="맑은 고딕" w:eastAsia="맑은 고딕"/>
+          <w:sz w:val="21"/>
+        </w:rPr>
+        <w:t>④ DB_UNIQUE_NAME</w:t>
       </w:r>
     </w:p>
     <w:p>
@@ -1184,34 +1254,62 @@
           <w:rFonts w:ascii="맑은 고딕" w:hAnsi="맑은 고딕" w:eastAsia="맑은 고딕"/>
           <w:sz w:val="21"/>
         </w:rPr>
-        <w:t>[중-02] BR 17장의 `DUPLICATE TARGET DATABASE TO &lt;새이름&gt;`과 `DUPLICATE ... FOR STANDBY`의 결정적 차이는?</w:t>
-      </w:r>
-    </w:p>
-    <w:p>
-      <w:r>
-        <w:rPr>
-          <w:rFonts w:ascii="맑은 고딕" w:hAnsi="맑은 고딕" w:eastAsia="맑은 고딕"/>
-          <w:sz w:val="21"/>
-        </w:rPr>
-        <w:t>① 전자는 새 DBID를 부여하고 후자는 원본의 DBID를 유지한다</w:t>
-      </w:r>
-    </w:p>
-    <w:p>
-      <w:r>
-        <w:rPr>
-          <w:rFonts w:ascii="맑은 고딕" w:hAnsi="맑은 고딕" w:eastAsia="맑은 고딕"/>
-          <w:sz w:val="21"/>
-        </w:rPr>
-        <w:t>② 전자는 RMAN을, 후자는 Data Pump를 쓴다</w:t>
-      </w:r>
-    </w:p>
-    <w:p>
-      <w:r>
-        <w:rPr>
-          <w:rFonts w:ascii="맑은 고딕" w:hAnsi="맑은 고딕" w:eastAsia="맑은 고딕"/>
-          <w:sz w:val="21"/>
-        </w:rPr>
-        <w:t>③ 전자만 ARCHIVELOG 모드를 요구한다</w:t>
+        <w:t xml:space="preserve">[중-02] BR 17장의 </w:t>
+      </w:r>
+      <w:r>
+        <w:rPr>
+          <w:rFonts w:ascii="Consolas" w:hAnsi="Consolas" w:eastAsia="맑은 고딕"/>
+          <w:sz w:val="21"/>
+        </w:rPr>
+        <w:t xml:space="preserve">DUPLICATE TARGET DATABASE TO &lt;새이름&gt;</w:t>
+      </w:r>
+      <w:r>
+        <w:rPr>
+          <w:rFonts w:ascii="맑은 고딕" w:hAnsi="맑은 고딕" w:eastAsia="맑은 고딕"/>
+          <w:sz w:val="21"/>
+        </w:rPr>
+        <w:t xml:space="preserve">과 </w:t>
+      </w:r>
+      <w:r>
+        <w:rPr>
+          <w:rFonts w:ascii="Consolas" w:hAnsi="Consolas" w:eastAsia="맑은 고딕"/>
+          <w:sz w:val="21"/>
+        </w:rPr>
+        <w:t xml:space="preserve">DUPLICATE ... FOR STANDBY</w:t>
+      </w:r>
+      <w:r>
+        <w:rPr>
+          <w:rFonts w:ascii="맑은 고딕" w:hAnsi="맑은 고딕" w:eastAsia="맑은 고딕"/>
+          <w:sz w:val="21"/>
+        </w:rPr>
+        <w:t xml:space="preserve">의 결정적 차이는?</w:t>
+      </w:r>
+    </w:p>
+    <w:p>
+      <w:r>
+        <w:rPr>
+          <w:rFonts w:ascii="맑은 고딕" w:hAnsi="맑은 고딕" w:eastAsia="맑은 고딕"/>
+          <w:sz w:val="21"/>
+        </w:rPr>
+        <w:t>① 전자는 RMAN을, 후자는 Data Pump를 쓴다</w:t>
+      </w:r>
+    </w:p>
+    <w:p>
+      <w:r>
+        <w:rPr>
+          <w:rFonts w:ascii="맑은 고딕" w:hAnsi="맑은 고딕" w:eastAsia="맑은 고딕"/>
+          <w:sz w:val="21"/>
+        </w:rPr>
+        <w:t>② 전자만 ARCHIVELOG 모드를 요구한다</w:t>
+      </w:r>
+    </w:p>
+    <w:p>
+      <w:r>
+        <w:rPr>
+          <w:rFonts w:ascii="맑은 고딕" w:hAnsi="맑은 고딕" w:eastAsia="맑은 고딕"/>
+          <w:sz w:val="21"/>
+        </w:rPr>
+        <w:t>③ 전자는 새 DBID를 부여하고 후자는 원본의 DBID를 유지한다</w:t>
       </w:r>
     </w:p>
     <w:p>
@@ -1247,25 +1345,39 @@
           <w:rFonts w:ascii="맑은 고딕" w:hAnsi="맑은 고딕" w:eastAsia="맑은 고딕"/>
           <w:sz w:val="21"/>
         </w:rPr>
-        <w:t>① `LOG_ARCHIVE_DEST_n` 목적지 31개 중 하나를 로컬이 쓰기 때문</w:t>
-      </w:r>
-    </w:p>
-    <w:p>
-      <w:r>
-        <w:rPr>
-          <w:rFonts w:ascii="맑은 고딕" w:hAnsi="맑은 고딕" w:eastAsia="맑은 고딕"/>
-          <w:sz w:val="21"/>
-        </w:rPr>
-        <w:t>② RFS 프로세스가 최대 30개이기 때문</w:t>
-      </w:r>
-    </w:p>
-    <w:p>
-      <w:r>
-        <w:rPr>
-          <w:rFonts w:ascii="맑은 고딕" w:hAnsi="맑은 고딕" w:eastAsia="맑은 고딕"/>
-          <w:sz w:val="21"/>
-        </w:rPr>
-        <w:t>③ ARCn 프로세스가 최대 30개이기 때문</w:t>
+        <w:t>① RFS 프로세스가 최대 30개이기 때문</w:t>
+      </w:r>
+    </w:p>
+    <w:p>
+      <w:r>
+        <w:rPr>
+          <w:rFonts w:ascii="맑은 고딕" w:hAnsi="맑은 고딕" w:eastAsia="맑은 고딕"/>
+          <w:sz w:val="21"/>
+        </w:rPr>
+        <w:t>② ARCn 프로세스가 최대 30개이기 때문</w:t>
+      </w:r>
+    </w:p>
+    <w:p>
+      <w:r>
+        <w:rPr>
+          <w:rFonts w:ascii="맑은 고딕" w:hAnsi="맑은 고딕" w:eastAsia="맑은 고딕"/>
+          <w:sz w:val="21"/>
+        </w:rPr>
+        <w:t xml:space="preserve">③ </w:t>
+      </w:r>
+      <w:r>
+        <w:rPr>
+          <w:rFonts w:ascii="Consolas" w:hAnsi="Consolas" w:eastAsia="맑은 고딕"/>
+          <w:sz w:val="21"/>
+        </w:rPr>
+        <w:t xml:space="preserve">LOG_ARCHIVE_DEST_n</w:t>
+      </w:r>
+      <w:r>
+        <w:rPr>
+          <w:rFonts w:ascii="맑은 고딕" w:hAnsi="맑은 고딕" w:eastAsia="맑은 고딕"/>
+          <w:sz w:val="21"/>
+        </w:rPr>
+        <w:t xml:space="preserve"> 목적지 31개 중 하나를 로컬이 쓰기 때문</w:t>
       </w:r>
     </w:p>
     <w:p>
@@ -1292,16 +1404,58 @@
           <w:rFonts w:ascii="맑은 고딕" w:hAnsi="맑은 고딕" w:eastAsia="맑은 고딕"/>
           <w:sz w:val="21"/>
         </w:rPr>
-        <w:t>[중-04] `V$DATAGUARD_PROCESS`에서 `ROLE`이 `async ORL single`인 프로세스가 하는 일은?</w:t>
-      </w:r>
-    </w:p>
-    <w:p>
-      <w:r>
-        <w:rPr>
-          <w:rFonts w:ascii="맑은 고딕" w:hAnsi="맑은 고딕" w:eastAsia="맑은 고딕"/>
-          <w:sz w:val="21"/>
-        </w:rPr>
-        <w:t>① 온라인 리두 로그에서 읽어 비동기로 Standby에 전송한다</w:t>
+        <w:t xml:space="preserve">[중-04] </w:t>
+      </w:r>
+      <w:r>
+        <w:rPr>
+          <w:rFonts w:ascii="Consolas" w:hAnsi="Consolas" w:eastAsia="맑은 고딕"/>
+          <w:sz w:val="21"/>
+        </w:rPr>
+        <w:t xml:space="preserve">V$DATAGUARD_PROCESS</w:t>
+      </w:r>
+      <w:r>
+        <w:rPr>
+          <w:rFonts w:ascii="맑은 고딕" w:hAnsi="맑은 고딕" w:eastAsia="맑은 고딕"/>
+          <w:sz w:val="21"/>
+        </w:rPr>
+        <w:t xml:space="preserve">에서 </w:t>
+      </w:r>
+      <w:r>
+        <w:rPr>
+          <w:rFonts w:ascii="Consolas" w:hAnsi="Consolas" w:eastAsia="맑은 고딕"/>
+          <w:sz w:val="21"/>
+        </w:rPr>
+        <w:t xml:space="preserve">ROLE</w:t>
+      </w:r>
+      <w:r>
+        <w:rPr>
+          <w:rFonts w:ascii="맑은 고딕" w:hAnsi="맑은 고딕" w:eastAsia="맑은 고딕"/>
+          <w:sz w:val="21"/>
+        </w:rPr>
+        <w:t xml:space="preserve">이 </w:t>
+      </w:r>
+      <w:r>
+        <w:rPr>
+          <w:rFonts w:ascii="Consolas" w:hAnsi="Consolas" w:eastAsia="맑은 고딕"/>
+          <w:sz w:val="21"/>
+        </w:rPr>
+        <w:t xml:space="preserve">async ORL single</w:t>
+      </w:r>
+      <w:r>
+        <w:rPr>
+          <w:rFonts w:ascii="맑은 고딕" w:hAnsi="맑은 고딕" w:eastAsia="맑은 고딕"/>
+          <w:sz w:val="21"/>
+        </w:rPr>
+        <w:t xml:space="preserve">인 프로세스가 하는 일은?</w:t>
+      </w:r>
+    </w:p>
+    <w:p>
+      <w:r>
+        <w:rPr>
+          <w:rFonts w:ascii="맑은 고딕" w:hAnsi="맑은 고딕" w:eastAsia="맑은 고딕"/>
+          <w:sz w:val="21"/>
+        </w:rPr>
+        <w:t>① 리두를 적용한다</w:t>
       </w:r>
     </w:p>
     <w:p>
@@ -1328,7 +1482,7 @@
           <w:rFonts w:ascii="맑은 고딕" w:hAnsi="맑은 고딕" w:eastAsia="맑은 고딕"/>
           <w:sz w:val="21"/>
         </w:rPr>
-        <w:t>④ 리두를 적용한다</w:t>
+        <w:t>④ 온라인 리두 로그에서 읽어 비동기로 Standby에 전송한다</w:t>
       </w:r>
     </w:p>
     <w:p>
@@ -1346,7 +1500,35 @@
           <w:rFonts w:ascii="맑은 고딕" w:hAnsi="맑은 고딕" w:eastAsia="맑은 고딕"/>
           <w:sz w:val="21"/>
         </w:rPr>
-        <w:t>[중-05] Standby의 `V$DATAGUARD_PROCESS`에서 `CLIENT_ROLE` 열이 알려 주는 것은?</w:t>
+        <w:t xml:space="preserve">[중-05] Standby의 </w:t>
+      </w:r>
+      <w:r>
+        <w:rPr>
+          <w:rFonts w:ascii="Consolas" w:hAnsi="Consolas" w:eastAsia="맑은 고딕"/>
+          <w:sz w:val="21"/>
+        </w:rPr>
+        <w:t xml:space="preserve">V$DATAGUARD_PROCESS</w:t>
+      </w:r>
+      <w:r>
+        <w:rPr>
+          <w:rFonts w:ascii="맑은 고딕" w:hAnsi="맑은 고딕" w:eastAsia="맑은 고딕"/>
+          <w:sz w:val="21"/>
+        </w:rPr>
+        <w:t xml:space="preserve">에서 </w:t>
+      </w:r>
+      <w:r>
+        <w:rPr>
+          <w:rFonts w:ascii="Consolas" w:hAnsi="Consolas" w:eastAsia="맑은 고딕"/>
+          <w:sz w:val="21"/>
+        </w:rPr>
+        <w:t xml:space="preserve">CLIENT_ROLE</w:t>
+      </w:r>
+      <w:r>
+        <w:rPr>
+          <w:rFonts w:ascii="맑은 고딕" w:hAnsi="맑은 고딕" w:eastAsia="맑은 고딕"/>
+          <w:sz w:val="21"/>
+        </w:rPr>
+        <w:t xml:space="preserve"> 열이 알려 주는 것은?</w:t>
       </w:r>
     </w:p>
     <w:p>
@@ -1364,7 +1546,7 @@
           <w:rFonts w:ascii="맑은 고딕" w:hAnsi="맑은 고딕" w:eastAsia="맑은 고딕"/>
           <w:sz w:val="21"/>
         </w:rPr>
-        <w:t>② 접속한 클라이언트의 IP 주소</w:t>
+        <w:t>② 보호 모드</w:t>
       </w:r>
     </w:p>
     <w:p>
@@ -1382,7 +1564,7 @@
           <w:rFonts w:ascii="맑은 고딕" w:hAnsi="맑은 고딕" w:eastAsia="맑은 고딕"/>
           <w:sz w:val="21"/>
         </w:rPr>
-        <w:t>④ 보호 모드</w:t>
+        <w:t>④ 접속한 클라이언트의 IP 주소</w:t>
       </w:r>
     </w:p>
     <w:p>
@@ -1400,7 +1582,49 @@
           <w:rFonts w:ascii="맑은 고딕" w:hAnsi="맑은 고딕" w:eastAsia="맑은 고딕"/>
           <w:sz w:val="21"/>
         </w:rPr>
-        <w:t>[중-06] Standby에서 `MRP0`은 IDLE인데 `PR00`이 `APPLYING_LOG`인 상태의 의미는?</w:t>
+        <w:t xml:space="preserve">[중-06] Standby에서 </w:t>
+      </w:r>
+      <w:r>
+        <w:rPr>
+          <w:rFonts w:ascii="Consolas" w:hAnsi="Consolas" w:eastAsia="맑은 고딕"/>
+          <w:sz w:val="21"/>
+        </w:rPr>
+        <w:t xml:space="preserve">MRP0</w:t>
+      </w:r>
+      <w:r>
+        <w:rPr>
+          <w:rFonts w:ascii="맑은 고딕" w:hAnsi="맑은 고딕" w:eastAsia="맑은 고딕"/>
+          <w:sz w:val="21"/>
+        </w:rPr>
+        <w:t xml:space="preserve">은 IDLE인데 </w:t>
+      </w:r>
+      <w:r>
+        <w:rPr>
+          <w:rFonts w:ascii="Consolas" w:hAnsi="Consolas" w:eastAsia="맑은 고딕"/>
+          <w:sz w:val="21"/>
+        </w:rPr>
+        <w:t xml:space="preserve">PR00</w:t>
+      </w:r>
+      <w:r>
+        <w:rPr>
+          <w:rFonts w:ascii="맑은 고딕" w:hAnsi="맑은 고딕" w:eastAsia="맑은 고딕"/>
+          <w:sz w:val="21"/>
+        </w:rPr>
+        <w:t xml:space="preserve">이 </w:t>
+      </w:r>
+      <w:r>
+        <w:rPr>
+          <w:rFonts w:ascii="Consolas" w:hAnsi="Consolas" w:eastAsia="맑은 고딕"/>
+          <w:sz w:val="21"/>
+        </w:rPr>
+        <w:t xml:space="preserve">APPLYING_LOG</w:t>
+      </w:r>
+      <w:r>
+        <w:rPr>
+          <w:rFonts w:ascii="맑은 고딕" w:hAnsi="맑은 고딕" w:eastAsia="맑은 고딕"/>
+          <w:sz w:val="21"/>
+        </w:rPr>
+        <w:t xml:space="preserve">인 상태의 의미는?</w:t>
       </w:r>
     </w:p>
     <w:p>
@@ -1418,16 +1642,16 @@
           <w:rFonts w:ascii="맑은 고딕" w:hAnsi="맑은 고딕" w:eastAsia="맑은 고딕"/>
           <w:sz w:val="21"/>
         </w:rPr>
-        <w:t>② 적용이 중단된 상태다</w:t>
-      </w:r>
-    </w:p>
-    <w:p>
-      <w:r>
-        <w:rPr>
-          <w:rFonts w:ascii="맑은 고딕" w:hAnsi="맑은 고딕" w:eastAsia="맑은 고딕"/>
-          <w:sz w:val="21"/>
-        </w:rPr>
-        <w:t>③ MRP0이 비정상 종료됐다</w:t>
+        <w:t>② MRP0이 비정상 종료됐다</w:t>
+      </w:r>
+    </w:p>
+    <w:p>
+      <w:r>
+        <w:rPr>
+          <w:rFonts w:ascii="맑은 고딕" w:hAnsi="맑은 고딕" w:eastAsia="맑은 고딕"/>
+          <w:sz w:val="21"/>
+        </w:rPr>
+        <w:t>③ 적용이 중단된 상태다</w:t>
       </w:r>
     </w:p>
     <w:p>
@@ -1454,34 +1678,62 @@
           <w:rFonts w:ascii="맑은 고딕" w:hAnsi="맑은 고딕" w:eastAsia="맑은 고딕"/>
           <w:sz w:val="21"/>
         </w:rPr>
-        <w:t>[중-07] Primary에서 `SELECT process FROM v$managed_standby WHERE process='MRP0'`이 `no rows selected`를 반환했다. 올바른 판단은?</w:t>
-      </w:r>
-    </w:p>
-    <w:p>
-      <w:r>
-        <w:rPr>
-          <w:rFonts w:ascii="맑은 고딕" w:hAnsi="맑은 고딕" w:eastAsia="맑은 고딕"/>
-          <w:sz w:val="21"/>
-        </w:rPr>
-        <w:t>① 정상이다. MRP는 Standby에만 존재한다</w:t>
-      </w:r>
-    </w:p>
-    <w:p>
-      <w:r>
-        <w:rPr>
-          <w:rFonts w:ascii="맑은 고딕" w:hAnsi="맑은 고딕" w:eastAsia="맑은 고딕"/>
-          <w:sz w:val="21"/>
-        </w:rPr>
-        <w:t>② Standby가 죽었다</w:t>
-      </w:r>
-    </w:p>
-    <w:p>
-      <w:r>
-        <w:rPr>
-          <w:rFonts w:ascii="맑은 고딕" w:hAnsi="맑은 고딕" w:eastAsia="맑은 고딕"/>
-          <w:sz w:val="21"/>
-        </w:rPr>
-        <w:t>③ 리두 전송이 끊겼다</w:t>
+        <w:t xml:space="preserve">[중-07] Primary에서 </w:t>
+      </w:r>
+      <w:r>
+        <w:rPr>
+          <w:rFonts w:ascii="Consolas" w:hAnsi="Consolas" w:eastAsia="맑은 고딕"/>
+          <w:sz w:val="21"/>
+        </w:rPr>
+        <w:t xml:space="preserve">SELECT process FROM v$managed_standby WHERE process='MRP0'</w:t>
+      </w:r>
+      <w:r>
+        <w:rPr>
+          <w:rFonts w:ascii="맑은 고딕" w:hAnsi="맑은 고딕" w:eastAsia="맑은 고딕"/>
+          <w:sz w:val="21"/>
+        </w:rPr>
+        <w:t xml:space="preserve">이 </w:t>
+      </w:r>
+      <w:r>
+        <w:rPr>
+          <w:rFonts w:ascii="Consolas" w:hAnsi="Consolas" w:eastAsia="맑은 고딕"/>
+          <w:sz w:val="21"/>
+        </w:rPr>
+        <w:t xml:space="preserve">no rows selected</w:t>
+      </w:r>
+      <w:r>
+        <w:rPr>
+          <w:rFonts w:ascii="맑은 고딕" w:hAnsi="맑은 고딕" w:eastAsia="맑은 고딕"/>
+          <w:sz w:val="21"/>
+        </w:rPr>
+        <w:t xml:space="preserve">를 반환했다. 올바른 판단은?</w:t>
+      </w:r>
+    </w:p>
+    <w:p>
+      <w:r>
+        <w:rPr>
+          <w:rFonts w:ascii="맑은 고딕" w:hAnsi="맑은 고딕" w:eastAsia="맑은 고딕"/>
+          <w:sz w:val="21"/>
+        </w:rPr>
+        <w:t>① Standby가 죽었다</w:t>
+      </w:r>
+    </w:p>
+    <w:p>
+      <w:r>
+        <w:rPr>
+          <w:rFonts w:ascii="맑은 고딕" w:hAnsi="맑은 고딕" w:eastAsia="맑은 고딕"/>
+          <w:sz w:val="21"/>
+        </w:rPr>
+        <w:t>② 리두 전송이 끊겼다</w:t>
+      </w:r>
+    </w:p>
+    <w:p>
+      <w:r>
+        <w:rPr>
+          <w:rFonts w:ascii="맑은 고딕" w:hAnsi="맑은 고딕" w:eastAsia="맑은 고딕"/>
+          <w:sz w:val="21"/>
+        </w:rPr>
+        <w:t>③ 정상이다. MRP는 Standby에만 존재한다</w:t>
       </w:r>
     </w:p>
     <w:p>
@@ -1508,16 +1760,30 @@
           <w:rFonts w:ascii="맑은 고딕" w:hAnsi="맑은 고딕" w:eastAsia="맑은 고딕"/>
           <w:sz w:val="21"/>
         </w:rPr>
-        <w:t>[중-08] Primary에서 `ALTER DATABASE RECOVER MANAGED STANDBY DATABASE`를 실행하면 발생하는 오류는?</w:t>
-      </w:r>
-    </w:p>
-    <w:p>
-      <w:r>
-        <w:rPr>
-          <w:rFonts w:ascii="맑은 고딕" w:hAnsi="맑은 고딕" w:eastAsia="맑은 고딕"/>
-          <w:sz w:val="21"/>
-        </w:rPr>
-        <w:t>① ORA-01665: control file is not a standby control file</w:t>
+        <w:t xml:space="preserve">[중-08] Primary에서 </w:t>
+      </w:r>
+      <w:r>
+        <w:rPr>
+          <w:rFonts w:ascii="Consolas" w:hAnsi="Consolas" w:eastAsia="맑은 고딕"/>
+          <w:sz w:val="21"/>
+        </w:rPr>
+        <w:t xml:space="preserve">ALTER DATABASE RECOVER MANAGED STANDBY DATABASE</w:t>
+      </w:r>
+      <w:r>
+        <w:rPr>
+          <w:rFonts w:ascii="맑은 고딕" w:hAnsi="맑은 고딕" w:eastAsia="맑은 고딕"/>
+          <w:sz w:val="21"/>
+        </w:rPr>
+        <w:t xml:space="preserve">를 실행하면 발생하는 오류는?</w:t>
+      </w:r>
+    </w:p>
+    <w:p>
+      <w:r>
+        <w:rPr>
+          <w:rFonts w:ascii="맑은 고딕" w:hAnsi="맑은 고딕" w:eastAsia="맑은 고딕"/>
+          <w:sz w:val="21"/>
+        </w:rPr>
+        <w:t>① ORA-00942</w:t>
       </w:r>
     </w:p>
     <w:p>
@@ -1544,7 +1810,7 @@
           <w:rFonts w:ascii="맑은 고딕" w:hAnsi="맑은 고딕" w:eastAsia="맑은 고딕"/>
           <w:sz w:val="21"/>
         </w:rPr>
-        <w:t>④ ORA-00942</w:t>
+        <w:t>④ ORA-01665: control file is not a standby control file</w:t>
       </w:r>
     </w:p>
     <w:p>
@@ -1562,7 +1828,35 @@
           <w:rFonts w:ascii="맑은 고딕" w:hAnsi="맑은 고딕" w:eastAsia="맑은 고딕"/>
           <w:sz w:val="21"/>
         </w:rPr>
-        <w:t>[중-09] `PROTECTION_MODE`와 `PROTECTION_LEVEL` 두 열이 따로 존재하는 이유는?</w:t>
+        <w:t xml:space="preserve">[중-09] </w:t>
+      </w:r>
+      <w:r>
+        <w:rPr>
+          <w:rFonts w:ascii="Consolas" w:hAnsi="Consolas" w:eastAsia="맑은 고딕"/>
+          <w:sz w:val="21"/>
+        </w:rPr>
+        <w:t xml:space="preserve">PROTECTION_MODE</w:t>
+      </w:r>
+      <w:r>
+        <w:rPr>
+          <w:rFonts w:ascii="맑은 고딕" w:hAnsi="맑은 고딕" w:eastAsia="맑은 고딕"/>
+          <w:sz w:val="21"/>
+        </w:rPr>
+        <w:t xml:space="preserve">와 </w:t>
+      </w:r>
+      <w:r>
+        <w:rPr>
+          <w:rFonts w:ascii="Consolas" w:hAnsi="Consolas" w:eastAsia="맑은 고딕"/>
+          <w:sz w:val="21"/>
+        </w:rPr>
+        <w:t xml:space="preserve">PROTECTION_LEVEL</w:t>
+      </w:r>
+      <w:r>
+        <w:rPr>
+          <w:rFonts w:ascii="맑은 고딕" w:hAnsi="맑은 고딕" w:eastAsia="맑은 고딕"/>
+          <w:sz w:val="21"/>
+        </w:rPr>
+        <w:t xml:space="preserve"> 두 열이 따로 존재하는 이유는?</w:t>
       </w:r>
     </w:p>
     <w:p>
@@ -1589,16 +1883,16 @@
           <w:rFonts w:ascii="맑은 고딕" w:hAnsi="맑은 고딕" w:eastAsia="맑은 고딕"/>
           <w:sz w:val="21"/>
         </w:rPr>
-        <w:t>③ 하나는 CDB용, 하나는 PDB용이기 때문</w:t>
-      </w:r>
-    </w:p>
-    <w:p>
-      <w:r>
-        <w:rPr>
-          <w:rFonts w:ascii="맑은 고딕" w:hAnsi="맑은 고딕" w:eastAsia="맑은 고딕"/>
-          <w:sz w:val="21"/>
-        </w:rPr>
-        <w:t>④ 하나는 Broker용, 하나는 SQL용이기 때문</w:t>
+        <w:t>③ 하나는 Broker용, 하나는 SQL용이기 때문</w:t>
+      </w:r>
+    </w:p>
+    <w:p>
+      <w:r>
+        <w:rPr>
+          <w:rFonts w:ascii="맑은 고딕" w:hAnsi="맑은 고딕" w:eastAsia="맑은 고딕"/>
+          <w:sz w:val="21"/>
+        </w:rPr>
+        <w:t>④ 하나는 CDB용, 하나는 PDB용이기 때문</w:t>
       </w:r>
     </w:p>
     <w:p>
@@ -1625,34 +1919,34 @@
           <w:rFonts w:ascii="맑은 고딕" w:hAnsi="맑은 고딕" w:eastAsia="맑은 고딕"/>
           <w:sz w:val="21"/>
         </w:rPr>
-        <w:t>① Primary가 종료된다</w:t>
-      </w:r>
-    </w:p>
-    <w:p>
-      <w:r>
-        <w:rPr>
-          <w:rFonts w:ascii="맑은 고딕" w:hAnsi="맑은 고딕" w:eastAsia="맑은 고딕"/>
-          <w:sz w:val="21"/>
-        </w:rPr>
-        <w:t>② 비동기화 모드로 계속 운영된다</w:t>
-      </w:r>
-    </w:p>
-    <w:p>
-      <w:r>
-        <w:rPr>
-          <w:rFonts w:ascii="맑은 고딕" w:hAnsi="맑은 고딕" w:eastAsia="맑은 고딕"/>
-          <w:sz w:val="21"/>
-        </w:rPr>
-        <w:t>③ 자동으로 Maximum Performance로 내려간다</w:t>
-      </w:r>
-    </w:p>
-    <w:p>
-      <w:r>
-        <w:rPr>
-          <w:rFonts w:ascii="맑은 고딕" w:hAnsi="맑은 고딕" w:eastAsia="맑은 고딕"/>
-          <w:sz w:val="21"/>
-        </w:rPr>
-        <w:t>④ 커밋이 로컬 기록만으로 완료된다</w:t>
+        <w:t>① 커밋이 로컬 기록만으로 완료된다</w:t>
+      </w:r>
+    </w:p>
+    <w:p>
+      <w:r>
+        <w:rPr>
+          <w:rFonts w:ascii="맑은 고딕" w:hAnsi="맑은 고딕" w:eastAsia="맑은 고딕"/>
+          <w:sz w:val="21"/>
+        </w:rPr>
+        <w:t>② 자동으로 Maximum Performance로 내려간다</w:t>
+      </w:r>
+    </w:p>
+    <w:p>
+      <w:r>
+        <w:rPr>
+          <w:rFonts w:ascii="맑은 고딕" w:hAnsi="맑은 고딕" w:eastAsia="맑은 고딕"/>
+          <w:sz w:val="21"/>
+        </w:rPr>
+        <w:t>③ 비동기화 모드로 계속 운영된다</w:t>
+      </w:r>
+    </w:p>
+    <w:p>
+      <w:r>
+        <w:rPr>
+          <w:rFonts w:ascii="맑은 고딕" w:hAnsi="맑은 고딕" w:eastAsia="맑은 고딕"/>
+          <w:sz w:val="21"/>
+        </w:rPr>
+        <w:t>④ Primary가 종료된다</w:t>
       </w:r>
     </w:p>
     <w:p>
@@ -1688,16 +1982,16 @@
           <w:rFonts w:ascii="맑은 고딕" w:hAnsi="맑은 고딕" w:eastAsia="맑은 고딕"/>
           <w:sz w:val="21"/>
         </w:rPr>
-        <w:t>② 커밋 조건이 다르다</w:t>
-      </w:r>
-    </w:p>
-    <w:p>
-      <w:r>
-        <w:rPr>
-          <w:rFonts w:ascii="맑은 고딕" w:hAnsi="맑은 고딕" w:eastAsia="맑은 고딕"/>
-          <w:sz w:val="21"/>
-        </w:rPr>
-        <w:t>③ SRL 요구 여부가 다르다</w:t>
+        <w:t>② SRL 요구 여부가 다르다</w:t>
+      </w:r>
+    </w:p>
+    <w:p>
+      <w:r>
+        <w:rPr>
+          <w:rFonts w:ascii="맑은 고딕" w:hAnsi="맑은 고딕" w:eastAsia="맑은 고딕"/>
+          <w:sz w:val="21"/>
+        </w:rPr>
+        <w:t>③ 커밋 조건이 다르다</w:t>
       </w:r>
     </w:p>
     <w:p>
@@ -1733,7 +2027,7 @@
           <w:rFonts w:ascii="맑은 고딕" w:hAnsi="맑은 고딕" w:eastAsia="맑은 고딕"/>
           <w:sz w:val="21"/>
         </w:rPr>
-        <w:t>① 필요한 아카이브 리두 로그가 Primary에서 이미 삭제된 경우</w:t>
+        <w:t>① ARCn 프로세스가 4개인 경우</w:t>
       </w:r>
     </w:p>
     <w:p>
@@ -1751,16 +2045,16 @@
           <w:rFonts w:ascii="맑은 고딕" w:hAnsi="맑은 고딕" w:eastAsia="맑은 고딕"/>
           <w:sz w:val="21"/>
         </w:rPr>
-        <w:t>③ 보호 모드가 Maximum Performance인 경우</w:t>
-      </w:r>
-    </w:p>
-    <w:p>
-      <w:r>
-        <w:rPr>
-          <w:rFonts w:ascii="맑은 고딕" w:hAnsi="맑은 고딕" w:eastAsia="맑은 고딕"/>
-          <w:sz w:val="21"/>
-        </w:rPr>
-        <w:t>④ ARCn 프로세스가 4개인 경우</w:t>
+        <w:t>③ 필요한 아카이브 리두 로그가 Primary에서 이미 삭제된 경우</w:t>
+      </w:r>
+    </w:p>
+    <w:p>
+      <w:r>
+        <w:rPr>
+          <w:rFonts w:ascii="맑은 고딕" w:hAnsi="맑은 고딕" w:eastAsia="맑은 고딕"/>
+          <w:sz w:val="21"/>
+        </w:rPr>
+        <w:t>④ 보호 모드가 Maximum Performance인 경우</w:t>
       </w:r>
     </w:p>
     <w:p>
@@ -1787,34 +2081,34 @@
           <w:rFonts w:ascii="맑은 고딕" w:hAnsi="맑은 고딕" w:eastAsia="맑은 고딕"/>
           <w:sz w:val="21"/>
         </w:rPr>
-        <w:t>① 보장 복원 지점(guaranteed restore point)</w:t>
-      </w:r>
-    </w:p>
-    <w:p>
-      <w:r>
-        <w:rPr>
-          <w:rFonts w:ascii="맑은 고딕" w:hAnsi="맑은 고딕" w:eastAsia="맑은 고딕"/>
-          <w:sz w:val="21"/>
-        </w:rPr>
-        <w:t>② 전체 RMAN 백업</w:t>
-      </w:r>
-    </w:p>
-    <w:p>
-      <w:r>
-        <w:rPr>
-          <w:rFonts w:ascii="맑은 고딕" w:hAnsi="맑은 고딕" w:eastAsia="맑은 고딕"/>
-          <w:sz w:val="21"/>
-        </w:rPr>
-        <w:t>③ 새 컨트롤 파일 사본</w:t>
-      </w:r>
-    </w:p>
-    <w:p>
-      <w:r>
-        <w:rPr>
-          <w:rFonts w:ascii="맑은 고딕" w:hAnsi="맑은 고딕" w:eastAsia="맑은 고딕"/>
-          <w:sz w:val="21"/>
-        </w:rPr>
-        <w:t>④ Data Pump 덤프</w:t>
+        <w:t>① Data Pump 덤프</w:t>
+      </w:r>
+    </w:p>
+    <w:p>
+      <w:r>
+        <w:rPr>
+          <w:rFonts w:ascii="맑은 고딕" w:hAnsi="맑은 고딕" w:eastAsia="맑은 고딕"/>
+          <w:sz w:val="21"/>
+        </w:rPr>
+        <w:t>② 보장 복원 지점(guaranteed restore point)</w:t>
+      </w:r>
+    </w:p>
+    <w:p>
+      <w:r>
+        <w:rPr>
+          <w:rFonts w:ascii="맑은 고딕" w:hAnsi="맑은 고딕" w:eastAsia="맑은 고딕"/>
+          <w:sz w:val="21"/>
+        </w:rPr>
+        <w:t>③ 전체 RMAN 백업</w:t>
+      </w:r>
+    </w:p>
+    <w:p>
+      <w:r>
+        <w:rPr>
+          <w:rFonts w:ascii="맑은 고딕" w:hAnsi="맑은 고딕" w:eastAsia="맑은 고딕"/>
+          <w:sz w:val="21"/>
+        </w:rPr>
+        <w:t>④ 새 컨트롤 파일 사본</w:t>
       </w:r>
     </w:p>
     <w:p>
@@ -1832,16 +2126,30 @@
           <w:rFonts w:ascii="맑은 고딕" w:hAnsi="맑은 고딕" w:eastAsia="맑은 고딕"/>
           <w:sz w:val="21"/>
         </w:rPr>
-        <w:t>[중-14] Snapshot standby로 변환한 뒤 `CONTROLFILE_TYPE`이 STANDBY에서 CURRENT로 바뀌는 이유는?</w:t>
-      </w:r>
-    </w:p>
-    <w:p>
-      <w:r>
-        <w:rPr>
-          <w:rFonts w:ascii="맑은 고딕" w:hAnsi="맑은 고딕" w:eastAsia="맑은 고딕"/>
-          <w:sz w:val="21"/>
-        </w:rPr>
-        <w:t>① 갱신 가능한 상태가 되려면 일반 컨트롤 파일이 필요하기 때문</w:t>
+        <w:t xml:space="preserve">[중-14] Snapshot standby로 변환한 뒤 </w:t>
+      </w:r>
+      <w:r>
+        <w:rPr>
+          <w:rFonts w:ascii="Consolas" w:hAnsi="Consolas" w:eastAsia="맑은 고딕"/>
+          <w:sz w:val="21"/>
+        </w:rPr>
+        <w:t xml:space="preserve">CONTROLFILE_TYPE</w:t>
+      </w:r>
+      <w:r>
+        <w:rPr>
+          <w:rFonts w:ascii="맑은 고딕" w:hAnsi="맑은 고딕" w:eastAsia="맑은 고딕"/>
+          <w:sz w:val="21"/>
+        </w:rPr>
+        <w:t xml:space="preserve">이 STANDBY에서 CURRENT로 바뀌는 이유는?</w:t>
+      </w:r>
+    </w:p>
+    <w:p>
+      <w:r>
+        <w:rPr>
+          <w:rFonts w:ascii="맑은 고딕" w:hAnsi="맑은 고딕" w:eastAsia="맑은 고딕"/>
+          <w:sz w:val="21"/>
+        </w:rPr>
+        <w:t>① 역할이 Primary로 바뀌기 때문</w:t>
       </w:r>
     </w:p>
     <w:p>
@@ -1868,7 +2176,7 @@
           <w:rFonts w:ascii="맑은 고딕" w:hAnsi="맑은 고딕" w:eastAsia="맑은 고딕"/>
           <w:sz w:val="21"/>
         </w:rPr>
-        <w:t>④ 역할이 Primary로 바뀌기 때문</w:t>
+        <w:t>④ 갱신 가능한 상태가 되려면 일반 컨트롤 파일이 필요하기 때문</w:t>
       </w:r>
     </w:p>
     <w:p>
@@ -1895,25 +2203,25 @@
           <w:rFonts w:ascii="맑은 고딕" w:hAnsi="맑은 고딕" w:eastAsia="맑은 고딕"/>
           <w:sz w:val="21"/>
         </w:rPr>
-        <w:t>① Snapshot standby</w:t>
-      </w:r>
-    </w:p>
-    <w:p>
-      <w:r>
-        <w:rPr>
-          <w:rFonts w:ascii="맑은 고딕" w:hAnsi="맑은 고딕" w:eastAsia="맑은 고딕"/>
-          <w:sz w:val="21"/>
-        </w:rPr>
-        <w:t>② Real-Time Query</w:t>
-      </w:r>
-    </w:p>
-    <w:p>
-      <w:r>
-        <w:rPr>
-          <w:rFonts w:ascii="맑은 고딕" w:hAnsi="맑은 고딕" w:eastAsia="맑은 고딕"/>
-          <w:sz w:val="21"/>
-        </w:rPr>
-        <w:t>③ Far Sync 인스턴스</w:t>
+        <w:t>① Far Sync 인스턴스</w:t>
+      </w:r>
+    </w:p>
+    <w:p>
+      <w:r>
+        <w:rPr>
+          <w:rFonts w:ascii="맑은 고딕" w:hAnsi="맑은 고딕" w:eastAsia="맑은 고딕"/>
+          <w:sz w:val="21"/>
+        </w:rPr>
+        <w:t>② Snapshot standby</w:t>
+      </w:r>
+    </w:p>
+    <w:p>
+      <w:r>
+        <w:rPr>
+          <w:rFonts w:ascii="맑은 고딕" w:hAnsi="맑은 고딕" w:eastAsia="맑은 고딕"/>
+          <w:sz w:val="21"/>
+        </w:rPr>
+        <w:t>③ Real-Time Query</w:t>
       </w:r>
     </w:p>
     <w:p>
@@ -1940,43 +2248,57 @@
           <w:rFonts w:ascii="맑은 고딕" w:hAnsi="맑은 고딕" w:eastAsia="맑은 고딕"/>
           <w:sz w:val="21"/>
         </w:rPr>
-        <w:t>[중-16] 실습에서 `DBA_FEATURE_USAGE_STATISTICS`가 0행이었던 원인은?</w:t>
-      </w:r>
-    </w:p>
-    <w:p>
-      <w:r>
-        <w:rPr>
-          <w:rFonts w:ascii="맑은 고딕" w:hAnsi="맑은 고딕" w:eastAsia="맑은 고딕"/>
-          <w:sz w:val="21"/>
-        </w:rPr>
-        <w:t>① CDB 환경에서 수집 결과가 PDB 컨테이너에 있었기 때문</w:t>
-      </w:r>
-    </w:p>
-    <w:p>
-      <w:r>
-        <w:rPr>
-          <w:rFonts w:ascii="맑은 고딕" w:hAnsi="맑은 고딕" w:eastAsia="맑은 고딕"/>
-          <w:sz w:val="21"/>
-        </w:rPr>
-        <w:t>② 뷰 이름이 틀렸기 때문</w:t>
-      </w:r>
-    </w:p>
-    <w:p>
-      <w:r>
-        <w:rPr>
-          <w:rFonts w:ascii="맑은 고딕" w:hAnsi="맑은 고딕" w:eastAsia="맑은 고딕"/>
-          <w:sz w:val="21"/>
-        </w:rPr>
-        <w:t>③ 라이선스가 없기 때문</w:t>
-      </w:r>
-    </w:p>
-    <w:p>
-      <w:r>
-        <w:rPr>
-          <w:rFonts w:ascii="맑은 고딕" w:hAnsi="맑은 고딕" w:eastAsia="맑은 고딕"/>
-          <w:sz w:val="21"/>
-        </w:rPr>
-        <w:t>④ Standby가 읽기 전용이기 때문</w:t>
+        <w:t xml:space="preserve">[중-16] 실습에서 </w:t>
+      </w:r>
+      <w:r>
+        <w:rPr>
+          <w:rFonts w:ascii="Consolas" w:hAnsi="Consolas" w:eastAsia="맑은 고딕"/>
+          <w:sz w:val="21"/>
+        </w:rPr>
+        <w:t xml:space="preserve">DBA_FEATURE_USAGE_STATISTICS</w:t>
+      </w:r>
+      <w:r>
+        <w:rPr>
+          <w:rFonts w:ascii="맑은 고딕" w:hAnsi="맑은 고딕" w:eastAsia="맑은 고딕"/>
+          <w:sz w:val="21"/>
+        </w:rPr>
+        <w:t xml:space="preserve">가 0행이었던 원인은?</w:t>
+      </w:r>
+    </w:p>
+    <w:p>
+      <w:r>
+        <w:rPr>
+          <w:rFonts w:ascii="맑은 고딕" w:hAnsi="맑은 고딕" w:eastAsia="맑은 고딕"/>
+          <w:sz w:val="21"/>
+        </w:rPr>
+        <w:t>① 뷰 이름이 틀렸기 때문</w:t>
+      </w:r>
+    </w:p>
+    <w:p>
+      <w:r>
+        <w:rPr>
+          <w:rFonts w:ascii="맑은 고딕" w:hAnsi="맑은 고딕" w:eastAsia="맑은 고딕"/>
+          <w:sz w:val="21"/>
+        </w:rPr>
+        <w:t>② CDB 환경에서 수집 결과가 PDB 컨테이너에 있었기 때문</w:t>
+      </w:r>
+    </w:p>
+    <w:p>
+      <w:r>
+        <w:rPr>
+          <w:rFonts w:ascii="맑은 고딕" w:hAnsi="맑은 고딕" w:eastAsia="맑은 고딕"/>
+          <w:sz w:val="21"/>
+        </w:rPr>
+        <w:t>③ Standby가 읽기 전용이기 때문</w:t>
+      </w:r>
+    </w:p>
+    <w:p>
+      <w:r>
+        <w:rPr>
+          <w:rFonts w:ascii="맑은 고딕" w:hAnsi="맑은 고딕" w:eastAsia="맑은 고딕"/>
+          <w:sz w:val="21"/>
+        </w:rPr>
+        <w:t>④ 라이선스가 없기 때문</w:t>
       </w:r>
     </w:p>
     <w:p>
@@ -2003,34 +2325,76 @@
           <w:rFonts w:ascii="맑은 고딕" w:hAnsi="맑은 고딕" w:eastAsia="맑은 고딕"/>
           <w:sz w:val="21"/>
         </w:rPr>
-        <w:t>① Standby의 `V$DATABASE.OPEN_MODE`</w:t>
-      </w:r>
-    </w:p>
-    <w:p>
-      <w:r>
-        <w:rPr>
-          <w:rFonts w:ascii="맑은 고딕" w:hAnsi="맑은 고딕" w:eastAsia="맑은 고딕"/>
-          <w:sz w:val="21"/>
-        </w:rPr>
-        <w:t>② `V$OPTION`의 값이 TRUE인지</w:t>
-      </w:r>
-    </w:p>
-    <w:p>
-      <w:r>
-        <w:rPr>
-          <w:rFonts w:ascii="맑은 고딕" w:hAnsi="맑은 고딕" w:eastAsia="맑은 고딕"/>
-          <w:sz w:val="21"/>
-        </w:rPr>
-        <w:t>③ `DBA_FEATURE_USAGE_STATISTICS.DETECTED_USAGES`</w:t>
-      </w:r>
-    </w:p>
-    <w:p>
-      <w:r>
-        <w:rPr>
-          <w:rFonts w:ascii="맑은 고딕" w:hAnsi="맑은 고딕" w:eastAsia="맑은 고딕"/>
-          <w:sz w:val="21"/>
-        </w:rPr>
-        <w:t>④ `V$VERSION`의 배너</w:t>
+        <w:t xml:space="preserve">① Standby의 </w:t>
+      </w:r>
+      <w:r>
+        <w:rPr>
+          <w:rFonts w:ascii="Consolas" w:hAnsi="Consolas" w:eastAsia="맑은 고딕"/>
+          <w:sz w:val="21"/>
+        </w:rPr>
+        <w:t xml:space="preserve">V$DATABASE.OPEN_MODE</w:t>
+      </w:r>
+    </w:p>
+    <w:p>
+      <w:r>
+        <w:rPr>
+          <w:rFonts w:ascii="맑은 고딕" w:hAnsi="맑은 고딕" w:eastAsia="맑은 고딕"/>
+          <w:sz w:val="21"/>
+        </w:rPr>
+        <w:t xml:space="preserve">② </w:t>
+      </w:r>
+      <w:r>
+        <w:rPr>
+          <w:rFonts w:ascii="Consolas" w:hAnsi="Consolas" w:eastAsia="맑은 고딕"/>
+          <w:sz w:val="21"/>
+        </w:rPr>
+        <w:t xml:space="preserve">V$OPTION</w:t>
+      </w:r>
+      <w:r>
+        <w:rPr>
+          <w:rFonts w:ascii="맑은 고딕" w:hAnsi="맑은 고딕" w:eastAsia="맑은 고딕"/>
+          <w:sz w:val="21"/>
+        </w:rPr>
+        <w:t xml:space="preserve">의 값이 TRUE인지</w:t>
+      </w:r>
+    </w:p>
+    <w:p>
+      <w:r>
+        <w:rPr>
+          <w:rFonts w:ascii="맑은 고딕" w:hAnsi="맑은 고딕" w:eastAsia="맑은 고딕"/>
+          <w:sz w:val="21"/>
+        </w:rPr>
+        <w:t xml:space="preserve">③ </w:t>
+      </w:r>
+      <w:r>
+        <w:rPr>
+          <w:rFonts w:ascii="Consolas" w:hAnsi="Consolas" w:eastAsia="맑은 고딕"/>
+          <w:sz w:val="21"/>
+        </w:rPr>
+        <w:t xml:space="preserve">V$VERSION</w:t>
+      </w:r>
+      <w:r>
+        <w:rPr>
+          <w:rFonts w:ascii="맑은 고딕" w:hAnsi="맑은 고딕" w:eastAsia="맑은 고딕"/>
+          <w:sz w:val="21"/>
+        </w:rPr>
+        <w:t xml:space="preserve">의 배너</w:t>
+      </w:r>
+    </w:p>
+    <w:p>
+      <w:r>
+        <w:rPr>
+          <w:rFonts w:ascii="맑은 고딕" w:hAnsi="맑은 고딕" w:eastAsia="맑은 고딕"/>
+          <w:sz w:val="21"/>
+        </w:rPr>
+        <w:t xml:space="preserve">④ </w:t>
+      </w:r>
+      <w:r>
+        <w:rPr>
+          <w:rFonts w:ascii="Consolas" w:hAnsi="Consolas" w:eastAsia="맑은 고딕"/>
+          <w:sz w:val="21"/>
+        </w:rPr>
+        <w:t xml:space="preserve">DBA_FEATURE_USAGE_STATISTICS.DETECTED_USAGES</w:t>
       </w:r>
     </w:p>
     <w:p>
@@ -2048,7 +2412,35 @@
           <w:rFonts w:ascii="맑은 고딕" w:hAnsi="맑은 고딕" w:eastAsia="맑은 고딕"/>
           <w:sz w:val="21"/>
         </w:rPr>
-        <w:t>[중-18] `V$OPTION`에서 `Oracle Data Guard`가 TRUE라는 것의 의미는?</w:t>
+        <w:t xml:space="preserve">[중-18] </w:t>
+      </w:r>
+      <w:r>
+        <w:rPr>
+          <w:rFonts w:ascii="Consolas" w:hAnsi="Consolas" w:eastAsia="맑은 고딕"/>
+          <w:sz w:val="21"/>
+        </w:rPr>
+        <w:t xml:space="preserve">V$OPTION</w:t>
+      </w:r>
+      <w:r>
+        <w:rPr>
+          <w:rFonts w:ascii="맑은 고딕" w:hAnsi="맑은 고딕" w:eastAsia="맑은 고딕"/>
+          <w:sz w:val="21"/>
+        </w:rPr>
+        <w:t xml:space="preserve">에서 </w:t>
+      </w:r>
+      <w:r>
+        <w:rPr>
+          <w:rFonts w:ascii="Consolas" w:hAnsi="Consolas" w:eastAsia="맑은 고딕"/>
+          <w:sz w:val="21"/>
+        </w:rPr>
+        <w:t xml:space="preserve">Oracle Data Guard</w:t>
+      </w:r>
+      <w:r>
+        <w:rPr>
+          <w:rFonts w:ascii="맑은 고딕" w:hAnsi="맑은 고딕" w:eastAsia="맑은 고딕"/>
+          <w:sz w:val="21"/>
+        </w:rPr>
+        <w:t xml:space="preserve">가 TRUE라는 것의 의미는?</w:t>
       </w:r>
     </w:p>
     <w:p>
@@ -2102,16 +2494,30 @@
           <w:rFonts w:ascii="맑은 고딕" w:hAnsi="맑은 고딕" w:eastAsia="맑은 고딕"/>
           <w:sz w:val="21"/>
         </w:rPr>
-        <w:t>[중-19] boston-srv에서 `ORACLE_SID=chicago`로 접속했을 때 나는 오류는?</w:t>
-      </w:r>
-    </w:p>
-    <w:p>
-      <w:r>
-        <w:rPr>
-          <w:rFonts w:ascii="맑은 고딕" w:hAnsi="맑은 고딕" w:eastAsia="맑은 고딕"/>
-          <w:sz w:val="21"/>
-        </w:rPr>
-        <w:t>① ORA-01034: ORACLE not available</w:t>
+        <w:t xml:space="preserve">[중-19] boston-srv에서 </w:t>
+      </w:r>
+      <w:r>
+        <w:rPr>
+          <w:rFonts w:ascii="Consolas" w:hAnsi="Consolas" w:eastAsia="맑은 고딕"/>
+          <w:sz w:val="21"/>
+        </w:rPr>
+        <w:t xml:space="preserve">ORACLE_SID=chicago</w:t>
+      </w:r>
+      <w:r>
+        <w:rPr>
+          <w:rFonts w:ascii="맑은 고딕" w:hAnsi="맑은 고딕" w:eastAsia="맑은 고딕"/>
+          <w:sz w:val="21"/>
+        </w:rPr>
+        <w:t xml:space="preserve">로 접속했을 때 나는 오류는?</w:t>
+      </w:r>
+    </w:p>
+    <w:p>
+      <w:r>
+        <w:rPr>
+          <w:rFonts w:ascii="맑은 고딕" w:hAnsi="맑은 고딕" w:eastAsia="맑은 고딕"/>
+          <w:sz w:val="21"/>
+        </w:rPr>
+        <w:t>① ORA-16000</w:t>
       </w:r>
     </w:p>
     <w:p>
@@ -2129,7 +2535,7 @@
           <w:rFonts w:ascii="맑은 고딕" w:hAnsi="맑은 고딕" w:eastAsia="맑은 고딕"/>
           <w:sz w:val="21"/>
         </w:rPr>
-        <w:t>③ ORA-16000</w:t>
+        <w:t>③ ORA-01034: ORACLE not available</w:t>
       </w:r>
     </w:p>
     <w:p>
@@ -2165,34 +2571,34 @@
           <w:rFonts w:ascii="맑은 고딕" w:hAnsi="맑은 고딕" w:eastAsia="맑은 고딕"/>
           <w:sz w:val="21"/>
         </w:rPr>
-        <w:t>① SESSIONTIMEZONE</w:t>
-      </w:r>
-    </w:p>
-    <w:p>
-      <w:r>
-        <w:rPr>
-          <w:rFonts w:ascii="맑은 고딕" w:hAnsi="맑은 고딕" w:eastAsia="맑은 고딕"/>
-          <w:sz w:val="21"/>
-        </w:rPr>
-        <w:t>② DBTIMEZONE</w:t>
-      </w:r>
-    </w:p>
-    <w:p>
-      <w:r>
-        <w:rPr>
-          <w:rFonts w:ascii="맑은 고딕" w:hAnsi="맑은 고딕" w:eastAsia="맑은 고딕"/>
-          <w:sz w:val="21"/>
-        </w:rPr>
-        <w:t>③ DB_BLOCK_SIZE</w:t>
-      </w:r>
-    </w:p>
-    <w:p>
-      <w:r>
-        <w:rPr>
-          <w:rFonts w:ascii="맑은 고딕" w:hAnsi="맑은 고딕" w:eastAsia="맑은 고딕"/>
-          <w:sz w:val="21"/>
-        </w:rPr>
-        <w:t>④ NLS_CHARACTERSET</w:t>
+        <w:t>① NLS_CHARACTERSET</w:t>
+      </w:r>
+    </w:p>
+    <w:p>
+      <w:r>
+        <w:rPr>
+          <w:rFonts w:ascii="맑은 고딕" w:hAnsi="맑은 고딕" w:eastAsia="맑은 고딕"/>
+          <w:sz w:val="21"/>
+        </w:rPr>
+        <w:t>② DB_BLOCK_SIZE</w:t>
+      </w:r>
+    </w:p>
+    <w:p>
+      <w:r>
+        <w:rPr>
+          <w:rFonts w:ascii="맑은 고딕" w:hAnsi="맑은 고딕" w:eastAsia="맑은 고딕"/>
+          <w:sz w:val="21"/>
+        </w:rPr>
+        <w:t>③ SESSIONTIMEZONE</w:t>
+      </w:r>
+    </w:p>
+    <w:p>
+      <w:r>
+        <w:rPr>
+          <w:rFonts w:ascii="맑은 고딕" w:hAnsi="맑은 고딕" w:eastAsia="맑은 고딕"/>
+          <w:sz w:val="21"/>
+        </w:rPr>
+        <w:t>④ DBTIMEZONE</w:t>
       </w:r>
     </w:p>
     <w:p>
@@ -2218,16 +2624,30 @@
           <w:rFonts w:ascii="맑은 고딕" w:hAnsi="맑은 고딕" w:eastAsia="맑은 고딕"/>
           <w:sz w:val="21"/>
         </w:rPr>
-        <w:t>[상-01] Standby의 `V$MANAGED_STANDBY`에서 RFS가 시퀀스 19 블록 3866, MRP0이 시퀀스 19 블록 3881을 가리키고 있다. 올바른 해석은?</w:t>
-      </w:r>
-    </w:p>
-    <w:p>
-      <w:r>
-        <w:rPr>
-          <w:rFonts w:ascii="맑은 고딕" w:hAnsi="맑은 고딕" w:eastAsia="맑은 고딕"/>
-          <w:sz w:val="21"/>
-        </w:rPr>
-        <w:t>① 실시간 적용이 동작 중이며 적용이 수신을 바짝 따라가고 있다</w:t>
+        <w:t xml:space="preserve">[상-01] Standby의 </w:t>
+      </w:r>
+      <w:r>
+        <w:rPr>
+          <w:rFonts w:ascii="Consolas" w:hAnsi="Consolas" w:eastAsia="맑은 고딕"/>
+          <w:sz w:val="21"/>
+        </w:rPr>
+        <w:t xml:space="preserve">V$MANAGED_STANDBY</w:t>
+      </w:r>
+      <w:r>
+        <w:rPr>
+          <w:rFonts w:ascii="맑은 고딕" w:hAnsi="맑은 고딕" w:eastAsia="맑은 고딕"/>
+          <w:sz w:val="21"/>
+        </w:rPr>
+        <w:t xml:space="preserve">에서 RFS가 시퀀스 19 블록 3866, MRP0이 시퀀스 19 블록 3881을 가리키고 있다. 올바른 해석은?</w:t>
+      </w:r>
+    </w:p>
+    <w:p>
+      <w:r>
+        <w:rPr>
+          <w:rFonts w:ascii="맑은 고딕" w:hAnsi="맑은 고딕" w:eastAsia="맑은 고딕"/>
+          <w:sz w:val="21"/>
+        </w:rPr>
+        <w:t>① 갭이 발생했다</w:t>
       </w:r>
     </w:p>
     <w:p>
@@ -2245,16 +2665,16 @@
           <w:rFonts w:ascii="맑은 고딕" w:hAnsi="맑은 고딕" w:eastAsia="맑은 고딕"/>
           <w:sz w:val="21"/>
         </w:rPr>
-        <w:t>③ 갭이 발생했다</w:t>
-      </w:r>
-    </w:p>
-    <w:p>
-      <w:r>
-        <w:rPr>
-          <w:rFonts w:ascii="맑은 고딕" w:hAnsi="맑은 고딕" w:eastAsia="맑은 고딕"/>
-          <w:sz w:val="21"/>
-        </w:rPr>
-        <w:t>④ MRP가 미래의 리두를 적용하고 있어 오류 상태다</w:t>
+        <w:t>③ MRP가 미래의 리두를 적용하고 있어 오류 상태다</w:t>
+      </w:r>
+    </w:p>
+    <w:p>
+      <w:r>
+        <w:rPr>
+          <w:rFonts w:ascii="맑은 고딕" w:hAnsi="맑은 고딕" w:eastAsia="맑은 고딕"/>
+          <w:sz w:val="21"/>
+        </w:rPr>
+        <w:t>④ 실시간 적용이 동작 중이며 적용이 수신을 바짝 따라가고 있다</w:t>
       </w:r>
     </w:p>
     <w:p>
@@ -2272,43 +2692,57 @@
           <w:rFonts w:ascii="맑은 고딕" w:hAnsi="맑은 고딕" w:eastAsia="맑은 고딕"/>
           <w:sz w:val="21"/>
         </w:rPr>
-        <w:t>[상-02] Primary가 ASYNC 전송인데 `V$DATAGUARD_PROCESS`에 NSSn이 보이지 않는다. 그 이유는?</w:t>
-      </w:r>
-    </w:p>
-    <w:p>
-      <w:r>
-        <w:rPr>
-          <w:rFonts w:ascii="맑은 고딕" w:hAnsi="맑은 고딕" w:eastAsia="맑은 고딕"/>
-          <w:sz w:val="21"/>
-        </w:rPr>
-        <w:t>① NSSn은 SYNC 전송 전용이며 ASYNC에서는 TTnn이 담당한다</w:t>
-      </w:r>
-    </w:p>
-    <w:p>
-      <w:r>
-        <w:rPr>
-          <w:rFonts w:ascii="맑은 고딕" w:hAnsi="맑은 고딕" w:eastAsia="맑은 고딕"/>
-          <w:sz w:val="21"/>
-        </w:rPr>
-        <w:t>② NSSn이 비정상 종료됐다</w:t>
-      </w:r>
-    </w:p>
-    <w:p>
-      <w:r>
-        <w:rPr>
-          <w:rFonts w:ascii="맑은 고딕" w:hAnsi="맑은 고딕" w:eastAsia="맑은 고딕"/>
-          <w:sz w:val="21"/>
-        </w:rPr>
-        <w:t>③ 보호 모드가 Maximum Performance이면 NSSn이 없다는 뜻은 아니다</w:t>
-      </w:r>
-    </w:p>
-    <w:p>
-      <w:r>
-        <w:rPr>
-          <w:rFonts w:ascii="맑은 고딕" w:hAnsi="맑은 고딕" w:eastAsia="맑은 고딕"/>
-          <w:sz w:val="21"/>
-        </w:rPr>
-        <w:t>④ NSSn은 Standby에만 존재한다</w:t>
+        <w:t xml:space="preserve">[상-02] Primary가 ASYNC 전송인데 </w:t>
+      </w:r>
+      <w:r>
+        <w:rPr>
+          <w:rFonts w:ascii="Consolas" w:hAnsi="Consolas" w:eastAsia="맑은 고딕"/>
+          <w:sz w:val="21"/>
+        </w:rPr>
+        <w:t xml:space="preserve">V$DATAGUARD_PROCESS</w:t>
+      </w:r>
+      <w:r>
+        <w:rPr>
+          <w:rFonts w:ascii="맑은 고딕" w:hAnsi="맑은 고딕" w:eastAsia="맑은 고딕"/>
+          <w:sz w:val="21"/>
+        </w:rPr>
+        <w:t xml:space="preserve">에 NSSn이 보이지 않는다. 그 이유는?</w:t>
+      </w:r>
+    </w:p>
+    <w:p>
+      <w:r>
+        <w:rPr>
+          <w:rFonts w:ascii="맑은 고딕" w:hAnsi="맑은 고딕" w:eastAsia="맑은 고딕"/>
+          <w:sz w:val="21"/>
+        </w:rPr>
+        <w:t>① NSSn이 비정상 종료됐다</w:t>
+      </w:r>
+    </w:p>
+    <w:p>
+      <w:r>
+        <w:rPr>
+          <w:rFonts w:ascii="맑은 고딕" w:hAnsi="맑은 고딕" w:eastAsia="맑은 고딕"/>
+          <w:sz w:val="21"/>
+        </w:rPr>
+        <w:t>② NSSn은 Standby에만 존재한다</w:t>
+      </w:r>
+    </w:p>
+    <w:p>
+      <w:r>
+        <w:rPr>
+          <w:rFonts w:ascii="맑은 고딕" w:hAnsi="맑은 고딕" w:eastAsia="맑은 고딕"/>
+          <w:sz w:val="21"/>
+        </w:rPr>
+        <w:t>③ NSSn은 SYNC 전송 전용이며 ASYNC에서는 TTnn이 담당한다</w:t>
+      </w:r>
+    </w:p>
+    <w:p>
+      <w:r>
+        <w:rPr>
+          <w:rFonts w:ascii="맑은 고딕" w:hAnsi="맑은 고딕" w:eastAsia="맑은 고딕"/>
+          <w:sz w:val="21"/>
+        </w:rPr>
+        <w:t>④ 보호 모드가 Maximum Performance이면 NSSn이 없다는 뜻은 아니다</w:t>
       </w:r>
     </w:p>
     <w:p>
@@ -2326,43 +2760,71 @@
           <w:rFonts w:ascii="맑은 고딕" w:hAnsi="맑은 고딕" w:eastAsia="맑은 고딕"/>
           <w:sz w:val="21"/>
         </w:rPr>
-        <w:t>[상-03] `CONVERT TO PHYSICAL STANDBY` 직후 `SHUTDOWN IMMEDIATE`를 실행했더니 ORA-01109가 출력되고 이어서 'Database dismounted'가 나왔다. 올바른 판단은?</w:t>
-      </w:r>
-    </w:p>
-    <w:p>
-      <w:r>
-        <w:rPr>
-          <w:rFonts w:ascii="맑은 고딕" w:hAnsi="맑은 고딕" w:eastAsia="맑은 고딕"/>
-          <w:sz w:val="21"/>
-        </w:rPr>
-        <w:t>① 정상이다. MOUNT 상태라 닫을 데이터베이스가 없어 나오는 안내 메시지다</w:t>
-      </w:r>
-    </w:p>
-    <w:p>
-      <w:r>
-        <w:rPr>
-          <w:rFonts w:ascii="맑은 고딕" w:hAnsi="맑은 고딕" w:eastAsia="맑은 고딕"/>
-          <w:sz w:val="21"/>
-        </w:rPr>
-        <w:t>② 변환이 실패했으므로 처음부터 다시 해야 한다</w:t>
-      </w:r>
-    </w:p>
-    <w:p>
-      <w:r>
-        <w:rPr>
-          <w:rFonts w:ascii="맑은 고딕" w:hAnsi="맑은 고딕" w:eastAsia="맑은 고딕"/>
-          <w:sz w:val="21"/>
-        </w:rPr>
-        <w:t>③ 컨트롤 파일이 손상됐다</w:t>
-      </w:r>
-    </w:p>
-    <w:p>
-      <w:r>
-        <w:rPr>
-          <w:rFonts w:ascii="맑은 고딕" w:hAnsi="맑은 고딕" w:eastAsia="맑은 고딕"/>
-          <w:sz w:val="21"/>
-        </w:rPr>
-        <w:t>④ 복원 지점이 삭제되지 않았다는 뜻이다</w:t>
+        <w:t xml:space="preserve">[상-03] </w:t>
+      </w:r>
+      <w:r>
+        <w:rPr>
+          <w:rFonts w:ascii="Consolas" w:hAnsi="Consolas" w:eastAsia="맑은 고딕"/>
+          <w:sz w:val="21"/>
+        </w:rPr>
+        <w:t xml:space="preserve">CONVERT TO PHYSICAL STANDBY</w:t>
+      </w:r>
+      <w:r>
+        <w:rPr>
+          <w:rFonts w:ascii="맑은 고딕" w:hAnsi="맑은 고딕" w:eastAsia="맑은 고딕"/>
+          <w:sz w:val="21"/>
+        </w:rPr>
+        <w:t xml:space="preserve"> 직후 </w:t>
+      </w:r>
+      <w:r>
+        <w:rPr>
+          <w:rFonts w:ascii="Consolas" w:hAnsi="Consolas" w:eastAsia="맑은 고딕"/>
+          <w:sz w:val="21"/>
+        </w:rPr>
+        <w:t xml:space="preserve">SHUTDOWN IMMEDIATE</w:t>
+      </w:r>
+      <w:r>
+        <w:rPr>
+          <w:rFonts w:ascii="맑은 고딕" w:hAnsi="맑은 고딕" w:eastAsia="맑은 고딕"/>
+          <w:sz w:val="21"/>
+        </w:rPr>
+        <w:t xml:space="preserve">를 실행했더니 ORA-01109가 출력되고 이어서 'Database dismounted'가 나왔다. 올바른 판단은?</w:t>
+      </w:r>
+    </w:p>
+    <w:p>
+      <w:r>
+        <w:rPr>
+          <w:rFonts w:ascii="맑은 고딕" w:hAnsi="맑은 고딕" w:eastAsia="맑은 고딕"/>
+          <w:sz w:val="21"/>
+        </w:rPr>
+        <w:t>① 복원 지점이 삭제되지 않았다는 뜻이다</w:t>
+      </w:r>
+    </w:p>
+    <w:p>
+      <w:r>
+        <w:rPr>
+          <w:rFonts w:ascii="맑은 고딕" w:hAnsi="맑은 고딕" w:eastAsia="맑은 고딕"/>
+          <w:sz w:val="21"/>
+        </w:rPr>
+        <w:t>② 컨트롤 파일이 손상됐다</w:t>
+      </w:r>
+    </w:p>
+    <w:p>
+      <w:r>
+        <w:rPr>
+          <w:rFonts w:ascii="맑은 고딕" w:hAnsi="맑은 고딕" w:eastAsia="맑은 고딕"/>
+          <w:sz w:val="21"/>
+        </w:rPr>
+        <w:t>③ 변환이 실패했으므로 처음부터 다시 해야 한다</w:t>
+      </w:r>
+    </w:p>
+    <w:p>
+      <w:r>
+        <w:rPr>
+          <w:rFonts w:ascii="맑은 고딕" w:hAnsi="맑은 고딕" w:eastAsia="맑은 고딕"/>
+          <w:sz w:val="21"/>
+        </w:rPr>
+        <w:t>④ 정상이다. MOUNT 상태라 닫을 데이터베이스가 없어 나오는 안내 메시지다</w:t>
       </w:r>
     </w:p>
     <w:p>
@@ -2380,16 +2842,44 @@
           <w:rFonts w:ascii="맑은 고딕" w:hAnsi="맑은 고딕" w:eastAsia="맑은 고딕"/>
           <w:sz w:val="21"/>
         </w:rPr>
-        <w:t>[상-04] Standby에서 `CDB_FEATURE_USAGE_STATISTICS`의 Active Data Guard 행이 존재하지만 `DETECTED_USAGES`가 0인 이유로 가장 적절한 것은?</w:t>
-      </w:r>
-    </w:p>
-    <w:p>
-      <w:r>
-        <w:rPr>
-          <w:rFonts w:ascii="맑은 고딕" w:hAnsi="맑은 고딕" w:eastAsia="맑은 고딕"/>
-          <w:sz w:val="21"/>
-        </w:rPr>
-        <w:t>① 읽기 전용이라 복제받은 딕셔너리 값이 그대로 남아 갱신되지 않기 때문</w:t>
+        <w:t xml:space="preserve">[상-04] Standby에서 </w:t>
+      </w:r>
+      <w:r>
+        <w:rPr>
+          <w:rFonts w:ascii="Consolas" w:hAnsi="Consolas" w:eastAsia="맑은 고딕"/>
+          <w:sz w:val="21"/>
+        </w:rPr>
+        <w:t xml:space="preserve">CDB_FEATURE_USAGE_STATISTICS</w:t>
+      </w:r>
+      <w:r>
+        <w:rPr>
+          <w:rFonts w:ascii="맑은 고딕" w:hAnsi="맑은 고딕" w:eastAsia="맑은 고딕"/>
+          <w:sz w:val="21"/>
+        </w:rPr>
+        <w:t xml:space="preserve">의 Active Data Guard 행이 존재하지만 </w:t>
+      </w:r>
+      <w:r>
+        <w:rPr>
+          <w:rFonts w:ascii="Consolas" w:hAnsi="Consolas" w:eastAsia="맑은 고딕"/>
+          <w:sz w:val="21"/>
+        </w:rPr>
+        <w:t xml:space="preserve">DETECTED_USAGES</w:t>
+      </w:r>
+      <w:r>
+        <w:rPr>
+          <w:rFonts w:ascii="맑은 고딕" w:hAnsi="맑은 고딕" w:eastAsia="맑은 고딕"/>
+          <w:sz w:val="21"/>
+        </w:rPr>
+        <w:t xml:space="preserve">가 0인 이유로 가장 적절한 것은?</w:t>
+      </w:r>
+    </w:p>
+    <w:p>
+      <w:r>
+        <w:rPr>
+          <w:rFonts w:ascii="맑은 고딕" w:hAnsi="맑은 고딕" w:eastAsia="맑은 고딕"/>
+          <w:sz w:val="21"/>
+        </w:rPr>
+        <w:t>① MMON이 그 뷰를 갱신하지 않기 때문</w:t>
       </w:r>
     </w:p>
     <w:p>
@@ -2407,7 +2897,7 @@
           <w:rFonts w:ascii="맑은 고딕" w:hAnsi="맑은 고딕" w:eastAsia="맑은 고딕"/>
           <w:sz w:val="21"/>
         </w:rPr>
-        <w:t>③ MMON이 그 뷰를 갱신하지 않기 때문</w:t>
+        <w:t>③ 읽기 전용이라 복제받은 딕셔너리 값이 그대로 남아 갱신되지 않기 때문</w:t>
       </w:r>
     </w:p>
     <w:p>
@@ -2488,16 +2978,44 @@
           <w:rFonts w:ascii="맑은 고딕" w:hAnsi="맑은 고딕" w:eastAsia="맑은 고딕"/>
           <w:sz w:val="21"/>
         </w:rPr>
-        <w:t>[상-06] `V$DATAGUARD_CONFIG`의 `PARENT_DBUN` 열이 나타내는 것은?</w:t>
-      </w:r>
-    </w:p>
-    <w:p>
-      <w:r>
-        <w:rPr>
-          <w:rFonts w:ascii="맑은 고딕" w:hAnsi="맑은 고딕" w:eastAsia="맑은 고딕"/>
-          <w:sz w:val="21"/>
-        </w:rPr>
-        <w:t>① 해당 데이터베이스가 리두를 받아 오는 상위 데이터베이스</w:t>
+        <w:t xml:space="preserve">[상-06] </w:t>
+      </w:r>
+      <w:r>
+        <w:rPr>
+          <w:rFonts w:ascii="Consolas" w:hAnsi="Consolas" w:eastAsia="맑은 고딕"/>
+          <w:sz w:val="21"/>
+        </w:rPr>
+        <w:t xml:space="preserve">V$DATAGUARD_CONFIG</w:t>
+      </w:r>
+      <w:r>
+        <w:rPr>
+          <w:rFonts w:ascii="맑은 고딕" w:hAnsi="맑은 고딕" w:eastAsia="맑은 고딕"/>
+          <w:sz w:val="21"/>
+        </w:rPr>
+        <w:t xml:space="preserve">의 </w:t>
+      </w:r>
+      <w:r>
+        <w:rPr>
+          <w:rFonts w:ascii="Consolas" w:hAnsi="Consolas" w:eastAsia="맑은 고딕"/>
+          <w:sz w:val="21"/>
+        </w:rPr>
+        <w:t xml:space="preserve">PARENT_DBUN</w:t>
+      </w:r>
+      <w:r>
+        <w:rPr>
+          <w:rFonts w:ascii="맑은 고딕" w:hAnsi="맑은 고딕" w:eastAsia="맑은 고딕"/>
+          <w:sz w:val="21"/>
+        </w:rPr>
+        <w:t xml:space="preserve"> 열이 나타내는 것은?</w:t>
+      </w:r>
+    </w:p>
+    <w:p>
+      <w:r>
+        <w:rPr>
+          <w:rFonts w:ascii="맑은 고딕" w:hAnsi="맑은 고딕" w:eastAsia="맑은 고딕"/>
+          <w:sz w:val="21"/>
+        </w:rPr>
+        <w:t>① Far Sync 인스턴스의 이름</w:t>
       </w:r>
     </w:p>
     <w:p>
@@ -2524,7 +3042,7 @@
           <w:rFonts w:ascii="맑은 고딕" w:hAnsi="맑은 고딕" w:eastAsia="맑은 고딕"/>
           <w:sz w:val="21"/>
         </w:rPr>
-        <w:t>④ Far Sync 인스턴스의 이름</w:t>
+        <w:t>④ 해당 데이터베이스가 리두를 받아 오는 상위 데이터베이스</w:t>
       </w:r>
     </w:p>
     <w:p>
@@ -2542,25 +3060,53 @@
           <w:rFonts w:ascii="맑은 고딕" w:hAnsi="맑은 고딕" w:eastAsia="맑은 고딕"/>
           <w:sz w:val="21"/>
         </w:rPr>
-        <w:t>[상-07] 엔디안 확인을 위해 `V$DATABASE`와 `V$TRANSPORTABLE_PLATFORM`을 조인하는 이유는?</w:t>
-      </w:r>
-    </w:p>
-    <w:p>
-      <w:r>
-        <w:rPr>
-          <w:rFonts w:ascii="맑은 고딕" w:hAnsi="맑은 고딕" w:eastAsia="맑은 고딕"/>
-          <w:sz w:val="21"/>
-        </w:rPr>
-        <w:t>① 전자는 내 플랫폼명을, 후자는 그 플랫폼의 엔디안을 알려 주기 때문</w:t>
-      </w:r>
-    </w:p>
-    <w:p>
-      <w:r>
-        <w:rPr>
-          <w:rFonts w:ascii="맑은 고딕" w:hAnsi="맑은 고딕" w:eastAsia="맑은 고딕"/>
-          <w:sz w:val="21"/>
-        </w:rPr>
-        <w:t>② 두 뷰가 같은 정보를 중복 저장하기 때문</w:t>
+        <w:t xml:space="preserve">[상-07] 엔디안 확인을 위해 </w:t>
+      </w:r>
+      <w:r>
+        <w:rPr>
+          <w:rFonts w:ascii="Consolas" w:hAnsi="Consolas" w:eastAsia="맑은 고딕"/>
+          <w:sz w:val="21"/>
+        </w:rPr>
+        <w:t xml:space="preserve">V$DATABASE</w:t>
+      </w:r>
+      <w:r>
+        <w:rPr>
+          <w:rFonts w:ascii="맑은 고딕" w:hAnsi="맑은 고딕" w:eastAsia="맑은 고딕"/>
+          <w:sz w:val="21"/>
+        </w:rPr>
+        <w:t xml:space="preserve">와 </w:t>
+      </w:r>
+      <w:r>
+        <w:rPr>
+          <w:rFonts w:ascii="Consolas" w:hAnsi="Consolas" w:eastAsia="맑은 고딕"/>
+          <w:sz w:val="21"/>
+        </w:rPr>
+        <w:t xml:space="preserve">V$TRANSPORTABLE_PLATFORM</w:t>
+      </w:r>
+      <w:r>
+        <w:rPr>
+          <w:rFonts w:ascii="맑은 고딕" w:hAnsi="맑은 고딕" w:eastAsia="맑은 고딕"/>
+          <w:sz w:val="21"/>
+        </w:rPr>
+        <w:t xml:space="preserve">을 조인하는 이유는?</w:t>
+      </w:r>
+    </w:p>
+    <w:p>
+      <w:r>
+        <w:rPr>
+          <w:rFonts w:ascii="맑은 고딕" w:hAnsi="맑은 고딕" w:eastAsia="맑은 고딕"/>
+          <w:sz w:val="21"/>
+        </w:rPr>
+        <w:t>① V$DATABASE에는 엔디안 열이 있으나 신뢰할 수 없기 때문</w:t>
+      </w:r>
+    </w:p>
+    <w:p>
+      <w:r>
+        <w:rPr>
+          <w:rFonts w:ascii="맑은 고딕" w:hAnsi="맑은 고딕" w:eastAsia="맑은 고딕"/>
+          <w:sz w:val="21"/>
+        </w:rPr>
+        <w:t>② 전자는 내 플랫폼명을, 후자는 그 플랫폼의 엔디안을 알려 주기 때문</w:t>
       </w:r>
     </w:p>
     <w:p>
@@ -2578,7 +3124,7 @@
           <w:rFonts w:ascii="맑은 고딕" w:hAnsi="맑은 고딕" w:eastAsia="맑은 고딕"/>
           <w:sz w:val="21"/>
         </w:rPr>
-        <w:t>④ V$DATABASE에는 엔디안 열이 있으나 신뢰할 수 없기 때문</w:t>
+        <w:t>④ 두 뷰가 같은 정보를 중복 저장하기 때문</w:t>
       </w:r>
     </w:p>
     <w:p>
@@ -2605,34 +3151,34 @@
           <w:rFonts w:ascii="맑은 고딕" w:hAnsi="맑은 고딕" w:eastAsia="맑은 고딕"/>
           <w:sz w:val="21"/>
         </w:rPr>
-        <w:t>① 리두가 적용되지 않아 Standby로 동작할 수 없다</w:t>
-      </w:r>
-    </w:p>
-    <w:p>
-      <w:r>
-        <w:rPr>
-          <w:rFonts w:ascii="맑은 고딕" w:hAnsi="맑은 고딕" w:eastAsia="맑은 고딕"/>
-          <w:sz w:val="21"/>
-        </w:rPr>
-        <w:t>② 성능만 떨어지고 동작은 한다</w:t>
-      </w:r>
-    </w:p>
-    <w:p>
-      <w:r>
-        <w:rPr>
-          <w:rFonts w:ascii="맑은 고딕" w:hAnsi="맑은 고딕" w:eastAsia="맑은 고딕"/>
-          <w:sz w:val="21"/>
-        </w:rPr>
-        <w:t>③ Broker 등록만 실패한다</w:t>
-      </w:r>
-    </w:p>
-    <w:p>
-      <w:r>
-        <w:rPr>
-          <w:rFonts w:ascii="맑은 고딕" w:hAnsi="맑은 고딕" w:eastAsia="맑은 고딕"/>
-          <w:sz w:val="21"/>
-        </w:rPr>
-        <w:t>④ 역할 전환만 불가능하다</w:t>
+        <w:t>① Broker 등록만 실패한다</w:t>
+      </w:r>
+    </w:p>
+    <w:p>
+      <w:r>
+        <w:rPr>
+          <w:rFonts w:ascii="맑은 고딕" w:hAnsi="맑은 고딕" w:eastAsia="맑은 고딕"/>
+          <w:sz w:val="21"/>
+        </w:rPr>
+        <w:t>② 역할 전환만 불가능하다</w:t>
+      </w:r>
+    </w:p>
+    <w:p>
+      <w:r>
+        <w:rPr>
+          <w:rFonts w:ascii="맑은 고딕" w:hAnsi="맑은 고딕" w:eastAsia="맑은 고딕"/>
+          <w:sz w:val="21"/>
+        </w:rPr>
+        <w:t>③ 성능만 떨어지고 동작은 한다</w:t>
+      </w:r>
+    </w:p>
+    <w:p>
+      <w:r>
+        <w:rPr>
+          <w:rFonts w:ascii="맑은 고딕" w:hAnsi="맑은 고딕" w:eastAsia="맑은 고딕"/>
+          <w:sz w:val="21"/>
+        </w:rPr>
+        <w:t>④ 리두가 적용되지 않아 Standby로 동작할 수 없다</w:t>
       </w:r>
     </w:p>
     <w:p>
@@ -2659,7 +3205,7 @@
           <w:rFonts w:ascii="맑은 고딕" w:hAnsi="맑은 고딕" w:eastAsia="맑은 고딕"/>
           <w:sz w:val="21"/>
         </w:rPr>
-        <w:t>① Active Data Guard 옵션 라이선스 보유 여부</w:t>
+        <w:t>① 두 노드의 SESSIONTIMEZONE 일치 여부</w:t>
       </w:r>
     </w:p>
     <w:p>
@@ -2677,7 +3223,7 @@
           <w:rFonts w:ascii="맑은 고딕" w:hAnsi="맑은 고딕" w:eastAsia="맑은 고딕"/>
           <w:sz w:val="21"/>
         </w:rPr>
-        <w:t>③ 두 노드의 SESSIONTIMEZONE 일치 여부</w:t>
+        <w:t>③ Active Data Guard 옵션 라이선스 보유 여부</w:t>
       </w:r>
     </w:p>
     <w:p>
@@ -2704,16 +3250,30 @@
           <w:rFonts w:ascii="맑은 고딕" w:hAnsi="맑은 고딕" w:eastAsia="맑은 고딕"/>
           <w:sz w:val="21"/>
         </w:rPr>
-        <w:t>[상-10] 실습 환경에서 Primary는 `SWITCHOVER_STATUS`가 TO STANDBY, Standby는 NOT ALLOWED였다. 올바른 해석은?</w:t>
-      </w:r>
-    </w:p>
-    <w:p>
-      <w:r>
-        <w:rPr>
-          <w:rFonts w:ascii="맑은 고딕" w:hAnsi="맑은 고딕" w:eastAsia="맑은 고딕"/>
-          <w:sz w:val="21"/>
-        </w:rPr>
-        <w:t>① Primary는 역할을 넘겨줄 준비가 되었고, Standby 쪽 값은 이 상태에서 정상이다</w:t>
+        <w:t xml:space="preserve">[상-10] 실습 환경에서 Primary는 </w:t>
+      </w:r>
+      <w:r>
+        <w:rPr>
+          <w:rFonts w:ascii="Consolas" w:hAnsi="Consolas" w:eastAsia="맑은 고딕"/>
+          <w:sz w:val="21"/>
+        </w:rPr>
+        <w:t xml:space="preserve">SWITCHOVER_STATUS</w:t>
+      </w:r>
+      <w:r>
+        <w:rPr>
+          <w:rFonts w:ascii="맑은 고딕" w:hAnsi="맑은 고딕" w:eastAsia="맑은 고딕"/>
+          <w:sz w:val="21"/>
+        </w:rPr>
+        <w:t xml:space="preserve">가 TO STANDBY, Standby는 NOT ALLOWED였다. 올바른 해석은?</w:t>
+      </w:r>
+    </w:p>
+    <w:p>
+      <w:r>
+        <w:rPr>
+          <w:rFonts w:ascii="맑은 고딕" w:hAnsi="맑은 고딕" w:eastAsia="맑은 고딕"/>
+          <w:sz w:val="21"/>
+        </w:rPr>
+        <w:t>① 두 값이 모두 TO STANDBY여야 정상이다</w:t>
       </w:r>
     </w:p>
     <w:p>
@@ -2731,19 +3291,21 @@
           <w:rFonts w:ascii="맑은 고딕" w:hAnsi="맑은 고딕" w:eastAsia="맑은 고딕"/>
           <w:sz w:val="21"/>
         </w:rPr>
-        <w:t>③ 두 값이 모두 TO STANDBY여야 정상이다</w:t>
-      </w:r>
-    </w:p>
-    <w:p>
-      <w:r>
-        <w:rPr>
-          <w:rFonts w:ascii="맑은 고딕" w:hAnsi="맑은 고딕" w:eastAsia="맑은 고딕"/>
-          <w:sz w:val="21"/>
-        </w:rPr>
-        <w:t>④ 보호 모드가 낮아 전환이 막힌 상태다</w:t>
+        <w:t>③ 보호 모드가 낮아 전환이 막힌 상태다</w:t>
+      </w:r>
+    </w:p>
+    <w:p>
+      <w:r>
+        <w:rPr>
+          <w:rFonts w:ascii="맑은 고딕" w:hAnsi="맑은 고딕" w:eastAsia="맑은 고딕"/>
+          <w:sz w:val="21"/>
+        </w:rPr>
+        <w:t>④ Primary는 역할을 넘겨줄 준비가 되었고, Standby 쪽 값은 이 상태에서 정상이다</w:t>
       </w:r>
     </w:p>
     <w:sectPr>
+      <w:headerReference w:type="default" r:id="rId9"/>
+      <w:footerReference w:type="default" r:id="rId10"/>
       <w:pgSz w:w="12240" w:h="15840"/>
       <w:pgMar w:top="1440" w:right="1800" w:bottom="1440" w:left="1800" w:header="720" w:footer="720" w:gutter="0"/>
       <w:cols w:space="720"/>
@@ -2751,6 +3313,26 @@
     </w:sectPr>
   </w:body>
 </w:document>
+</file>
+
+<file path=word/footer1.xml><?xml version="1.0" encoding="utf-8"?>
+<w:ftr xmlns:m="http://schemas.openxmlformats.org/officeDocument/2006/math" xmlns:mc="http://schemas.openxmlformats.org/markup-compatibility/2006" xmlns:mo="http://schemas.microsoft.com/office/mac/office/2008/main" xmlns:mv="urn:schemas-microsoft-com:mac:vml" xmlns:o="urn:schemas-microsoft-com:office:office" xmlns:r="http://schemas.openxmlformats.org/officeDocument/2006/relationships" xmlns:v="urn:schemas-microsoft-com:vml" xmlns:w10="urn:schemas-microsoft-com:office:word" xmlns:w14="http://schemas.microsoft.com/office/word/2010/wordml" xmlns:w="http://schemas.openxmlformats.org/wordprocessingml/2006/main" xmlns:wne="http://schemas.microsoft.com/office/word/2006/wordml" xmlns:wp14="http://schemas.microsoft.com/office/word/2010/wordprocessingDrawing" xmlns:wp="http://schemas.openxmlformats.org/drawingml/2006/wordprocessingDrawing" xmlns:wpc="http://schemas.microsoft.com/office/word/2010/wordprocessingCanvas" xmlns:wpg="http://schemas.microsoft.com/office/word/2010/wordprocessingGroup" xmlns:wpi="http://schemas.microsoft.com/office/word/2010/wordprocessingInk" xmlns:wps="http://schemas.microsoft.com/office/word/2010/wordprocessingShape" mc:Ignorable="w14 wp14">
+  <w:p>
+    <w:pPr>
+      <w:pStyle w:val="Footer"/>
+    </w:pPr>
+  </w:p>
+</w:ftr>
+</file>
+
+<file path=word/header1.xml><?xml version="1.0" encoding="utf-8"?>
+<w:hdr xmlns:m="http://schemas.openxmlformats.org/officeDocument/2006/math" xmlns:mc="http://schemas.openxmlformats.org/markup-compatibility/2006" xmlns:mo="http://schemas.microsoft.com/office/mac/office/2008/main" xmlns:mv="urn:schemas-microsoft-com:mac:vml" xmlns:o="urn:schemas-microsoft-com:office:office" xmlns:r="http://schemas.openxmlformats.org/officeDocument/2006/relationships" xmlns:v="urn:schemas-microsoft-com:vml" xmlns:w10="urn:schemas-microsoft-com:office:word" xmlns:w14="http://schemas.microsoft.com/office/word/2010/wordml" xmlns:w="http://schemas.openxmlformats.org/wordprocessingml/2006/main" xmlns:wne="http://schemas.microsoft.com/office/word/2006/wordml" xmlns:wp14="http://schemas.microsoft.com/office/word/2010/wordprocessingDrawing" xmlns:wp="http://schemas.openxmlformats.org/drawingml/2006/wordprocessingDrawing" xmlns:wpc="http://schemas.microsoft.com/office/word/2010/wordprocessingCanvas" xmlns:wpg="http://schemas.microsoft.com/office/word/2010/wordprocessingGroup" xmlns:wpi="http://schemas.microsoft.com/office/word/2010/wordprocessingInk" xmlns:wps="http://schemas.microsoft.com/office/word/2010/wordprocessingShape" mc:Ignorable="w14 wp14">
+  <w:p>
+    <w:pPr>
+      <w:pStyle w:val="Header"/>
+    </w:pPr>
+  </w:p>
+</w:hdr>
 </file>
 
 <file path=word/numbering.xml><?xml version="1.0" encoding="utf-8"?>
